--- a/JavaFullConcept.docx
+++ b/JavaFullConcept.docx
@@ -534,6 +534,148 @@
           <w:sz w:val="36"/>
           <w:szCs w:val="36"/>
         </w:rPr>
+        <w:t>What is software?</w:t>
+      </w:r>
+    </w:p>
+    <w:p>
+      <w:pPr>
+        <w:pStyle w:val="ListParagraph"/>
+        <w:numPr>
+          <w:ilvl w:val="0"/>
+          <w:numId w:val="46"/>
+        </w:numPr>
+        <w:rPr>
+          <w:rFonts w:ascii="Times New Roman" w:hAnsi="Times New Roman" w:cs="Times New Roman"/>
+          <w:sz w:val="36"/>
+          <w:szCs w:val="36"/>
+        </w:rPr>
+      </w:pPr>
+      <w:r>
+        <w:rPr>
+          <w:rFonts w:ascii="Times New Roman" w:hAnsi="Times New Roman" w:cs="Times New Roman"/>
+          <w:sz w:val="36"/>
+          <w:szCs w:val="36"/>
+        </w:rPr>
+        <w:t>Software is a collection of programs or instruction that tells a computer what to do. A computer cannot perform any task without software.</w:t>
+      </w:r>
+    </w:p>
+    <w:p>
+      <w:pPr>
+        <w:pStyle w:val="ListParagraph"/>
+        <w:numPr>
+          <w:ilvl w:val="0"/>
+          <w:numId w:val="46"/>
+        </w:numPr>
+        <w:rPr>
+          <w:rFonts w:ascii="Times New Roman" w:hAnsi="Times New Roman" w:cs="Times New Roman"/>
+          <w:sz w:val="36"/>
+          <w:szCs w:val="36"/>
+        </w:rPr>
+      </w:pPr>
+      <w:r>
+        <w:rPr>
+          <w:rFonts w:ascii="Times New Roman" w:hAnsi="Times New Roman" w:cs="Times New Roman"/>
+          <w:sz w:val="36"/>
+          <w:szCs w:val="36"/>
+        </w:rPr>
+        <w:t>Software helps users to perform different task such as browsing the internet, sending message, watching videos.</w:t>
+      </w:r>
+    </w:p>
+    <w:p>
+      <w:pPr>
+        <w:pStyle w:val="ListParagraph"/>
+        <w:numPr>
+          <w:ilvl w:val="0"/>
+          <w:numId w:val="46"/>
+        </w:numPr>
+        <w:rPr>
+          <w:rFonts w:ascii="Times New Roman" w:hAnsi="Times New Roman" w:cs="Times New Roman"/>
+          <w:sz w:val="36"/>
+          <w:szCs w:val="36"/>
+        </w:rPr>
+      </w:pPr>
+      <w:r>
+        <w:rPr>
+          <w:rFonts w:ascii="Times New Roman" w:hAnsi="Times New Roman" w:cs="Times New Roman"/>
+          <w:sz w:val="36"/>
+          <w:szCs w:val="36"/>
+        </w:rPr>
+        <w:t xml:space="preserve">There are two main software are there </w:t>
+      </w:r>
+      <w:r>
+        <w:rPr>
+          <w:rFonts w:ascii="Times New Roman" w:hAnsi="Times New Roman" w:cs="Times New Roman"/>
+          <w:b/>
+          <w:bCs/>
+          <w:sz w:val="36"/>
+          <w:szCs w:val="36"/>
+        </w:rPr>
+        <w:t xml:space="preserve">System Software </w:t>
+      </w:r>
+      <w:r>
+        <w:rPr>
+          <w:rFonts w:ascii="Times New Roman" w:hAnsi="Times New Roman" w:cs="Times New Roman"/>
+          <w:sz w:val="36"/>
+          <w:szCs w:val="36"/>
+        </w:rPr>
+        <w:t xml:space="preserve">like window or </w:t>
+      </w:r>
+      <w:r>
+        <w:rPr>
+          <w:rFonts w:ascii="Times New Roman" w:hAnsi="Times New Roman" w:cs="Times New Roman"/>
+          <w:sz w:val="36"/>
+          <w:szCs w:val="36"/>
+        </w:rPr>
+        <w:t xml:space="preserve">Linux and </w:t>
+      </w:r>
+      <w:r>
+        <w:rPr>
+          <w:rFonts w:ascii="Times New Roman" w:hAnsi="Times New Roman" w:cs="Times New Roman"/>
+          <w:b/>
+          <w:bCs/>
+          <w:sz w:val="36"/>
+          <w:szCs w:val="36"/>
+        </w:rPr>
+        <w:t xml:space="preserve">Application Software </w:t>
+      </w:r>
+      <w:r>
+        <w:rPr>
+          <w:rFonts w:ascii="Times New Roman" w:hAnsi="Times New Roman" w:cs="Times New Roman"/>
+          <w:sz w:val="36"/>
+          <w:szCs w:val="36"/>
+        </w:rPr>
+        <w:t xml:space="preserve">like chrome, WhatsApp. </w:t>
+      </w:r>
+    </w:p>
+    <w:p>
+      <w:pPr>
+        <w:rPr>
+          <w:rFonts w:ascii="Times New Roman" w:hAnsi="Times New Roman" w:cs="Times New Roman"/>
+          <w:b/>
+          <w:bCs/>
+          <w:sz w:val="36"/>
+          <w:szCs w:val="36"/>
+        </w:rPr>
+      </w:pPr>
+    </w:p>
+    <w:p>
+      <w:pPr>
+        <w:rPr>
+          <w:rFonts w:ascii="Times New Roman" w:hAnsi="Times New Roman" w:cs="Times New Roman"/>
+          <w:b/>
+          <w:bCs/>
+          <w:sz w:val="36"/>
+          <w:szCs w:val="36"/>
+        </w:rPr>
+      </w:pPr>
+      <w:r>
+        <w:rPr>
+          <w:rFonts w:ascii="Times New Roman" w:hAnsi="Times New Roman" w:cs="Times New Roman"/>
+          <w:b/>
+          <w:bCs/>
+          <w:sz w:val="36"/>
+          <w:szCs w:val="36"/>
+        </w:rPr>
         <w:t>Java</w:t>
       </w:r>
     </w:p>
@@ -640,6 +782,7 @@
           <w:sz w:val="32"/>
           <w:szCs w:val="32"/>
         </w:rPr>
+        <w:lastRenderedPageBreak/>
         <w:drawing>
           <wp:inline distT="0" distB="0" distL="0" distR="0" wp14:anchorId="62B53DE4" wp14:editId="5E1450E2">
             <wp:extent cx="4417060" cy="1689100"/>
@@ -1525,21 +1668,12 @@
                                 <w:szCs w:val="18"/>
                               </w:rPr>
                             </w:pPr>
-                            <w:proofErr w:type="spellStart"/>
                             <w:r>
                               <w:rPr>
                                 <w:sz w:val="18"/>
                                 <w:szCs w:val="18"/>
                               </w:rPr>
-                              <w:t>Javac</w:t>
-                            </w:r>
-                            <w:proofErr w:type="spellEnd"/>
-                            <w:r>
-                              <w:rPr>
-                                <w:sz w:val="18"/>
-                                <w:szCs w:val="18"/>
-                              </w:rPr>
-                              <w:t xml:space="preserve"> compiler</w:t>
+                              <w:t>Javac compiler</w:t>
                             </w:r>
                           </w:p>
                         </w:txbxContent>
@@ -1574,21 +1708,12 @@
                           <w:szCs w:val="18"/>
                         </w:rPr>
                       </w:pPr>
-                      <w:proofErr w:type="spellStart"/>
                       <w:r>
                         <w:rPr>
                           <w:sz w:val="18"/>
                           <w:szCs w:val="18"/>
                         </w:rPr>
-                        <w:t>Javac</w:t>
-                      </w:r>
-                      <w:proofErr w:type="spellEnd"/>
-                      <w:r>
-                        <w:rPr>
-                          <w:sz w:val="18"/>
-                          <w:szCs w:val="18"/>
-                        </w:rPr>
-                        <w:t xml:space="preserve"> compiler</w:t>
+                        <w:t>Javac compiler</w:t>
                       </w:r>
                     </w:p>
                   </w:txbxContent>
@@ -1703,20 +1828,8 @@
           <w:sz w:val="32"/>
           <w:szCs w:val="32"/>
         </w:rPr>
-        <w:t xml:space="preserve">Java file </w:t>
-      </w:r>
-      <w:proofErr w:type="gramStart"/>
-      <w:r>
-        <w:rPr>
-          <w:rFonts w:ascii="Times New Roman" w:hAnsi="Times New Roman" w:cs="Times New Roman"/>
-          <w:b/>
-          <w:bCs/>
-          <w:sz w:val="32"/>
-          <w:szCs w:val="32"/>
-        </w:rPr>
-        <w:t>contain</w:t>
-      </w:r>
-      <w:proofErr w:type="gramEnd"/>
+        <w:t>Java file contain</w:t>
+      </w:r>
     </w:p>
     <w:p>
       <w:pPr>
@@ -2594,25 +2707,16 @@
           <w:sz w:val="32"/>
           <w:szCs w:val="32"/>
         </w:rPr>
+        <w:t xml:space="preserve"> class </w:t>
+      </w:r>
+      <w:r>
+        <w:rPr>
+          <w:rFonts w:ascii="Times New Roman" w:hAnsi="Times New Roman" w:cs="Times New Roman"/>
+          <w:sz w:val="32"/>
+          <w:szCs w:val="32"/>
+        </w:rPr>
         <w:t xml:space="preserve"> </w:t>
       </w:r>
-      <w:proofErr w:type="gramStart"/>
-      <w:r>
-        <w:rPr>
-          <w:rFonts w:ascii="Times New Roman" w:hAnsi="Times New Roman" w:cs="Times New Roman"/>
-          <w:sz w:val="32"/>
-          <w:szCs w:val="32"/>
-        </w:rPr>
-        <w:t xml:space="preserve">class </w:t>
-      </w:r>
-      <w:r>
-        <w:rPr>
-          <w:rFonts w:ascii="Times New Roman" w:hAnsi="Times New Roman" w:cs="Times New Roman"/>
-          <w:sz w:val="32"/>
-          <w:szCs w:val="32"/>
-        </w:rPr>
-        <w:t xml:space="preserve"> </w:t>
-      </w:r>
       <w:proofErr w:type="spellStart"/>
       <w:r>
         <w:rPr>
@@ -2620,25 +2724,7 @@
           <w:sz w:val="32"/>
           <w:szCs w:val="32"/>
         </w:rPr>
-        <w:t>first</w:t>
-      </w:r>
-      <w:proofErr w:type="gramEnd"/>
-      <w:r>
-        <w:rPr>
-          <w:rFonts w:ascii="Times New Roman" w:hAnsi="Times New Roman" w:cs="Times New Roman"/>
-          <w:sz w:val="32"/>
-          <w:szCs w:val="32"/>
-        </w:rPr>
-        <w:t>_</w:t>
-      </w:r>
-      <w:proofErr w:type="gramStart"/>
-      <w:r>
-        <w:rPr>
-          <w:rFonts w:ascii="Times New Roman" w:hAnsi="Times New Roman" w:cs="Times New Roman"/>
-          <w:sz w:val="32"/>
-          <w:szCs w:val="32"/>
-        </w:rPr>
-        <w:t>Program</w:t>
+        <w:t>first_Program</w:t>
       </w:r>
       <w:proofErr w:type="spellEnd"/>
       <w:r>
@@ -2649,7 +2735,6 @@
         </w:rPr>
         <w:t>{</w:t>
       </w:r>
-      <w:proofErr w:type="gramEnd"/>
     </w:p>
     <w:p>
       <w:pPr>
@@ -2750,28 +2835,9 @@
           <w:sz w:val="32"/>
           <w:szCs w:val="32"/>
         </w:rPr>
-        <w:t xml:space="preserve">    public static void </w:t>
-      </w:r>
-      <w:proofErr w:type="gramStart"/>
-      <w:r>
-        <w:rPr>
-          <w:rFonts w:ascii="Times New Roman" w:hAnsi="Times New Roman" w:cs="Times New Roman"/>
-          <w:sz w:val="32"/>
-          <w:szCs w:val="32"/>
-        </w:rPr>
-        <w:t>main(String[</w:t>
-      </w:r>
-      <w:proofErr w:type="gramEnd"/>
-      <w:r>
-        <w:rPr>
-          <w:rFonts w:ascii="Times New Roman" w:hAnsi="Times New Roman" w:cs="Times New Roman"/>
-          <w:sz w:val="32"/>
-          <w:szCs w:val="32"/>
-        </w:rPr>
-        <w:t xml:space="preserve">] </w:t>
+        <w:t xml:space="preserve">    public static void main(String[] </w:t>
       </w:r>
       <w:proofErr w:type="spellStart"/>
-      <w:proofErr w:type="gramStart"/>
       <w:r>
         <w:rPr>
           <w:rFonts w:ascii="Times New Roman" w:hAnsi="Times New Roman" w:cs="Times New Roman"/>
@@ -2797,7 +2863,6 @@
         </w:rPr>
         <w:t>){</w:t>
       </w:r>
-      <w:proofErr w:type="gramEnd"/>
     </w:p>
     <w:p>
       <w:pPr>
@@ -2875,6 +2940,7 @@
         <w:rPr>
           <w:noProof/>
         </w:rPr>
+        <w:lastRenderedPageBreak/>
         <w:drawing>
           <wp:inline distT="0" distB="0" distL="0" distR="0" wp14:anchorId="1E3E0EA3" wp14:editId="4DC44680">
             <wp:extent cx="6645910" cy="2575560"/>
@@ -3104,7 +3170,6 @@
           <w:sz w:val="32"/>
           <w:szCs w:val="32"/>
         </w:rPr>
-        <w:lastRenderedPageBreak/>
         <w:t>Identifier should not use keyword/Reserved words</w:t>
       </w:r>
     </w:p>
@@ -3414,6 +3479,7 @@
           <w:sz w:val="32"/>
           <w:szCs w:val="32"/>
         </w:rPr>
+        <w:lastRenderedPageBreak/>
         <w:drawing>
           <wp:anchor distT="0" distB="0" distL="114300" distR="114300" simplePos="0" relativeHeight="251706368" behindDoc="0" locked="0" layoutInCell="1" allowOverlap="1" wp14:anchorId="7DD17AAE" wp14:editId="685C71C6">
             <wp:simplePos x="684055" y="4327695"/>
@@ -3802,7 +3868,6 @@
           <w:sz w:val="32"/>
           <w:szCs w:val="32"/>
         </w:rPr>
-        <w:lastRenderedPageBreak/>
         <w:t>Numeric Data Types</w:t>
       </w:r>
       <w:r>
@@ -3827,61 +3892,7 @@
           <w:sz w:val="32"/>
           <w:szCs w:val="32"/>
         </w:rPr>
-        <w:t xml:space="preserve"> * Integral – </w:t>
-      </w:r>
-      <w:proofErr w:type="gramStart"/>
-      <w:r>
-        <w:rPr>
-          <w:rFonts w:ascii="Times New Roman" w:hAnsi="Times New Roman" w:cs="Times New Roman"/>
-          <w:sz w:val="32"/>
-          <w:szCs w:val="32"/>
-        </w:rPr>
-        <w:t>bytes(</w:t>
-      </w:r>
-      <w:proofErr w:type="gramEnd"/>
-      <w:r>
-        <w:rPr>
-          <w:rFonts w:ascii="Times New Roman" w:hAnsi="Times New Roman" w:cs="Times New Roman"/>
-          <w:sz w:val="32"/>
-          <w:szCs w:val="32"/>
-        </w:rPr>
-        <w:t xml:space="preserve">range: -128 to 127), </w:t>
-      </w:r>
-      <w:proofErr w:type="gramStart"/>
-      <w:r>
-        <w:rPr>
-          <w:rFonts w:ascii="Times New Roman" w:hAnsi="Times New Roman" w:cs="Times New Roman"/>
-          <w:sz w:val="32"/>
-          <w:szCs w:val="32"/>
-        </w:rPr>
-        <w:t>short(</w:t>
-      </w:r>
-      <w:proofErr w:type="gramEnd"/>
-      <w:r>
-        <w:rPr>
-          <w:rFonts w:ascii="Times New Roman" w:hAnsi="Times New Roman" w:cs="Times New Roman"/>
-          <w:sz w:val="32"/>
-          <w:szCs w:val="32"/>
-        </w:rPr>
-        <w:t xml:space="preserve">range: -32768 to 32767), </w:t>
-      </w:r>
-      <w:proofErr w:type="gramStart"/>
-      <w:r>
-        <w:rPr>
-          <w:rFonts w:ascii="Times New Roman" w:hAnsi="Times New Roman" w:cs="Times New Roman"/>
-          <w:sz w:val="32"/>
-          <w:szCs w:val="32"/>
-        </w:rPr>
-        <w:t>int(</w:t>
-      </w:r>
-      <w:proofErr w:type="gramEnd"/>
-      <w:r>
-        <w:rPr>
-          <w:rFonts w:ascii="Times New Roman" w:hAnsi="Times New Roman" w:cs="Times New Roman"/>
-          <w:sz w:val="32"/>
-          <w:szCs w:val="32"/>
-        </w:rPr>
-        <w:t>range: 2 power 31), long</w:t>
+        <w:t xml:space="preserve"> * Integral – bytes(range: -128 to 127), short(range: -32768 to 32767), int(range: 2 power 31), long</w:t>
       </w:r>
     </w:p>
     <w:p>
@@ -4076,6 +4087,7 @@
           <w:sz w:val="32"/>
           <w:szCs w:val="32"/>
         </w:rPr>
+        <w:lastRenderedPageBreak/>
         <w:t>Example:</w:t>
       </w:r>
     </w:p>
@@ -4322,7 +4334,6 @@
         <w:rPr>
           <w:noProof/>
         </w:rPr>
-        <w:lastRenderedPageBreak/>
         <w:drawing>
           <wp:anchor distT="0" distB="0" distL="114300" distR="114300" simplePos="0" relativeHeight="251683840" behindDoc="1" locked="0" layoutInCell="1" allowOverlap="1" wp14:anchorId="5754CFB3" wp14:editId="6BB0E915">
             <wp:simplePos x="0" y="0"/>
@@ -4492,7 +4503,7 @@
         <w:pStyle w:val="ListParagraph"/>
         <w:numPr>
           <w:ilvl w:val="0"/>
-          <w:numId w:val="21"/>
+          <w:numId w:val="20"/>
         </w:numPr>
         <w:rPr>
           <w:rFonts w:ascii="Times New Roman" w:hAnsi="Times New Roman" w:cs="Times New Roman"/>
@@ -4514,7 +4525,7 @@
         <w:pStyle w:val="ListParagraph"/>
         <w:numPr>
           <w:ilvl w:val="0"/>
-          <w:numId w:val="21"/>
+          <w:numId w:val="20"/>
         </w:numPr>
         <w:rPr>
           <w:rFonts w:ascii="Times New Roman" w:hAnsi="Times New Roman" w:cs="Times New Roman"/>
@@ -4538,7 +4549,7 @@
         <w:pStyle w:val="ListParagraph"/>
         <w:numPr>
           <w:ilvl w:val="0"/>
-          <w:numId w:val="21"/>
+          <w:numId w:val="20"/>
         </w:numPr>
         <w:rPr>
           <w:rFonts w:ascii="Times New Roman" w:hAnsi="Times New Roman" w:cs="Times New Roman"/>
@@ -4562,7 +4573,7 @@
         <w:pStyle w:val="ListParagraph"/>
         <w:numPr>
           <w:ilvl w:val="0"/>
-          <w:numId w:val="21"/>
+          <w:numId w:val="20"/>
         </w:numPr>
         <w:rPr>
           <w:rFonts w:ascii="Times New Roman" w:hAnsi="Times New Roman" w:cs="Times New Roman"/>
@@ -4752,6 +4763,7 @@
           <w:sz w:val="32"/>
           <w:szCs w:val="32"/>
         </w:rPr>
+        <w:lastRenderedPageBreak/>
         <w:tab/>
         <w:t>A variable in Java is like a container that holds data. You give it a name, and you can store different values in it while the program runs.</w:t>
       </w:r>
@@ -4775,6 +4787,174 @@
           <w:szCs w:val="32"/>
         </w:rPr>
         <w:t>Types of Variables:</w:t>
+      </w:r>
+    </w:p>
+    <w:p>
+      <w:pPr>
+        <w:pStyle w:val="ListParagraph"/>
+        <w:numPr>
+          <w:ilvl w:val="0"/>
+          <w:numId w:val="11"/>
+        </w:numPr>
+        <w:rPr>
+          <w:rFonts w:ascii="Times New Roman" w:hAnsi="Times New Roman" w:cs="Times New Roman"/>
+          <w:b/>
+          <w:bCs/>
+          <w:sz w:val="32"/>
+          <w:szCs w:val="32"/>
+        </w:rPr>
+      </w:pPr>
+      <w:r>
+        <w:rPr>
+          <w:rFonts w:ascii="Times New Roman" w:hAnsi="Times New Roman" w:cs="Times New Roman"/>
+          <w:i/>
+          <w:iCs/>
+          <w:sz w:val="32"/>
+          <w:szCs w:val="32"/>
+        </w:rPr>
+        <w:t>Instance Variable</w:t>
+      </w:r>
+      <w:r>
+        <w:rPr>
+          <w:rFonts w:ascii="Times New Roman" w:hAnsi="Times New Roman" w:cs="Times New Roman"/>
+          <w:sz w:val="32"/>
+          <w:szCs w:val="32"/>
+        </w:rPr>
+        <w:t xml:space="preserve"> </w:t>
+      </w:r>
+      <w:r>
+        <w:rPr>
+          <w:rFonts w:ascii="Wingdings" w:eastAsia="Wingdings" w:hAnsi="Wingdings" w:cs="Wingdings"/>
+          <w:sz w:val="32"/>
+          <w:szCs w:val="32"/>
+        </w:rPr>
+        <w:t>à</w:t>
+      </w:r>
+      <w:r>
+        <w:rPr>
+          <w:rFonts w:ascii="Times New Roman" w:hAnsi="Times New Roman" w:cs="Times New Roman"/>
+          <w:sz w:val="32"/>
+          <w:szCs w:val="32"/>
+        </w:rPr>
+        <w:t xml:space="preserve"> default values are stored based on type, in case only declaration.</w:t>
+      </w:r>
+    </w:p>
+    <w:p>
+      <w:pPr>
+        <w:pStyle w:val="ListParagraph"/>
+        <w:numPr>
+          <w:ilvl w:val="0"/>
+          <w:numId w:val="11"/>
+        </w:numPr>
+        <w:rPr>
+          <w:rFonts w:ascii="Times New Roman" w:hAnsi="Times New Roman" w:cs="Times New Roman"/>
+          <w:b/>
+          <w:bCs/>
+          <w:sz w:val="32"/>
+          <w:szCs w:val="32"/>
+        </w:rPr>
+      </w:pPr>
+      <w:r>
+        <w:rPr>
+          <w:rFonts w:ascii="Times New Roman" w:hAnsi="Times New Roman" w:cs="Times New Roman"/>
+          <w:i/>
+          <w:iCs/>
+          <w:sz w:val="32"/>
+          <w:szCs w:val="32"/>
+        </w:rPr>
+        <w:t>Static Variable</w:t>
+      </w:r>
+      <w:r>
+        <w:rPr>
+          <w:rFonts w:ascii="Wingdings" w:eastAsia="Wingdings" w:hAnsi="Wingdings" w:cs="Wingdings"/>
+          <w:sz w:val="32"/>
+          <w:szCs w:val="32"/>
+        </w:rPr>
+        <w:t>à</w:t>
+      </w:r>
+      <w:r>
+        <w:rPr>
+          <w:rFonts w:ascii="Times New Roman" w:hAnsi="Times New Roman" w:cs="Times New Roman"/>
+          <w:sz w:val="32"/>
+          <w:szCs w:val="32"/>
+        </w:rPr>
+        <w:t xml:space="preserve"> default values are stored based on type, in case only declaration.</w:t>
+      </w:r>
+    </w:p>
+    <w:p>
+      <w:pPr>
+        <w:pStyle w:val="ListParagraph"/>
+        <w:numPr>
+          <w:ilvl w:val="0"/>
+          <w:numId w:val="11"/>
+        </w:numPr>
+        <w:rPr>
+          <w:rFonts w:ascii="Times New Roman" w:hAnsi="Times New Roman" w:cs="Times New Roman"/>
+          <w:b/>
+          <w:bCs/>
+          <w:i/>
+          <w:iCs/>
+          <w:sz w:val="32"/>
+          <w:szCs w:val="32"/>
+        </w:rPr>
+      </w:pPr>
+      <w:r>
+        <w:rPr>
+          <w:rFonts w:ascii="Times New Roman" w:hAnsi="Times New Roman" w:cs="Times New Roman"/>
+          <w:i/>
+          <w:iCs/>
+          <w:sz w:val="32"/>
+          <w:szCs w:val="32"/>
+        </w:rPr>
+        <w:t>Local Variable</w:t>
+      </w:r>
+      <w:r>
+        <w:rPr>
+          <w:rFonts w:ascii="Times New Roman" w:hAnsi="Times New Roman" w:cs="Times New Roman"/>
+          <w:i/>
+          <w:iCs/>
+          <w:sz w:val="32"/>
+          <w:szCs w:val="32"/>
+        </w:rPr>
+        <w:t xml:space="preserve"> </w:t>
+      </w:r>
+      <w:r>
+        <w:rPr>
+          <w:rFonts w:ascii="Times New Roman" w:hAnsi="Times New Roman" w:cs="Times New Roman"/>
+          <w:sz w:val="32"/>
+          <w:szCs w:val="32"/>
+        </w:rPr>
+        <w:sym w:font="Wingdings" w:char="F0E0"/>
+      </w:r>
+      <w:r>
+        <w:rPr>
+          <w:rFonts w:ascii="Times New Roman" w:hAnsi="Times New Roman" w:cs="Times New Roman"/>
+          <w:sz w:val="32"/>
+          <w:szCs w:val="32"/>
+        </w:rPr>
+        <w:t>separate copy is created for all the objects.</w:t>
+      </w:r>
+    </w:p>
+    <w:p>
+      <w:pPr>
+        <w:ind w:left="360"/>
+        <w:rPr>
+          <w:rFonts w:ascii="Times New Roman" w:hAnsi="Times New Roman" w:cs="Times New Roman"/>
+          <w:b/>
+          <w:bCs/>
+          <w:sz w:val="32"/>
+          <w:szCs w:val="32"/>
+        </w:rPr>
+      </w:pPr>
+      <w:r>
+        <w:rPr>
+          <w:rFonts w:ascii="Times New Roman" w:hAnsi="Times New Roman" w:cs="Times New Roman"/>
+          <w:b/>
+          <w:bCs/>
+          <w:sz w:val="32"/>
+          <w:szCs w:val="32"/>
+        </w:rPr>
+        <w:t>Instance Variable:</w:t>
       </w:r>
     </w:p>
     <w:p>
@@ -4786,45 +4966,17 @@
         </w:numPr>
         <w:rPr>
           <w:rFonts w:ascii="Times New Roman" w:hAnsi="Times New Roman" w:cs="Times New Roman"/>
-          <w:b/>
-          <w:bCs/>
-          <w:sz w:val="32"/>
-          <w:szCs w:val="32"/>
-        </w:rPr>
-      </w:pPr>
-      <w:r>
-        <w:rPr>
-          <w:rFonts w:ascii="Times New Roman" w:hAnsi="Times New Roman" w:cs="Times New Roman"/>
-          <w:i/>
-          <w:iCs/>
-          <w:sz w:val="32"/>
-          <w:szCs w:val="32"/>
-        </w:rPr>
-        <w:t>Instance Variable</w:t>
-      </w:r>
-      <w:r>
-        <w:rPr>
-          <w:rFonts w:ascii="Times New Roman" w:hAnsi="Times New Roman" w:cs="Times New Roman"/>
-          <w:sz w:val="32"/>
-          <w:szCs w:val="32"/>
-        </w:rPr>
-        <w:t xml:space="preserve"> </w:t>
-      </w:r>
-      <w:r>
-        <w:rPr>
-          <w:rFonts w:ascii="Wingdings" w:eastAsia="Wingdings" w:hAnsi="Wingdings" w:cs="Wingdings"/>
-          <w:sz w:val="32"/>
-          <w:szCs w:val="32"/>
-        </w:rPr>
-        <w:t>à</w:t>
-      </w:r>
-      <w:r>
-        <w:rPr>
-          <w:rFonts w:ascii="Times New Roman" w:hAnsi="Times New Roman" w:cs="Times New Roman"/>
-          <w:sz w:val="32"/>
-          <w:szCs w:val="32"/>
-        </w:rPr>
-        <w:t xml:space="preserve"> default values are stored based on type, in case only declaration.</w:t>
+          <w:sz w:val="32"/>
+          <w:szCs w:val="32"/>
+        </w:rPr>
+      </w:pPr>
+      <w:r>
+        <w:rPr>
+          <w:rFonts w:ascii="Times New Roman" w:hAnsi="Times New Roman" w:cs="Times New Roman"/>
+          <w:sz w:val="32"/>
+          <w:szCs w:val="32"/>
+        </w:rPr>
+        <w:t>if variable value is varied from object to object.</w:t>
       </w:r>
     </w:p>
     <w:p>
@@ -4836,37 +4988,17 @@
         </w:numPr>
         <w:rPr>
           <w:rFonts w:ascii="Times New Roman" w:hAnsi="Times New Roman" w:cs="Times New Roman"/>
-          <w:b/>
-          <w:bCs/>
-          <w:sz w:val="32"/>
-          <w:szCs w:val="32"/>
-        </w:rPr>
-      </w:pPr>
-      <w:r>
-        <w:rPr>
-          <w:rFonts w:ascii="Times New Roman" w:hAnsi="Times New Roman" w:cs="Times New Roman"/>
-          <w:i/>
-          <w:iCs/>
-          <w:sz w:val="32"/>
-          <w:szCs w:val="32"/>
-        </w:rPr>
-        <w:t>Static Variable</w:t>
-      </w:r>
-      <w:r>
-        <w:rPr>
-          <w:rFonts w:ascii="Wingdings" w:eastAsia="Wingdings" w:hAnsi="Wingdings" w:cs="Wingdings"/>
-          <w:sz w:val="32"/>
-          <w:szCs w:val="32"/>
-        </w:rPr>
-        <w:t>à</w:t>
-      </w:r>
-      <w:r>
-        <w:rPr>
-          <w:rFonts w:ascii="Times New Roman" w:hAnsi="Times New Roman" w:cs="Times New Roman"/>
-          <w:sz w:val="32"/>
-          <w:szCs w:val="32"/>
-        </w:rPr>
-        <w:t xml:space="preserve"> default values are stored based on type, in case only declaration.</w:t>
+          <w:sz w:val="32"/>
+          <w:szCs w:val="32"/>
+        </w:rPr>
+      </w:pPr>
+      <w:r>
+        <w:rPr>
+          <w:rFonts w:ascii="Times New Roman" w:hAnsi="Times New Roman" w:cs="Times New Roman"/>
+          <w:sz w:val="32"/>
+          <w:szCs w:val="32"/>
+        </w:rPr>
+        <w:t>Separate copy will create for object to object.</w:t>
       </w:r>
     </w:p>
     <w:p>
@@ -4878,71 +5010,33 @@
         </w:numPr>
         <w:rPr>
           <w:rFonts w:ascii="Times New Roman" w:hAnsi="Times New Roman" w:cs="Times New Roman"/>
-          <w:b/>
-          <w:bCs/>
-          <w:i/>
-          <w:iCs/>
-          <w:sz w:val="32"/>
-          <w:szCs w:val="32"/>
-        </w:rPr>
-      </w:pPr>
-      <w:r>
-        <w:rPr>
-          <w:rFonts w:ascii="Times New Roman" w:hAnsi="Times New Roman" w:cs="Times New Roman"/>
-          <w:i/>
-          <w:iCs/>
-          <w:sz w:val="32"/>
-          <w:szCs w:val="32"/>
-        </w:rPr>
-        <w:t>Local Variable</w:t>
-      </w:r>
-      <w:r>
-        <w:rPr>
-          <w:rFonts w:ascii="Times New Roman" w:hAnsi="Times New Roman" w:cs="Times New Roman"/>
-          <w:i/>
-          <w:iCs/>
-          <w:sz w:val="32"/>
-          <w:szCs w:val="32"/>
-        </w:rPr>
-        <w:t xml:space="preserve"> </w:t>
-      </w:r>
-      <w:r>
-        <w:rPr>
-          <w:rFonts w:ascii="Times New Roman" w:hAnsi="Times New Roman" w:cs="Times New Roman"/>
-          <w:sz w:val="32"/>
-          <w:szCs w:val="32"/>
-        </w:rPr>
-        <w:sym w:font="Wingdings" w:char="F0E0"/>
-      </w:r>
-      <w:r>
-        <w:rPr>
-          <w:rFonts w:ascii="Times New Roman" w:hAnsi="Times New Roman" w:cs="Times New Roman"/>
-          <w:sz w:val="32"/>
-          <w:szCs w:val="32"/>
-        </w:rPr>
-        <w:t>separate copy is created for all the objects.</w:t>
-      </w:r>
-    </w:p>
-    <w:p>
-      <w:pPr>
-        <w:ind w:left="360"/>
-        <w:rPr>
-          <w:rFonts w:ascii="Times New Roman" w:hAnsi="Times New Roman" w:cs="Times New Roman"/>
-          <w:b/>
-          <w:bCs/>
-          <w:sz w:val="32"/>
-          <w:szCs w:val="32"/>
-        </w:rPr>
-      </w:pPr>
-      <w:r>
-        <w:rPr>
-          <w:rFonts w:ascii="Times New Roman" w:hAnsi="Times New Roman" w:cs="Times New Roman"/>
-          <w:b/>
-          <w:bCs/>
-          <w:sz w:val="32"/>
-          <w:szCs w:val="32"/>
-        </w:rPr>
-        <w:t>Instance Variable:</w:t>
+          <w:sz w:val="32"/>
+          <w:szCs w:val="32"/>
+        </w:rPr>
+      </w:pPr>
+      <w:r>
+        <w:rPr>
+          <w:rFonts w:ascii="Times New Roman" w:hAnsi="Times New Roman" w:cs="Times New Roman"/>
+          <w:sz w:val="32"/>
+          <w:szCs w:val="32"/>
+        </w:rPr>
+        <w:t xml:space="preserve">Where to use </w:t>
+      </w:r>
+      <w:r>
+        <w:rPr>
+          <w:rFonts w:ascii="Wingdings" w:eastAsia="Wingdings" w:hAnsi="Wingdings" w:cs="Wingdings"/>
+          <w:sz w:val="32"/>
+          <w:szCs w:val="32"/>
+        </w:rPr>
+        <w:t>à</w:t>
+      </w:r>
+      <w:r>
+        <w:rPr>
+          <w:rFonts w:ascii="Times New Roman" w:hAnsi="Times New Roman" w:cs="Times New Roman"/>
+          <w:sz w:val="32"/>
+          <w:szCs w:val="32"/>
+        </w:rPr>
+        <w:t xml:space="preserve"> inside a class, out the method ()</w:t>
       </w:r>
     </w:p>
     <w:p>
@@ -4950,7 +5044,7 @@
         <w:pStyle w:val="ListParagraph"/>
         <w:numPr>
           <w:ilvl w:val="0"/>
-          <w:numId w:val="13"/>
+          <w:numId w:val="12"/>
         </w:numPr>
         <w:rPr>
           <w:rFonts w:ascii="Times New Roman" w:hAnsi="Times New Roman" w:cs="Times New Roman"/>
@@ -4964,51 +5058,7 @@
           <w:sz w:val="32"/>
           <w:szCs w:val="32"/>
         </w:rPr>
-        <w:t>if variable value is varied from object to object.</w:t>
-      </w:r>
-    </w:p>
-    <w:p>
-      <w:pPr>
-        <w:pStyle w:val="ListParagraph"/>
-        <w:numPr>
-          <w:ilvl w:val="0"/>
-          <w:numId w:val="13"/>
-        </w:numPr>
-        <w:rPr>
-          <w:rFonts w:ascii="Times New Roman" w:hAnsi="Times New Roman" w:cs="Times New Roman"/>
-          <w:sz w:val="32"/>
-          <w:szCs w:val="32"/>
-        </w:rPr>
-      </w:pPr>
-      <w:r>
-        <w:rPr>
-          <w:rFonts w:ascii="Times New Roman" w:hAnsi="Times New Roman" w:cs="Times New Roman"/>
-          <w:sz w:val="32"/>
-          <w:szCs w:val="32"/>
-        </w:rPr>
-        <w:t>Separate copy will create for object to object.</w:t>
-      </w:r>
-    </w:p>
-    <w:p>
-      <w:pPr>
-        <w:pStyle w:val="ListParagraph"/>
-        <w:numPr>
-          <w:ilvl w:val="0"/>
-          <w:numId w:val="13"/>
-        </w:numPr>
-        <w:rPr>
-          <w:rFonts w:ascii="Times New Roman" w:hAnsi="Times New Roman" w:cs="Times New Roman"/>
-          <w:sz w:val="32"/>
-          <w:szCs w:val="32"/>
-        </w:rPr>
-      </w:pPr>
-      <w:r>
-        <w:rPr>
-          <w:rFonts w:ascii="Times New Roman" w:hAnsi="Times New Roman" w:cs="Times New Roman"/>
-          <w:sz w:val="32"/>
-          <w:szCs w:val="32"/>
-        </w:rPr>
-        <w:t xml:space="preserve">Where to use </w:t>
+        <w:t>How to access</w:t>
       </w:r>
       <w:r>
         <w:rPr>
@@ -5024,44 +5074,6 @@
           <w:sz w:val="32"/>
           <w:szCs w:val="32"/>
         </w:rPr>
-        <w:t xml:space="preserve"> inside a class, out the method ()</w:t>
-      </w:r>
-    </w:p>
-    <w:p>
-      <w:pPr>
-        <w:pStyle w:val="ListParagraph"/>
-        <w:numPr>
-          <w:ilvl w:val="0"/>
-          <w:numId w:val="13"/>
-        </w:numPr>
-        <w:rPr>
-          <w:rFonts w:ascii="Times New Roman" w:hAnsi="Times New Roman" w:cs="Times New Roman"/>
-          <w:sz w:val="32"/>
-          <w:szCs w:val="32"/>
-        </w:rPr>
-      </w:pPr>
-      <w:r>
-        <w:rPr>
-          <w:rFonts w:ascii="Times New Roman" w:hAnsi="Times New Roman" w:cs="Times New Roman"/>
-          <w:sz w:val="32"/>
-          <w:szCs w:val="32"/>
-        </w:rPr>
-        <w:t>How to access</w:t>
-      </w:r>
-      <w:r>
-        <w:rPr>
-          <w:rFonts w:ascii="Wingdings" w:eastAsia="Wingdings" w:hAnsi="Wingdings" w:cs="Wingdings"/>
-          <w:sz w:val="32"/>
-          <w:szCs w:val="32"/>
-        </w:rPr>
-        <w:t>à</w:t>
-      </w:r>
-      <w:r>
-        <w:rPr>
-          <w:rFonts w:ascii="Times New Roman" w:hAnsi="Times New Roman" w:cs="Times New Roman"/>
-          <w:sz w:val="32"/>
-          <w:szCs w:val="32"/>
-        </w:rPr>
         <w:t xml:space="preserve"> using object/ instance only</w:t>
       </w:r>
     </w:p>
@@ -5119,7 +5131,6 @@
           <w:sz w:val="32"/>
           <w:szCs w:val="32"/>
         </w:rPr>
-        <w:lastRenderedPageBreak/>
         <w:t>Example:</w:t>
       </w:r>
     </w:p>
@@ -5212,7 +5223,7 @@
         <w:pStyle w:val="ListParagraph"/>
         <w:numPr>
           <w:ilvl w:val="0"/>
-          <w:numId w:val="14"/>
+          <w:numId w:val="13"/>
         </w:numPr>
         <w:rPr>
           <w:rFonts w:ascii="Times New Roman" w:hAnsi="Times New Roman" w:cs="Times New Roman"/>
@@ -5234,7 +5245,7 @@
         <w:pStyle w:val="ListParagraph"/>
         <w:numPr>
           <w:ilvl w:val="0"/>
-          <w:numId w:val="14"/>
+          <w:numId w:val="13"/>
         </w:numPr>
         <w:rPr>
           <w:rFonts w:ascii="Times New Roman" w:hAnsi="Times New Roman" w:cs="Times New Roman"/>
@@ -5274,7 +5285,7 @@
         <w:pStyle w:val="ListParagraph"/>
         <w:numPr>
           <w:ilvl w:val="0"/>
-          <w:numId w:val="14"/>
+          <w:numId w:val="13"/>
         </w:numPr>
         <w:rPr>
           <w:rFonts w:ascii="Times New Roman" w:hAnsi="Times New Roman" w:cs="Times New Roman"/>
@@ -5312,7 +5323,7 @@
         <w:pStyle w:val="ListParagraph"/>
         <w:numPr>
           <w:ilvl w:val="0"/>
-          <w:numId w:val="14"/>
+          <w:numId w:val="13"/>
         </w:numPr>
         <w:rPr>
           <w:rFonts w:ascii="Times New Roman" w:hAnsi="Times New Roman" w:cs="Times New Roman"/>
@@ -5378,6 +5389,7 @@
           <w:sz w:val="32"/>
           <w:szCs w:val="32"/>
         </w:rPr>
+        <w:lastRenderedPageBreak/>
         <w:t>Example:</w:t>
       </w:r>
     </w:p>
@@ -5484,7 +5496,7 @@
         <w:pStyle w:val="ListParagraph"/>
         <w:numPr>
           <w:ilvl w:val="0"/>
-          <w:numId w:val="15"/>
+          <w:numId w:val="14"/>
         </w:numPr>
         <w:rPr>
           <w:rFonts w:ascii="Times New Roman" w:hAnsi="Times New Roman" w:cs="Times New Roman"/>
@@ -5508,7 +5520,7 @@
         <w:pStyle w:val="ListParagraph"/>
         <w:numPr>
           <w:ilvl w:val="0"/>
-          <w:numId w:val="15"/>
+          <w:numId w:val="14"/>
         </w:numPr>
         <w:rPr>
           <w:rFonts w:ascii="Times New Roman" w:hAnsi="Times New Roman" w:cs="Times New Roman"/>
@@ -5530,7 +5542,7 @@
         <w:pStyle w:val="ListParagraph"/>
         <w:numPr>
           <w:ilvl w:val="0"/>
-          <w:numId w:val="15"/>
+          <w:numId w:val="14"/>
         </w:numPr>
         <w:rPr>
           <w:rFonts w:ascii="Times New Roman" w:hAnsi="Times New Roman" w:cs="Times New Roman"/>
@@ -5586,7 +5598,6 @@
           <w:sz w:val="32"/>
           <w:szCs w:val="32"/>
         </w:rPr>
-        <w:lastRenderedPageBreak/>
         <w:t>Example:</w:t>
       </w:r>
     </w:p>
@@ -5674,6 +5685,7 @@
           <w:sz w:val="32"/>
           <w:szCs w:val="32"/>
         </w:rPr>
+        <w:lastRenderedPageBreak/>
         <w:tab/>
       </w:r>
       <w:r>
@@ -5751,7 +5763,7 @@
         <w:pStyle w:val="ListParagraph"/>
         <w:numPr>
           <w:ilvl w:val="0"/>
-          <w:numId w:val="16"/>
+          <w:numId w:val="15"/>
         </w:numPr>
         <w:tabs>
           <w:tab w:val="left" w:pos="7809"/>
@@ -5778,7 +5790,7 @@
         <w:pStyle w:val="ListParagraph"/>
         <w:numPr>
           <w:ilvl w:val="0"/>
-          <w:numId w:val="16"/>
+          <w:numId w:val="15"/>
         </w:numPr>
         <w:tabs>
           <w:tab w:val="left" w:pos="7809"/>
@@ -5818,7 +5830,7 @@
         <w:pStyle w:val="ListParagraph"/>
         <w:numPr>
           <w:ilvl w:val="1"/>
-          <w:numId w:val="16"/>
+          <w:numId w:val="15"/>
         </w:numPr>
         <w:tabs>
           <w:tab w:val="left" w:pos="7809"/>
@@ -5845,7 +5857,7 @@
         <w:pStyle w:val="ListParagraph"/>
         <w:numPr>
           <w:ilvl w:val="1"/>
-          <w:numId w:val="16"/>
+          <w:numId w:val="15"/>
         </w:numPr>
         <w:tabs>
           <w:tab w:val="left" w:pos="7809"/>
@@ -5872,7 +5884,7 @@
         <w:pStyle w:val="ListParagraph"/>
         <w:numPr>
           <w:ilvl w:val="1"/>
-          <w:numId w:val="16"/>
+          <w:numId w:val="15"/>
         </w:numPr>
         <w:tabs>
           <w:tab w:val="left" w:pos="7809"/>
@@ -5899,7 +5911,7 @@
         <w:pStyle w:val="ListParagraph"/>
         <w:numPr>
           <w:ilvl w:val="1"/>
-          <w:numId w:val="16"/>
+          <w:numId w:val="15"/>
         </w:numPr>
         <w:tabs>
           <w:tab w:val="left" w:pos="7809"/>
@@ -5926,7 +5938,7 @@
         <w:pStyle w:val="ListParagraph"/>
         <w:numPr>
           <w:ilvl w:val="1"/>
-          <w:numId w:val="16"/>
+          <w:numId w:val="15"/>
         </w:numPr>
         <w:tabs>
           <w:tab w:val="left" w:pos="7809"/>
@@ -5953,7 +5965,7 @@
         <w:pStyle w:val="ListParagraph"/>
         <w:numPr>
           <w:ilvl w:val="1"/>
-          <w:numId w:val="16"/>
+          <w:numId w:val="15"/>
         </w:numPr>
         <w:tabs>
           <w:tab w:val="left" w:pos="7809"/>
@@ -5980,7 +5992,7 @@
         <w:pStyle w:val="ListParagraph"/>
         <w:numPr>
           <w:ilvl w:val="1"/>
-          <w:numId w:val="16"/>
+          <w:numId w:val="15"/>
         </w:numPr>
         <w:tabs>
           <w:tab w:val="left" w:pos="7809"/>
@@ -6007,7 +6019,7 @@
         <w:pStyle w:val="ListParagraph"/>
         <w:numPr>
           <w:ilvl w:val="1"/>
-          <w:numId w:val="16"/>
+          <w:numId w:val="15"/>
         </w:numPr>
         <w:tabs>
           <w:tab w:val="left" w:pos="7809"/>
@@ -6072,7 +6084,7 @@
         <w:pStyle w:val="ListParagraph"/>
         <w:numPr>
           <w:ilvl w:val="0"/>
-          <w:numId w:val="16"/>
+          <w:numId w:val="15"/>
         </w:numPr>
         <w:tabs>
           <w:tab w:val="left" w:pos="7809"/>
@@ -6115,7 +6127,7 @@
         <w:pStyle w:val="ListParagraph"/>
         <w:numPr>
           <w:ilvl w:val="0"/>
-          <w:numId w:val="16"/>
+          <w:numId w:val="15"/>
         </w:numPr>
         <w:tabs>
           <w:tab w:val="left" w:pos="7809"/>
@@ -6178,7 +6190,7 @@
         <w:pStyle w:val="ListParagraph"/>
         <w:numPr>
           <w:ilvl w:val="0"/>
-          <w:numId w:val="16"/>
+          <w:numId w:val="15"/>
         </w:numPr>
         <w:tabs>
           <w:tab w:val="left" w:pos="7809"/>
@@ -6219,7 +6231,7 @@
         <w:pStyle w:val="ListParagraph"/>
         <w:numPr>
           <w:ilvl w:val="0"/>
-          <w:numId w:val="16"/>
+          <w:numId w:val="15"/>
         </w:numPr>
         <w:tabs>
           <w:tab w:val="left" w:pos="7809"/>
@@ -6625,7 +6637,6 @@
           <w:sz w:val="32"/>
           <w:szCs w:val="32"/>
         </w:rPr>
-        <w:lastRenderedPageBreak/>
         <w:t>Example:</w:t>
       </w:r>
     </w:p>
@@ -6723,7 +6734,7 @@
         <w:pStyle w:val="ListParagraph"/>
         <w:numPr>
           <w:ilvl w:val="0"/>
-          <w:numId w:val="17"/>
+          <w:numId w:val="16"/>
         </w:numPr>
         <w:tabs>
           <w:tab w:val="left" w:pos="7809"/>
@@ -6748,7 +6759,7 @@
         <w:pStyle w:val="ListParagraph"/>
         <w:numPr>
           <w:ilvl w:val="0"/>
-          <w:numId w:val="17"/>
+          <w:numId w:val="16"/>
         </w:numPr>
         <w:tabs>
           <w:tab w:val="left" w:pos="7809"/>
@@ -6807,25 +6818,8 @@
           <w:sz w:val="32"/>
           <w:szCs w:val="32"/>
         </w:rPr>
-        <w:t xml:space="preserve">* </w:t>
-      </w:r>
-      <w:proofErr w:type="gramStart"/>
-      <w:r>
-        <w:rPr>
-          <w:rFonts w:ascii="Times New Roman" w:hAnsi="Times New Roman" w:cs="Times New Roman"/>
-          <w:sz w:val="32"/>
-          <w:szCs w:val="32"/>
-        </w:rPr>
-        <w:t>if</w:t>
-      </w:r>
-      <w:proofErr w:type="gramEnd"/>
-      <w:r>
-        <w:rPr>
-          <w:rFonts w:ascii="Times New Roman" w:hAnsi="Times New Roman" w:cs="Times New Roman"/>
-          <w:sz w:val="32"/>
-          <w:szCs w:val="32"/>
-        </w:rPr>
-        <w:t xml:space="preserve"> else</w:t>
+        <w:lastRenderedPageBreak/>
+        <w:t>* if else</w:t>
       </w:r>
     </w:p>
     <w:p>
@@ -6846,25 +6840,7 @@
           <w:sz w:val="32"/>
           <w:szCs w:val="32"/>
         </w:rPr>
-        <w:t xml:space="preserve">* </w:t>
-      </w:r>
-      <w:proofErr w:type="gramStart"/>
-      <w:r>
-        <w:rPr>
-          <w:rFonts w:ascii="Times New Roman" w:hAnsi="Times New Roman" w:cs="Times New Roman"/>
-          <w:sz w:val="32"/>
-          <w:szCs w:val="32"/>
-        </w:rPr>
-        <w:t>if</w:t>
-      </w:r>
-      <w:proofErr w:type="gramEnd"/>
-      <w:r>
-        <w:rPr>
-          <w:rFonts w:ascii="Times New Roman" w:hAnsi="Times New Roman" w:cs="Times New Roman"/>
-          <w:sz w:val="32"/>
-          <w:szCs w:val="32"/>
-        </w:rPr>
-        <w:t>-else-if ladder.</w:t>
+        <w:t>* if-else-if ladder.</w:t>
       </w:r>
     </w:p>
     <w:p>
@@ -6885,25 +6861,7 @@
           <w:sz w:val="32"/>
           <w:szCs w:val="32"/>
         </w:rPr>
-        <w:t xml:space="preserve">* </w:t>
-      </w:r>
-      <w:proofErr w:type="gramStart"/>
-      <w:r>
-        <w:rPr>
-          <w:rFonts w:ascii="Times New Roman" w:hAnsi="Times New Roman" w:cs="Times New Roman"/>
-          <w:sz w:val="32"/>
-          <w:szCs w:val="32"/>
-        </w:rPr>
-        <w:t>switch</w:t>
-      </w:r>
-      <w:proofErr w:type="gramEnd"/>
-      <w:r>
-        <w:rPr>
-          <w:rFonts w:ascii="Times New Roman" w:hAnsi="Times New Roman" w:cs="Times New Roman"/>
-          <w:sz w:val="32"/>
-          <w:szCs w:val="32"/>
-        </w:rPr>
-        <w:t>.</w:t>
+        <w:t>* switch.</w:t>
       </w:r>
     </w:p>
     <w:p>
@@ -7169,7 +7127,6 @@
           <w:sz w:val="32"/>
           <w:szCs w:val="32"/>
         </w:rPr>
-        <w:lastRenderedPageBreak/>
         <w:t xml:space="preserve">                  </w:t>
       </w:r>
       <w:r>
@@ -7540,6 +7497,7 @@
           <w:sz w:val="32"/>
           <w:szCs w:val="32"/>
         </w:rPr>
+        <w:lastRenderedPageBreak/>
         <w:t>Example:</w:t>
       </w:r>
     </w:p>
@@ -7666,7 +7624,7 @@
         <w:pStyle w:val="ListParagraph"/>
         <w:numPr>
           <w:ilvl w:val="1"/>
-          <w:numId w:val="17"/>
+          <w:numId w:val="16"/>
         </w:numPr>
         <w:tabs>
           <w:tab w:val="left" w:pos="7809"/>
@@ -7691,7 +7649,7 @@
         <w:pStyle w:val="ListParagraph"/>
         <w:numPr>
           <w:ilvl w:val="1"/>
-          <w:numId w:val="17"/>
+          <w:numId w:val="16"/>
         </w:numPr>
         <w:tabs>
           <w:tab w:val="left" w:pos="7809"/>
@@ -7716,7 +7674,7 @@
         <w:pStyle w:val="ListParagraph"/>
         <w:numPr>
           <w:ilvl w:val="1"/>
-          <w:numId w:val="17"/>
+          <w:numId w:val="16"/>
         </w:numPr>
         <w:tabs>
           <w:tab w:val="left" w:pos="7809"/>
@@ -7797,7 +7755,6 @@
           <w:sz w:val="32"/>
           <w:szCs w:val="32"/>
         </w:rPr>
-        <w:lastRenderedPageBreak/>
         <w:t xml:space="preserve">    </w:t>
       </w:r>
       <w:r>
@@ -7922,18 +7879,8 @@
           <w:sz w:val="32"/>
           <w:szCs w:val="32"/>
         </w:rPr>
-        <w:t xml:space="preserve">                        // statement 2</w:t>
-      </w:r>
-      <w:proofErr w:type="gramStart"/>
-      <w:r>
-        <w:rPr>
-          <w:rFonts w:ascii="Times New Roman" w:hAnsi="Times New Roman" w:cs="Times New Roman"/>
-          <w:sz w:val="32"/>
-          <w:szCs w:val="32"/>
-        </w:rPr>
-        <w:t>; }</w:t>
-      </w:r>
-      <w:proofErr w:type="gramEnd"/>
+        <w:t xml:space="preserve">                        // statement 2; }</w:t>
+      </w:r>
     </w:p>
     <w:p>
       <w:pPr>
@@ -8053,6 +8000,7 @@
           <w:sz w:val="32"/>
           <w:szCs w:val="32"/>
         </w:rPr>
+        <w:lastRenderedPageBreak/>
         <w:t>For Each loop:</w:t>
       </w:r>
     </w:p>
@@ -8108,44 +8056,15 @@
           <w:szCs w:val="32"/>
         </w:rPr>
       </w:pPr>
-      <w:proofErr w:type="gramStart"/>
-      <w:r>
-        <w:rPr>
-          <w:rFonts w:ascii="Times New Roman" w:hAnsi="Times New Roman" w:cs="Times New Roman"/>
-          <w:sz w:val="32"/>
-          <w:szCs w:val="32"/>
-        </w:rPr>
-        <w:t>for(</w:t>
-      </w:r>
-      <w:proofErr w:type="gramEnd"/>
-      <w:r>
-        <w:rPr>
-          <w:rFonts w:ascii="Times New Roman" w:hAnsi="Times New Roman" w:cs="Times New Roman"/>
-          <w:sz w:val="32"/>
-          <w:szCs w:val="32"/>
-        </w:rPr>
-        <w:t xml:space="preserve">datatype </w:t>
-      </w:r>
-      <w:proofErr w:type="gramStart"/>
-      <w:r>
-        <w:rPr>
-          <w:rFonts w:ascii="Times New Roman" w:hAnsi="Times New Roman" w:cs="Times New Roman"/>
-          <w:sz w:val="32"/>
-          <w:szCs w:val="32"/>
-        </w:rPr>
-        <w:t>variable :</w:t>
-      </w:r>
-      <w:proofErr w:type="gramEnd"/>
-      <w:r>
-        <w:rPr>
-          <w:rFonts w:ascii="Times New Roman" w:hAnsi="Times New Roman" w:cs="Times New Roman"/>
-          <w:sz w:val="32"/>
-          <w:szCs w:val="32"/>
-        </w:rPr>
-        <w:t xml:space="preserve"> </w:t>
+      <w:r>
+        <w:rPr>
+          <w:rFonts w:ascii="Times New Roman" w:hAnsi="Times New Roman" w:cs="Times New Roman"/>
+          <w:sz w:val="32"/>
+          <w:szCs w:val="32"/>
+        </w:rPr>
+        <w:t xml:space="preserve">for(datatype variable : </w:t>
       </w:r>
       <w:proofErr w:type="spellStart"/>
-      <w:proofErr w:type="gramStart"/>
       <w:r>
         <w:rPr>
           <w:rFonts w:ascii="Times New Roman" w:hAnsi="Times New Roman" w:cs="Times New Roman"/>
@@ -8163,7 +8082,6 @@
         </w:rPr>
         <w:t>){</w:t>
       </w:r>
-      <w:proofErr w:type="gramEnd"/>
     </w:p>
     <w:p>
       <w:pPr>
@@ -8226,7 +8144,7 @@
           <w:szCs w:val="32"/>
         </w:rPr>
         <w:drawing>
-          <wp:anchor distT="0" distB="0" distL="114300" distR="114300" simplePos="0" relativeHeight="251677696" behindDoc="1" locked="0" layoutInCell="1" allowOverlap="1" wp14:anchorId="43FD6A20" wp14:editId="19B12A0C">
+          <wp:anchor distT="0" distB="0" distL="114300" distR="114300" simplePos="0" relativeHeight="251677696" behindDoc="1" locked="0" layoutInCell="1" allowOverlap="1" wp14:anchorId="43FD6A20" wp14:editId="4C63ED52">
             <wp:simplePos x="0" y="0"/>
             <wp:positionH relativeFrom="column">
               <wp:posOffset>3117215</wp:posOffset>
@@ -8353,7 +8271,6 @@
         <w:t>For (</w:t>
       </w:r>
       <w:proofErr w:type="spellStart"/>
-      <w:proofErr w:type="gramStart"/>
       <w:r>
         <w:rPr>
           <w:rFonts w:ascii="Times New Roman" w:hAnsi="Times New Roman" w:cs="Times New Roman"/>
@@ -8371,7 +8288,6 @@
         </w:rPr>
         <w:t>){</w:t>
       </w:r>
-      <w:proofErr w:type="gramEnd"/>
     </w:p>
     <w:p>
       <w:pPr>
@@ -8505,7 +8421,6 @@
           <w:sz w:val="32"/>
           <w:szCs w:val="32"/>
         </w:rPr>
-        <w:lastRenderedPageBreak/>
         <w:drawing>
           <wp:inline distT="0" distB="0" distL="0" distR="0" wp14:anchorId="201CFC70" wp14:editId="130D0E29">
             <wp:extent cx="6645910" cy="2656840"/>
@@ -8561,6 +8476,7 @@
           <w:sz w:val="32"/>
           <w:szCs w:val="32"/>
         </w:rPr>
+        <w:lastRenderedPageBreak/>
         <w:tab/>
       </w:r>
       <w:r>
@@ -9008,7 +8924,6 @@
           <w:sz w:val="32"/>
           <w:szCs w:val="32"/>
         </w:rPr>
-        <w:lastRenderedPageBreak/>
         <w:t xml:space="preserve">  </w:t>
       </w:r>
       <w:r>
@@ -9150,6 +9065,7 @@
           <w:noProof/>
           <w14:ligatures w14:val="none"/>
         </w:rPr>
+        <w:lastRenderedPageBreak/>
         <mc:AlternateContent>
           <mc:Choice Requires="wps">
             <w:drawing>
@@ -9255,7 +9171,7 @@
           <w:noProof/>
         </w:rPr>
         <w:drawing>
-          <wp:inline distT="0" distB="0" distL="0" distR="0" wp14:anchorId="30587EC2" wp14:editId="4C84B218">
+          <wp:inline distT="0" distB="0" distL="0" distR="0" wp14:anchorId="30587EC2" wp14:editId="780E01B1">
             <wp:extent cx="4065494" cy="2502535"/>
             <wp:effectExtent l="0" t="0" r="0" b="0"/>
             <wp:docPr id="559083786" name="Picture 16"/>
@@ -10007,7 +9923,6 @@
           <w:sz w:val="32"/>
           <w:szCs w:val="32"/>
         </w:rPr>
-        <w:lastRenderedPageBreak/>
         <w:t>Even though we can’t access private and default only public and protected methods can be accessed.</w:t>
       </w:r>
     </w:p>
@@ -10366,6 +10281,7 @@
                 <w:sz w:val="32"/>
                 <w:szCs w:val="32"/>
               </w:rPr>
+              <w:lastRenderedPageBreak/>
               <w:t>%c</w:t>
             </w:r>
           </w:p>
@@ -10560,7 +10476,7 @@
         <w:pStyle w:val="ListParagraph"/>
         <w:numPr>
           <w:ilvl w:val="0"/>
-          <w:numId w:val="18"/>
+          <w:numId w:val="17"/>
         </w:numPr>
         <w:tabs>
           <w:tab w:val="left" w:pos="7809"/>
@@ -10587,7 +10503,7 @@
         <w:pStyle w:val="ListParagraph"/>
         <w:numPr>
           <w:ilvl w:val="0"/>
-          <w:numId w:val="19"/>
+          <w:numId w:val="18"/>
         </w:numPr>
         <w:tabs>
           <w:tab w:val="left" w:pos="7809"/>
@@ -10677,25 +10593,7 @@
           <w:sz w:val="32"/>
           <w:szCs w:val="32"/>
         </w:rPr>
-        <w:t xml:space="preserve">child p2 = new </w:t>
-      </w:r>
-      <w:proofErr w:type="gramStart"/>
-      <w:r>
-        <w:rPr>
-          <w:rFonts w:ascii="Times New Roman" w:hAnsi="Times New Roman" w:cs="Times New Roman"/>
-          <w:sz w:val="32"/>
-          <w:szCs w:val="32"/>
-        </w:rPr>
-        <w:t>parent(</w:t>
-      </w:r>
-      <w:proofErr w:type="gramEnd"/>
-      <w:r>
-        <w:rPr>
-          <w:rFonts w:ascii="Times New Roman" w:hAnsi="Times New Roman" w:cs="Times New Roman"/>
-          <w:sz w:val="32"/>
-          <w:szCs w:val="32"/>
-        </w:rPr>
-        <w:t xml:space="preserve">); </w:t>
+        <w:t xml:space="preserve">child p2 = new parent(); </w:t>
       </w:r>
       <w:r>
         <w:rPr>
@@ -10722,132 +10620,6 @@
           <w:szCs w:val="32"/>
         </w:rPr>
         <w:t>.</w:t>
-      </w:r>
-    </w:p>
-    <w:p>
-      <w:pPr>
-        <w:pStyle w:val="ListParagraph"/>
-        <w:numPr>
-          <w:ilvl w:val="0"/>
-          <w:numId w:val="19"/>
-        </w:numPr>
-        <w:tabs>
-          <w:tab w:val="left" w:pos="7809"/>
-        </w:tabs>
-        <w:rPr>
-          <w:rFonts w:ascii="Times New Roman" w:hAnsi="Times New Roman" w:cs="Times New Roman"/>
-          <w:bCs/>
-          <w:sz w:val="32"/>
-          <w:szCs w:val="32"/>
-        </w:rPr>
-      </w:pPr>
-      <w:r>
-        <w:rPr>
-          <w:rFonts w:ascii="Times New Roman" w:hAnsi="Times New Roman" w:cs="Times New Roman"/>
-          <w:bCs/>
-          <w:sz w:val="32"/>
-          <w:szCs w:val="32"/>
-        </w:rPr>
-        <w:t xml:space="preserve">Child type </w:t>
-      </w:r>
-      <w:proofErr w:type="gramStart"/>
-      <w:r>
-        <w:rPr>
-          <w:rFonts w:ascii="Times New Roman" w:hAnsi="Times New Roman" w:cs="Times New Roman"/>
-          <w:bCs/>
-          <w:sz w:val="32"/>
-          <w:szCs w:val="32"/>
-        </w:rPr>
-        <w:t>cant</w:t>
-      </w:r>
-      <w:proofErr w:type="gramEnd"/>
-      <w:r>
-        <w:rPr>
-          <w:rFonts w:ascii="Times New Roman" w:hAnsi="Times New Roman" w:cs="Times New Roman"/>
-          <w:bCs/>
-          <w:sz w:val="32"/>
-          <w:szCs w:val="32"/>
-        </w:rPr>
-        <w:t xml:space="preserve"> </w:t>
-      </w:r>
-      <w:r>
-        <w:rPr>
-          <w:rFonts w:ascii="Times New Roman" w:hAnsi="Times New Roman" w:cs="Times New Roman"/>
-          <w:bCs/>
-          <w:sz w:val="32"/>
-          <w:szCs w:val="32"/>
-        </w:rPr>
-        <w:t xml:space="preserve">refer </w:t>
-      </w:r>
-      <w:r>
-        <w:rPr>
-          <w:rFonts w:ascii="Times New Roman" w:hAnsi="Times New Roman" w:cs="Times New Roman"/>
-          <w:bCs/>
-          <w:sz w:val="32"/>
-          <w:szCs w:val="32"/>
-        </w:rPr>
-        <w:t>parent class.</w:t>
-      </w:r>
-    </w:p>
-    <w:p>
-      <w:pPr>
-        <w:tabs>
-          <w:tab w:val="left" w:pos="7809"/>
-        </w:tabs>
-        <w:rPr>
-          <w:rFonts w:ascii="Times New Roman" w:hAnsi="Times New Roman" w:cs="Times New Roman"/>
-          <w:bCs/>
-          <w:sz w:val="32"/>
-          <w:szCs w:val="32"/>
-        </w:rPr>
-      </w:pPr>
-    </w:p>
-    <w:p>
-      <w:pPr>
-        <w:tabs>
-          <w:tab w:val="left" w:pos="7809"/>
-        </w:tabs>
-        <w:rPr>
-          <w:rFonts w:ascii="Times New Roman" w:hAnsi="Times New Roman" w:cs="Times New Roman"/>
-          <w:b/>
-          <w:sz w:val="32"/>
-          <w:szCs w:val="32"/>
-        </w:rPr>
-      </w:pPr>
-    </w:p>
-    <w:p>
-      <w:pPr>
-        <w:tabs>
-          <w:tab w:val="left" w:pos="7809"/>
-        </w:tabs>
-        <w:rPr>
-          <w:rFonts w:ascii="Times New Roman" w:hAnsi="Times New Roman" w:cs="Times New Roman"/>
-          <w:b/>
-          <w:sz w:val="32"/>
-          <w:szCs w:val="32"/>
-        </w:rPr>
-      </w:pPr>
-    </w:p>
-    <w:p>
-      <w:pPr>
-        <w:tabs>
-          <w:tab w:val="left" w:pos="7809"/>
-        </w:tabs>
-        <w:rPr>
-          <w:rFonts w:ascii="Times New Roman" w:hAnsi="Times New Roman" w:cs="Times New Roman"/>
-          <w:b/>
-          <w:sz w:val="32"/>
-          <w:szCs w:val="32"/>
-        </w:rPr>
-      </w:pPr>
-      <w:r>
-        <w:rPr>
-          <w:rFonts w:ascii="Times New Roman" w:hAnsi="Times New Roman" w:cs="Times New Roman"/>
-          <w:b/>
-          <w:sz w:val="32"/>
-          <w:szCs w:val="32"/>
-        </w:rPr>
-        <w:t>Final Keyword:</w:t>
       </w:r>
     </w:p>
     <w:p>
@@ -10874,25 +10646,86 @@
           <w:sz w:val="32"/>
           <w:szCs w:val="32"/>
         </w:rPr>
-        <w:t>If the variable is declared as final,</w:t>
-      </w:r>
-      <w:r>
-        <w:rPr>
-          <w:rFonts w:ascii="Times New Roman" w:hAnsi="Times New Roman" w:cs="Times New Roman"/>
-          <w:bCs/>
-          <w:sz w:val="32"/>
-          <w:szCs w:val="32"/>
-        </w:rPr>
-        <w:t xml:space="preserve"> </w:t>
-      </w:r>
-      <w:r>
-        <w:rPr>
-          <w:rFonts w:ascii="Times New Roman" w:hAnsi="Times New Roman" w:cs="Times New Roman"/>
-          <w:bCs/>
-          <w:sz w:val="32"/>
-          <w:szCs w:val="32"/>
-        </w:rPr>
-        <w:t>we can’t change the value of variable.</w:t>
+        <w:t xml:space="preserve">Child type cant </w:t>
+      </w:r>
+      <w:r>
+        <w:rPr>
+          <w:rFonts w:ascii="Times New Roman" w:hAnsi="Times New Roman" w:cs="Times New Roman"/>
+          <w:bCs/>
+          <w:sz w:val="32"/>
+          <w:szCs w:val="32"/>
+        </w:rPr>
+        <w:t xml:space="preserve">refer </w:t>
+      </w:r>
+      <w:r>
+        <w:rPr>
+          <w:rFonts w:ascii="Times New Roman" w:hAnsi="Times New Roman" w:cs="Times New Roman"/>
+          <w:bCs/>
+          <w:sz w:val="32"/>
+          <w:szCs w:val="32"/>
+        </w:rPr>
+        <w:t>parent class.</w:t>
+      </w:r>
+    </w:p>
+    <w:p>
+      <w:pPr>
+        <w:tabs>
+          <w:tab w:val="left" w:pos="7809"/>
+        </w:tabs>
+        <w:rPr>
+          <w:rFonts w:ascii="Times New Roman" w:hAnsi="Times New Roman" w:cs="Times New Roman"/>
+          <w:bCs/>
+          <w:sz w:val="32"/>
+          <w:szCs w:val="32"/>
+        </w:rPr>
+      </w:pPr>
+    </w:p>
+    <w:p>
+      <w:pPr>
+        <w:tabs>
+          <w:tab w:val="left" w:pos="7809"/>
+        </w:tabs>
+        <w:rPr>
+          <w:rFonts w:ascii="Times New Roman" w:hAnsi="Times New Roman" w:cs="Times New Roman"/>
+          <w:b/>
+          <w:sz w:val="32"/>
+          <w:szCs w:val="32"/>
+        </w:rPr>
+      </w:pPr>
+    </w:p>
+    <w:p>
+      <w:pPr>
+        <w:tabs>
+          <w:tab w:val="left" w:pos="7809"/>
+        </w:tabs>
+        <w:rPr>
+          <w:rFonts w:ascii="Times New Roman" w:hAnsi="Times New Roman" w:cs="Times New Roman"/>
+          <w:b/>
+          <w:sz w:val="32"/>
+          <w:szCs w:val="32"/>
+        </w:rPr>
+      </w:pPr>
+    </w:p>
+    <w:p>
+      <w:pPr>
+        <w:tabs>
+          <w:tab w:val="left" w:pos="7809"/>
+        </w:tabs>
+        <w:rPr>
+          <w:rFonts w:ascii="Times New Roman" w:hAnsi="Times New Roman" w:cs="Times New Roman"/>
+          <w:b/>
+          <w:sz w:val="32"/>
+          <w:szCs w:val="32"/>
+        </w:rPr>
+      </w:pPr>
+      <w:r>
+        <w:rPr>
+          <w:rFonts w:ascii="Times New Roman" w:hAnsi="Times New Roman" w:cs="Times New Roman"/>
+          <w:b/>
+          <w:sz w:val="32"/>
+          <w:szCs w:val="32"/>
+        </w:rPr>
+        <w:t>Final Keyword:</w:t>
       </w:r>
     </w:p>
     <w:p>
@@ -10900,7 +10733,7 @@
         <w:pStyle w:val="ListParagraph"/>
         <w:numPr>
           <w:ilvl w:val="0"/>
-          <w:numId w:val="18"/>
+          <w:numId w:val="17"/>
         </w:numPr>
         <w:tabs>
           <w:tab w:val="left" w:pos="7809"/>
@@ -10919,7 +10752,25 @@
           <w:sz w:val="32"/>
           <w:szCs w:val="32"/>
         </w:rPr>
-        <w:t>If the class is declared as final, we can’t declare child class, inheritance is not possible.</w:t>
+        <w:t>If the variable is declared as final,</w:t>
+      </w:r>
+      <w:r>
+        <w:rPr>
+          <w:rFonts w:ascii="Times New Roman" w:hAnsi="Times New Roman" w:cs="Times New Roman"/>
+          <w:bCs/>
+          <w:sz w:val="32"/>
+          <w:szCs w:val="32"/>
+        </w:rPr>
+        <w:t xml:space="preserve"> </w:t>
+      </w:r>
+      <w:r>
+        <w:rPr>
+          <w:rFonts w:ascii="Times New Roman" w:hAnsi="Times New Roman" w:cs="Times New Roman"/>
+          <w:bCs/>
+          <w:sz w:val="32"/>
+          <w:szCs w:val="32"/>
+        </w:rPr>
+        <w:t>we can’t change the value of variable.</w:t>
       </w:r>
     </w:p>
     <w:p>
@@ -10927,7 +10778,7 @@
         <w:pStyle w:val="ListParagraph"/>
         <w:numPr>
           <w:ilvl w:val="0"/>
-          <w:numId w:val="18"/>
+          <w:numId w:val="17"/>
         </w:numPr>
         <w:tabs>
           <w:tab w:val="left" w:pos="7809"/>
@@ -10946,7 +10797,7 @@
           <w:sz w:val="32"/>
           <w:szCs w:val="32"/>
         </w:rPr>
-        <w:t>Final is applicable for variable, class and methods.</w:t>
+        <w:t>If the class is declared as final, we can’t declare child class, inheritance is not possible.</w:t>
       </w:r>
     </w:p>
     <w:p>
@@ -10954,7 +10805,34 @@
         <w:pStyle w:val="ListParagraph"/>
         <w:numPr>
           <w:ilvl w:val="0"/>
-          <w:numId w:val="18"/>
+          <w:numId w:val="17"/>
+        </w:numPr>
+        <w:tabs>
+          <w:tab w:val="left" w:pos="7809"/>
+        </w:tabs>
+        <w:rPr>
+          <w:rFonts w:ascii="Times New Roman" w:hAnsi="Times New Roman" w:cs="Times New Roman"/>
+          <w:bCs/>
+          <w:sz w:val="32"/>
+          <w:szCs w:val="32"/>
+        </w:rPr>
+      </w:pPr>
+      <w:r>
+        <w:rPr>
+          <w:rFonts w:ascii="Times New Roman" w:hAnsi="Times New Roman" w:cs="Times New Roman"/>
+          <w:bCs/>
+          <w:sz w:val="32"/>
+          <w:szCs w:val="32"/>
+        </w:rPr>
+        <w:t>Final is applicable for variable, class and methods.</w:t>
+      </w:r>
+    </w:p>
+    <w:p>
+      <w:pPr>
+        <w:pStyle w:val="ListParagraph"/>
+        <w:numPr>
+          <w:ilvl w:val="0"/>
+          <w:numId w:val="17"/>
         </w:numPr>
         <w:tabs>
           <w:tab w:val="left" w:pos="7809"/>
@@ -11127,7 +11005,7 @@
         <w:pStyle w:val="ListParagraph"/>
         <w:numPr>
           <w:ilvl w:val="0"/>
-          <w:numId w:val="20"/>
+          <w:numId w:val="19"/>
         </w:numPr>
         <w:tabs>
           <w:tab w:val="left" w:pos="7809"/>
@@ -11154,7 +11032,7 @@
         <w:pStyle w:val="ListParagraph"/>
         <w:numPr>
           <w:ilvl w:val="0"/>
-          <w:numId w:val="20"/>
+          <w:numId w:val="19"/>
         </w:numPr>
         <w:tabs>
           <w:tab w:val="left" w:pos="7809"/>
@@ -11181,7 +11059,7 @@
         <w:pStyle w:val="ListParagraph"/>
         <w:numPr>
           <w:ilvl w:val="0"/>
-          <w:numId w:val="20"/>
+          <w:numId w:val="19"/>
         </w:numPr>
         <w:tabs>
           <w:tab w:val="left" w:pos="7809"/>
@@ -11207,7 +11085,7 @@
         <w:pStyle w:val="ListParagraph"/>
         <w:numPr>
           <w:ilvl w:val="0"/>
-          <w:numId w:val="20"/>
+          <w:numId w:val="19"/>
         </w:numPr>
         <w:tabs>
           <w:tab w:val="left" w:pos="7809"/>
@@ -11315,7 +11193,7 @@
           <w:szCs w:val="32"/>
         </w:rPr>
         <w:drawing>
-          <wp:anchor distT="0" distB="0" distL="114300" distR="114300" simplePos="0" relativeHeight="251685888" behindDoc="0" locked="0" layoutInCell="1" allowOverlap="1" wp14:anchorId="067FDEB2" wp14:editId="23DC10FE">
+          <wp:anchor distT="0" distB="0" distL="114300" distR="114300" simplePos="0" relativeHeight="251685888" behindDoc="0" locked="0" layoutInCell="1" allowOverlap="1" wp14:anchorId="067FDEB2" wp14:editId="015013A3">
             <wp:simplePos x="457200" y="2442845"/>
             <wp:positionH relativeFrom="column">
               <wp:align>left</wp:align>
@@ -11630,33 +11508,6 @@
         <w:pStyle w:val="ListParagraph"/>
         <w:numPr>
           <w:ilvl w:val="0"/>
-          <w:numId w:val="23"/>
-        </w:numPr>
-        <w:tabs>
-          <w:tab w:val="left" w:pos="7809"/>
-        </w:tabs>
-        <w:rPr>
-          <w:rFonts w:ascii="Times New Roman" w:hAnsi="Times New Roman" w:cs="Times New Roman"/>
-          <w:b/>
-          <w:sz w:val="32"/>
-          <w:szCs w:val="32"/>
-        </w:rPr>
-      </w:pPr>
-      <w:r>
-        <w:rPr>
-          <w:rFonts w:ascii="Times New Roman" w:hAnsi="Times New Roman" w:cs="Times New Roman"/>
-          <w:bCs/>
-          <w:sz w:val="32"/>
-          <w:szCs w:val="32"/>
-        </w:rPr>
-        <w:t>An interface is a blueprint of a class. It contains abstract methods.</w:t>
-      </w:r>
-    </w:p>
-    <w:p>
-      <w:pPr>
-        <w:pStyle w:val="ListParagraph"/>
-        <w:numPr>
-          <w:ilvl w:val="0"/>
           <w:numId w:val="22"/>
         </w:numPr>
         <w:tabs>
@@ -11664,27 +11515,19 @@
         </w:tabs>
         <w:rPr>
           <w:rFonts w:ascii="Times New Roman" w:hAnsi="Times New Roman" w:cs="Times New Roman"/>
-          <w:sz w:val="32"/>
-          <w:szCs w:val="32"/>
-        </w:rPr>
-      </w:pPr>
-      <w:r>
-        <w:rPr>
-          <w:rFonts w:ascii="Times New Roman" w:hAnsi="Times New Roman" w:cs="Times New Roman"/>
-          <w:bCs/>
-          <w:sz w:val="32"/>
-          <w:szCs w:val="32"/>
-        </w:rPr>
-        <w:t xml:space="preserve">Whether you declare or not by default interface methods are public and </w:t>
-      </w:r>
-      <w:r>
-        <w:rPr>
-          <w:rFonts w:ascii="Times New Roman" w:hAnsi="Times New Roman" w:cs="Times New Roman"/>
-          <w:bCs/>
-          <w:sz w:val="32"/>
-          <w:szCs w:val="32"/>
-        </w:rPr>
-        <w:t>abstract.</w:t>
+          <w:b/>
+          <w:sz w:val="32"/>
+          <w:szCs w:val="32"/>
+        </w:rPr>
+      </w:pPr>
+      <w:r>
+        <w:rPr>
+          <w:rFonts w:ascii="Times New Roman" w:hAnsi="Times New Roman" w:cs="Times New Roman"/>
+          <w:bCs/>
+          <w:sz w:val="32"/>
+          <w:szCs w:val="32"/>
+        </w:rPr>
+        <w:t>An interface is a blueprint of a class. It contains abstract methods.</w:t>
       </w:r>
     </w:p>
     <w:p>
@@ -11692,33 +11535,34 @@
         <w:pStyle w:val="ListParagraph"/>
         <w:numPr>
           <w:ilvl w:val="0"/>
-          <w:numId w:val="22"/>
+          <w:numId w:val="21"/>
         </w:numPr>
         <w:tabs>
           <w:tab w:val="left" w:pos="7809"/>
         </w:tabs>
         <w:rPr>
           <w:rFonts w:ascii="Times New Roman" w:hAnsi="Times New Roman" w:cs="Times New Roman"/>
-          <w:bCs/>
-          <w:sz w:val="32"/>
-          <w:szCs w:val="32"/>
-        </w:rPr>
-      </w:pPr>
-      <w:r>
-        <w:rPr>
-          <w:rFonts w:ascii="Times New Roman" w:hAnsi="Times New Roman" w:cs="Times New Roman"/>
-          <w:sz w:val="32"/>
-          <w:szCs w:val="32"/>
-        </w:rPr>
-        <w:t>Interfaces cannot be instantiated</w:t>
-      </w:r>
-      <w:r>
-        <w:rPr>
-          <w:rFonts w:ascii="Times New Roman" w:hAnsi="Times New Roman" w:cs="Times New Roman"/>
-          <w:sz w:val="32"/>
-          <w:szCs w:val="32"/>
-        </w:rPr>
-        <w:t>.</w:t>
+          <w:sz w:val="32"/>
+          <w:szCs w:val="32"/>
+        </w:rPr>
+      </w:pPr>
+      <w:r>
+        <w:rPr>
+          <w:rFonts w:ascii="Times New Roman" w:hAnsi="Times New Roman" w:cs="Times New Roman"/>
+          <w:bCs/>
+          <w:sz w:val="32"/>
+          <w:szCs w:val="32"/>
+        </w:rPr>
+        <w:t xml:space="preserve">Whether you declare or not by default interface methods are public and </w:t>
+      </w:r>
+      <w:r>
+        <w:rPr>
+          <w:rFonts w:ascii="Times New Roman" w:hAnsi="Times New Roman" w:cs="Times New Roman"/>
+          <w:bCs/>
+          <w:sz w:val="32"/>
+          <w:szCs w:val="32"/>
+        </w:rPr>
+        <w:t>abstract.</w:t>
       </w:r>
     </w:p>
     <w:p>
@@ -11726,7 +11570,41 @@
         <w:pStyle w:val="ListParagraph"/>
         <w:numPr>
           <w:ilvl w:val="0"/>
-          <w:numId w:val="22"/>
+          <w:numId w:val="21"/>
+        </w:numPr>
+        <w:tabs>
+          <w:tab w:val="left" w:pos="7809"/>
+        </w:tabs>
+        <w:rPr>
+          <w:rFonts w:ascii="Times New Roman" w:hAnsi="Times New Roman" w:cs="Times New Roman"/>
+          <w:bCs/>
+          <w:sz w:val="32"/>
+          <w:szCs w:val="32"/>
+        </w:rPr>
+      </w:pPr>
+      <w:r>
+        <w:rPr>
+          <w:rFonts w:ascii="Times New Roman" w:hAnsi="Times New Roman" w:cs="Times New Roman"/>
+          <w:sz w:val="32"/>
+          <w:szCs w:val="32"/>
+        </w:rPr>
+        <w:t>Interfaces cannot be instantiated</w:t>
+      </w:r>
+      <w:r>
+        <w:rPr>
+          <w:rFonts w:ascii="Times New Roman" w:hAnsi="Times New Roman" w:cs="Times New Roman"/>
+          <w:sz w:val="32"/>
+          <w:szCs w:val="32"/>
+        </w:rPr>
+        <w:t>.</w:t>
+      </w:r>
+    </w:p>
+    <w:p>
+      <w:pPr>
+        <w:pStyle w:val="ListParagraph"/>
+        <w:numPr>
+          <w:ilvl w:val="0"/>
+          <w:numId w:val="21"/>
         </w:numPr>
         <w:tabs>
           <w:tab w:val="left" w:pos="7809"/>
@@ -12622,7 +12500,7 @@
         <w:pStyle w:val="ListParagraph"/>
         <w:numPr>
           <w:ilvl w:val="0"/>
-          <w:numId w:val="26"/>
+          <w:numId w:val="25"/>
         </w:numPr>
         <w:tabs>
           <w:tab w:val="left" w:pos="7809"/>
@@ -12640,6 +12518,80 @@
           <w:szCs w:val="32"/>
         </w:rPr>
         <w:t>Class is a blueprint, template, or design for creating objects</w:t>
+      </w:r>
+    </w:p>
+    <w:p>
+      <w:pPr>
+        <w:pStyle w:val="ListParagraph"/>
+        <w:numPr>
+          <w:ilvl w:val="0"/>
+          <w:numId w:val="25"/>
+        </w:numPr>
+        <w:tabs>
+          <w:tab w:val="left" w:pos="7809"/>
+        </w:tabs>
+        <w:rPr>
+          <w:rFonts w:ascii="Times New Roman" w:hAnsi="Times New Roman" w:cs="Times New Roman"/>
+          <w:sz w:val="32"/>
+          <w:szCs w:val="32"/>
+        </w:rPr>
+      </w:pPr>
+      <w:r>
+        <w:rPr>
+          <w:rFonts w:ascii="Times New Roman" w:hAnsi="Times New Roman" w:cs="Times New Roman"/>
+          <w:sz w:val="32"/>
+          <w:szCs w:val="32"/>
+        </w:rPr>
+        <w:t>It contains variables and methods</w:t>
+      </w:r>
+    </w:p>
+    <w:p>
+      <w:pPr>
+        <w:pStyle w:val="ListParagraph"/>
+        <w:numPr>
+          <w:ilvl w:val="0"/>
+          <w:numId w:val="25"/>
+        </w:numPr>
+        <w:tabs>
+          <w:tab w:val="left" w:pos="7809"/>
+        </w:tabs>
+        <w:rPr>
+          <w:rFonts w:ascii="Times New Roman" w:hAnsi="Times New Roman" w:cs="Times New Roman"/>
+          <w:sz w:val="32"/>
+          <w:szCs w:val="32"/>
+        </w:rPr>
+      </w:pPr>
+      <w:r>
+        <w:rPr>
+          <w:rFonts w:ascii="Times New Roman" w:hAnsi="Times New Roman" w:cs="Times New Roman"/>
+          <w:sz w:val="32"/>
+          <w:szCs w:val="32"/>
+        </w:rPr>
+        <w:t>Class does not occupy memory until an object is created</w:t>
+      </w:r>
+    </w:p>
+    <w:p>
+      <w:pPr>
+        <w:tabs>
+          <w:tab w:val="left" w:pos="7809"/>
+        </w:tabs>
+        <w:rPr>
+          <w:rFonts w:ascii="Times New Roman" w:hAnsi="Times New Roman" w:cs="Times New Roman"/>
+          <w:b/>
+          <w:bCs/>
+          <w:sz w:val="32"/>
+          <w:szCs w:val="32"/>
+        </w:rPr>
+      </w:pPr>
+      <w:r>
+        <w:rPr>
+          <w:rFonts w:ascii="Times New Roman" w:hAnsi="Times New Roman" w:cs="Times New Roman"/>
+          <w:b/>
+          <w:bCs/>
+          <w:sz w:val="32"/>
+          <w:szCs w:val="32"/>
+        </w:rPr>
+        <w:t>Object:</w:t>
       </w:r>
     </w:p>
     <w:p>
@@ -12664,7 +12616,7 @@
           <w:sz w:val="32"/>
           <w:szCs w:val="32"/>
         </w:rPr>
-        <w:t>It contains variables and methods</w:t>
+        <w:t>An object is a real-world instance of a class</w:t>
       </w:r>
     </w:p>
     <w:p>
@@ -12689,31 +12641,7 @@
           <w:sz w:val="32"/>
           <w:szCs w:val="32"/>
         </w:rPr>
-        <w:t>Class does not occupy memory until an object is created</w:t>
-      </w:r>
-    </w:p>
-    <w:p>
-      <w:pPr>
-        <w:tabs>
-          <w:tab w:val="left" w:pos="7809"/>
-        </w:tabs>
-        <w:rPr>
-          <w:rFonts w:ascii="Times New Roman" w:hAnsi="Times New Roman" w:cs="Times New Roman"/>
-          <w:b/>
-          <w:bCs/>
-          <w:sz w:val="32"/>
-          <w:szCs w:val="32"/>
-        </w:rPr>
-      </w:pPr>
-      <w:r>
-        <w:rPr>
-          <w:rFonts w:ascii="Times New Roman" w:hAnsi="Times New Roman" w:cs="Times New Roman"/>
-          <w:b/>
-          <w:bCs/>
-          <w:sz w:val="32"/>
-          <w:szCs w:val="32"/>
-        </w:rPr>
-        <w:t>Object:</w:t>
+        <w:t>It has an actual value.</w:t>
       </w:r>
     </w:p>
     <w:p>
@@ -12721,7 +12649,7 @@
         <w:pStyle w:val="ListParagraph"/>
         <w:numPr>
           <w:ilvl w:val="0"/>
-          <w:numId w:val="27"/>
+          <w:numId w:val="26"/>
         </w:numPr>
         <w:tabs>
           <w:tab w:val="left" w:pos="7809"/>
@@ -12738,7 +12666,27 @@
           <w:sz w:val="32"/>
           <w:szCs w:val="32"/>
         </w:rPr>
-        <w:t>An object is a real-world instance of a class</w:t>
+        <w:t>It occupies memory; to create an object, we use the new keyword.</w:t>
+      </w:r>
+    </w:p>
+    <w:p>
+      <w:pPr>
+        <w:tabs>
+          <w:tab w:val="left" w:pos="7809"/>
+        </w:tabs>
+        <w:rPr>
+          <w:rFonts w:ascii="Times New Roman" w:hAnsi="Times New Roman" w:cs="Times New Roman"/>
+          <w:sz w:val="32"/>
+          <w:szCs w:val="32"/>
+        </w:rPr>
+      </w:pPr>
+      <w:r>
+        <w:rPr>
+          <w:rFonts w:ascii="Times New Roman" w:hAnsi="Times New Roman" w:cs="Times New Roman"/>
+          <w:sz w:val="32"/>
+          <w:szCs w:val="32"/>
+        </w:rPr>
+        <w:t>The four principles of OOPS are</w:t>
       </w:r>
     </w:p>
     <w:p>
@@ -12746,7 +12694,7 @@
         <w:pStyle w:val="ListParagraph"/>
         <w:numPr>
           <w:ilvl w:val="0"/>
-          <w:numId w:val="27"/>
+          <w:numId w:val="23"/>
         </w:numPr>
         <w:tabs>
           <w:tab w:val="left" w:pos="7809"/>
@@ -12763,7 +12711,8 @@
           <w:sz w:val="32"/>
           <w:szCs w:val="32"/>
         </w:rPr>
-        <w:t>It has an actual value.</w:t>
+        <w:lastRenderedPageBreak/>
+        <w:t>Abstraction</w:t>
       </w:r>
     </w:p>
     <w:p>
@@ -12771,7 +12720,7 @@
         <w:pStyle w:val="ListParagraph"/>
         <w:numPr>
           <w:ilvl w:val="0"/>
-          <w:numId w:val="27"/>
+          <w:numId w:val="23"/>
         </w:numPr>
         <w:tabs>
           <w:tab w:val="left" w:pos="7809"/>
@@ -12788,11 +12737,16 @@
           <w:sz w:val="32"/>
           <w:szCs w:val="32"/>
         </w:rPr>
-        <w:t>It occupies memory; to create an object, we use the new keyword.</w:t>
-      </w:r>
-    </w:p>
-    <w:p>
-      <w:pPr>
+        <w:t>Encapsulation</w:t>
+      </w:r>
+    </w:p>
+    <w:p>
+      <w:pPr>
+        <w:pStyle w:val="ListParagraph"/>
+        <w:numPr>
+          <w:ilvl w:val="0"/>
+          <w:numId w:val="23"/>
+        </w:numPr>
         <w:tabs>
           <w:tab w:val="left" w:pos="7809"/>
         </w:tabs>
@@ -12808,7 +12762,76 @@
           <w:sz w:val="32"/>
           <w:szCs w:val="32"/>
         </w:rPr>
-        <w:t>The four principles of OOPS are</w:t>
+        <w:t>Inheritance</w:t>
+      </w:r>
+    </w:p>
+    <w:p>
+      <w:pPr>
+        <w:pStyle w:val="ListParagraph"/>
+        <w:numPr>
+          <w:ilvl w:val="0"/>
+          <w:numId w:val="23"/>
+        </w:numPr>
+        <w:tabs>
+          <w:tab w:val="left" w:pos="7809"/>
+        </w:tabs>
+        <w:rPr>
+          <w:rFonts w:ascii="Times New Roman" w:hAnsi="Times New Roman" w:cs="Times New Roman"/>
+          <w:sz w:val="32"/>
+          <w:szCs w:val="32"/>
+        </w:rPr>
+      </w:pPr>
+      <w:r>
+        <w:rPr>
+          <w:rFonts w:ascii="Times New Roman" w:hAnsi="Times New Roman" w:cs="Times New Roman"/>
+          <w:sz w:val="32"/>
+          <w:szCs w:val="32"/>
+        </w:rPr>
+        <w:t>Polymorphism</w:t>
+      </w:r>
+    </w:p>
+    <w:p>
+      <w:pPr>
+        <w:tabs>
+          <w:tab w:val="left" w:pos="7809"/>
+        </w:tabs>
+        <w:rPr>
+          <w:rFonts w:ascii="Times New Roman" w:hAnsi="Times New Roman" w:cs="Times New Roman"/>
+          <w:sz w:val="32"/>
+          <w:szCs w:val="32"/>
+        </w:rPr>
+      </w:pPr>
+      <w:r>
+        <w:rPr>
+          <w:rFonts w:ascii="Times New Roman" w:hAnsi="Times New Roman" w:cs="Times New Roman"/>
+          <w:sz w:val="32"/>
+          <w:szCs w:val="32"/>
+        </w:rPr>
+        <w:t>Oops main objective is readability, Reusability, Security.</w:t>
+      </w:r>
+    </w:p>
+    <w:p>
+      <w:pPr>
+        <w:tabs>
+          <w:tab w:val="left" w:pos="7809"/>
+        </w:tabs>
+        <w:rPr>
+          <w:rFonts w:ascii="Times New Roman" w:hAnsi="Times New Roman" w:cs="Times New Roman"/>
+          <w:b/>
+          <w:bCs/>
+          <w:sz w:val="32"/>
+          <w:szCs w:val="32"/>
+        </w:rPr>
+      </w:pPr>
+      <w:r>
+        <w:rPr>
+          <w:rFonts w:ascii="Times New Roman" w:hAnsi="Times New Roman" w:cs="Times New Roman"/>
+          <w:b/>
+          <w:bCs/>
+          <w:sz w:val="32"/>
+          <w:szCs w:val="32"/>
+        </w:rPr>
+        <w:t>Encapsulation:</w:t>
       </w:r>
     </w:p>
     <w:p>
@@ -12833,8 +12856,7 @@
           <w:sz w:val="32"/>
           <w:szCs w:val="32"/>
         </w:rPr>
-        <w:lastRenderedPageBreak/>
-        <w:t>Abstraction</w:t>
+        <w:t>Binding private variable and methods(function) into a single unit class</w:t>
       </w:r>
     </w:p>
     <w:p>
@@ -12859,7 +12881,7 @@
           <w:sz w:val="32"/>
           <w:szCs w:val="32"/>
         </w:rPr>
-        <w:t>Encapsulation</w:t>
+        <w:t>To access private variable in other class we can use setter and getter</w:t>
       </w:r>
     </w:p>
     <w:p>
@@ -12868,150 +12890,6 @@
         <w:numPr>
           <w:ilvl w:val="0"/>
           <w:numId w:val="24"/>
-        </w:numPr>
-        <w:tabs>
-          <w:tab w:val="left" w:pos="7809"/>
-        </w:tabs>
-        <w:rPr>
-          <w:rFonts w:ascii="Times New Roman" w:hAnsi="Times New Roman" w:cs="Times New Roman"/>
-          <w:sz w:val="32"/>
-          <w:szCs w:val="32"/>
-        </w:rPr>
-      </w:pPr>
-      <w:r>
-        <w:rPr>
-          <w:rFonts w:ascii="Times New Roman" w:hAnsi="Times New Roman" w:cs="Times New Roman"/>
-          <w:sz w:val="32"/>
-          <w:szCs w:val="32"/>
-        </w:rPr>
-        <w:t>Inheritance</w:t>
-      </w:r>
-    </w:p>
-    <w:p>
-      <w:pPr>
-        <w:pStyle w:val="ListParagraph"/>
-        <w:numPr>
-          <w:ilvl w:val="0"/>
-          <w:numId w:val="24"/>
-        </w:numPr>
-        <w:tabs>
-          <w:tab w:val="left" w:pos="7809"/>
-        </w:tabs>
-        <w:rPr>
-          <w:rFonts w:ascii="Times New Roman" w:hAnsi="Times New Roman" w:cs="Times New Roman"/>
-          <w:sz w:val="32"/>
-          <w:szCs w:val="32"/>
-        </w:rPr>
-      </w:pPr>
-      <w:r>
-        <w:rPr>
-          <w:rFonts w:ascii="Times New Roman" w:hAnsi="Times New Roman" w:cs="Times New Roman"/>
-          <w:sz w:val="32"/>
-          <w:szCs w:val="32"/>
-        </w:rPr>
-        <w:t>Polymorphism</w:t>
-      </w:r>
-    </w:p>
-    <w:p>
-      <w:pPr>
-        <w:tabs>
-          <w:tab w:val="left" w:pos="7809"/>
-        </w:tabs>
-        <w:rPr>
-          <w:rFonts w:ascii="Times New Roman" w:hAnsi="Times New Roman" w:cs="Times New Roman"/>
-          <w:sz w:val="32"/>
-          <w:szCs w:val="32"/>
-        </w:rPr>
-      </w:pPr>
-      <w:r>
-        <w:rPr>
-          <w:rFonts w:ascii="Times New Roman" w:hAnsi="Times New Roman" w:cs="Times New Roman"/>
-          <w:sz w:val="32"/>
-          <w:szCs w:val="32"/>
-        </w:rPr>
-        <w:t>Oops main objective is readability, Reusability, Security.</w:t>
-      </w:r>
-    </w:p>
-    <w:p>
-      <w:pPr>
-        <w:tabs>
-          <w:tab w:val="left" w:pos="7809"/>
-        </w:tabs>
-        <w:rPr>
-          <w:rFonts w:ascii="Times New Roman" w:hAnsi="Times New Roman" w:cs="Times New Roman"/>
-          <w:b/>
-          <w:bCs/>
-          <w:sz w:val="32"/>
-          <w:szCs w:val="32"/>
-        </w:rPr>
-      </w:pPr>
-      <w:r>
-        <w:rPr>
-          <w:rFonts w:ascii="Times New Roman" w:hAnsi="Times New Roman" w:cs="Times New Roman"/>
-          <w:b/>
-          <w:bCs/>
-          <w:sz w:val="32"/>
-          <w:szCs w:val="32"/>
-        </w:rPr>
-        <w:t>Encapsulation:</w:t>
-      </w:r>
-    </w:p>
-    <w:p>
-      <w:pPr>
-        <w:pStyle w:val="ListParagraph"/>
-        <w:numPr>
-          <w:ilvl w:val="0"/>
-          <w:numId w:val="25"/>
-        </w:numPr>
-        <w:tabs>
-          <w:tab w:val="left" w:pos="7809"/>
-        </w:tabs>
-        <w:rPr>
-          <w:rFonts w:ascii="Times New Roman" w:hAnsi="Times New Roman" w:cs="Times New Roman"/>
-          <w:sz w:val="32"/>
-          <w:szCs w:val="32"/>
-        </w:rPr>
-      </w:pPr>
-      <w:r>
-        <w:rPr>
-          <w:rFonts w:ascii="Times New Roman" w:hAnsi="Times New Roman" w:cs="Times New Roman"/>
-          <w:sz w:val="32"/>
-          <w:szCs w:val="32"/>
-        </w:rPr>
-        <w:t>Binding private variable and methods(function) into a single unit class</w:t>
-      </w:r>
-    </w:p>
-    <w:p>
-      <w:pPr>
-        <w:pStyle w:val="ListParagraph"/>
-        <w:numPr>
-          <w:ilvl w:val="0"/>
-          <w:numId w:val="25"/>
-        </w:numPr>
-        <w:tabs>
-          <w:tab w:val="left" w:pos="7809"/>
-        </w:tabs>
-        <w:rPr>
-          <w:rFonts w:ascii="Times New Roman" w:hAnsi="Times New Roman" w:cs="Times New Roman"/>
-          <w:sz w:val="32"/>
-          <w:szCs w:val="32"/>
-        </w:rPr>
-      </w:pPr>
-      <w:r>
-        <w:rPr>
-          <w:rFonts w:ascii="Times New Roman" w:hAnsi="Times New Roman" w:cs="Times New Roman"/>
-          <w:sz w:val="32"/>
-          <w:szCs w:val="32"/>
-        </w:rPr>
-        <w:t>To access private variable in other class we can use setter and getter</w:t>
-      </w:r>
-    </w:p>
-    <w:p>
-      <w:pPr>
-        <w:pStyle w:val="ListParagraph"/>
-        <w:numPr>
-          <w:ilvl w:val="0"/>
-          <w:numId w:val="25"/>
         </w:numPr>
         <w:tabs>
           <w:tab w:val="left" w:pos="7809"/>
@@ -13246,7 +13124,7 @@
         <w:pStyle w:val="ListParagraph"/>
         <w:numPr>
           <w:ilvl w:val="0"/>
-          <w:numId w:val="29"/>
+          <w:numId w:val="27"/>
         </w:numPr>
         <w:tabs>
           <w:tab w:val="left" w:pos="7809"/>
@@ -13271,7 +13149,7 @@
         <w:pStyle w:val="ListParagraph"/>
         <w:numPr>
           <w:ilvl w:val="0"/>
-          <w:numId w:val="29"/>
+          <w:numId w:val="27"/>
         </w:numPr>
         <w:tabs>
           <w:tab w:val="left" w:pos="7809"/>
@@ -13296,7 +13174,7 @@
         <w:pStyle w:val="ListParagraph"/>
         <w:numPr>
           <w:ilvl w:val="0"/>
-          <w:numId w:val="29"/>
+          <w:numId w:val="27"/>
         </w:numPr>
         <w:tabs>
           <w:tab w:val="left" w:pos="7809"/>
@@ -13321,7 +13199,7 @@
         <w:pStyle w:val="ListParagraph"/>
         <w:numPr>
           <w:ilvl w:val="0"/>
-          <w:numId w:val="29"/>
+          <w:numId w:val="27"/>
         </w:numPr>
         <w:tabs>
           <w:tab w:val="left" w:pos="7809"/>
@@ -13370,7 +13248,7 @@
         <w:pStyle w:val="ListParagraph"/>
         <w:numPr>
           <w:ilvl w:val="0"/>
-          <w:numId w:val="30"/>
+          <w:numId w:val="28"/>
         </w:numPr>
         <w:tabs>
           <w:tab w:val="left" w:pos="7809"/>
@@ -13395,7 +13273,7 @@
         <w:pStyle w:val="ListParagraph"/>
         <w:numPr>
           <w:ilvl w:val="0"/>
-          <w:numId w:val="30"/>
+          <w:numId w:val="28"/>
         </w:numPr>
         <w:tabs>
           <w:tab w:val="left" w:pos="7809"/>
@@ -13420,7 +13298,7 @@
         <w:pStyle w:val="ListParagraph"/>
         <w:numPr>
           <w:ilvl w:val="0"/>
-          <w:numId w:val="30"/>
+          <w:numId w:val="28"/>
         </w:numPr>
         <w:tabs>
           <w:tab w:val="left" w:pos="7809"/>
@@ -13446,7 +13324,7 @@
         <w:pStyle w:val="ListParagraph"/>
         <w:numPr>
           <w:ilvl w:val="0"/>
-          <w:numId w:val="30"/>
+          <w:numId w:val="28"/>
         </w:numPr>
         <w:tabs>
           <w:tab w:val="left" w:pos="7809"/>
@@ -13793,7 +13671,7 @@
         <w:pStyle w:val="ListParagraph"/>
         <w:numPr>
           <w:ilvl w:val="0"/>
-          <w:numId w:val="31"/>
+          <w:numId w:val="29"/>
         </w:numPr>
         <w:tabs>
           <w:tab w:val="left" w:pos="7809"/>
@@ -13818,7 +13696,7 @@
         <w:pStyle w:val="ListParagraph"/>
         <w:numPr>
           <w:ilvl w:val="0"/>
-          <w:numId w:val="31"/>
+          <w:numId w:val="29"/>
         </w:numPr>
         <w:tabs>
           <w:tab w:val="left" w:pos="7809"/>
@@ -13843,7 +13721,7 @@
         <w:pStyle w:val="ListParagraph"/>
         <w:numPr>
           <w:ilvl w:val="0"/>
-          <w:numId w:val="31"/>
+          <w:numId w:val="29"/>
         </w:numPr>
         <w:tabs>
           <w:tab w:val="left" w:pos="7809"/>
@@ -14665,14 +14543,9 @@
                           <w:p>
                             <w:proofErr w:type="spellStart"/>
                             <w:r>
-                              <w:t>Acc_</w:t>
-                            </w:r>
-                            <w:proofErr w:type="gramStart"/>
-                            <w:r>
-                              <w:t>Name:sonia</w:t>
+                              <w:t>Acc_Name:sonia</w:t>
                             </w:r>
                             <w:proofErr w:type="spellEnd"/>
-                            <w:proofErr w:type="gramEnd"/>
                           </w:p>
                           <w:p>
                             <w:r>
@@ -14688,14 +14561,9 @@
                           <w:p>
                             <w:proofErr w:type="spellStart"/>
                             <w:r>
-                              <w:t>Acc_</w:t>
-                            </w:r>
-                            <w:proofErr w:type="gramStart"/>
-                            <w:r>
-                              <w:t>Name:Rahul</w:t>
+                              <w:t>Acc_Name:Rahul</w:t>
                             </w:r>
                             <w:proofErr w:type="spellEnd"/>
-                            <w:proofErr w:type="gramEnd"/>
                           </w:p>
                           <w:p>
                             <w:r>
@@ -14737,14 +14605,9 @@
                     <w:p>
                       <w:proofErr w:type="spellStart"/>
                       <w:r>
-                        <w:t>Acc_</w:t>
-                      </w:r>
-                      <w:proofErr w:type="gramStart"/>
-                      <w:r>
-                        <w:t>Name:sonia</w:t>
+                        <w:t>Acc_Name:sonia</w:t>
                       </w:r>
                       <w:proofErr w:type="spellEnd"/>
-                      <w:proofErr w:type="gramEnd"/>
                     </w:p>
                     <w:p>
                       <w:r>
@@ -14760,14 +14623,9 @@
                     <w:p>
                       <w:proofErr w:type="spellStart"/>
                       <w:r>
-                        <w:t>Acc_</w:t>
-                      </w:r>
-                      <w:proofErr w:type="gramStart"/>
-                      <w:r>
-                        <w:t>Name:Rahul</w:t>
+                        <w:t>Acc_Name:Rahul</w:t>
                       </w:r>
                       <w:proofErr w:type="spellEnd"/>
-                      <w:proofErr w:type="gramEnd"/>
                     </w:p>
                     <w:p>
                       <w:r>
@@ -14836,14 +14694,9 @@
                           <w:p>
                             <w:proofErr w:type="spellStart"/>
                             <w:r>
-                              <w:t>Acc_</w:t>
-                            </w:r>
-                            <w:proofErr w:type="gramStart"/>
-                            <w:r>
-                              <w:t>Name:priya</w:t>
+                              <w:t>Acc_Name:priya</w:t>
                             </w:r>
                             <w:proofErr w:type="spellEnd"/>
-                            <w:proofErr w:type="gramEnd"/>
                           </w:p>
                           <w:p>
                             <w:r>
@@ -14859,14 +14712,9 @@
                           <w:p>
                             <w:proofErr w:type="spellStart"/>
                             <w:r>
-                              <w:t>Acc_</w:t>
-                            </w:r>
-                            <w:proofErr w:type="gramStart"/>
-                            <w:r>
-                              <w:t>Name:Rahul</w:t>
+                              <w:t>Acc_Name:Rahul</w:t>
                             </w:r>
                             <w:proofErr w:type="spellEnd"/>
-                            <w:proofErr w:type="gramEnd"/>
                           </w:p>
                           <w:p>
                             <w:r>
@@ -14908,14 +14756,9 @@
                     <w:p>
                       <w:proofErr w:type="spellStart"/>
                       <w:r>
-                        <w:t>Acc_</w:t>
-                      </w:r>
-                      <w:proofErr w:type="gramStart"/>
-                      <w:r>
-                        <w:t>Name:priya</w:t>
+                        <w:t>Acc_Name:priya</w:t>
                       </w:r>
                       <w:proofErr w:type="spellEnd"/>
-                      <w:proofErr w:type="gramEnd"/>
                     </w:p>
                     <w:p>
                       <w:r>
@@ -14931,14 +14774,9 @@
                     <w:p>
                       <w:proofErr w:type="spellStart"/>
                       <w:r>
-                        <w:t>Acc_</w:t>
-                      </w:r>
-                      <w:proofErr w:type="gramStart"/>
-                      <w:r>
-                        <w:t>Name:Rahul</w:t>
+                        <w:t>Acc_Name:Rahul</w:t>
                       </w:r>
                       <w:proofErr w:type="spellEnd"/>
-                      <w:proofErr w:type="gramEnd"/>
                     </w:p>
                     <w:p>
                       <w:r>
@@ -15007,14 +14845,9 @@
                           <w:p>
                             <w:proofErr w:type="spellStart"/>
                             <w:r>
-                              <w:t>Acc_</w:t>
-                            </w:r>
-                            <w:proofErr w:type="gramStart"/>
-                            <w:r>
-                              <w:t>Name:Rahul</w:t>
+                              <w:t>Acc_Name:Rahul</w:t>
                             </w:r>
                             <w:proofErr w:type="spellEnd"/>
-                            <w:proofErr w:type="gramEnd"/>
                           </w:p>
                           <w:p>
                             <w:r>
@@ -15030,14 +14863,9 @@
                           <w:p>
                             <w:proofErr w:type="spellStart"/>
                             <w:r>
-                              <w:t>Acc_</w:t>
-                            </w:r>
-                            <w:proofErr w:type="gramStart"/>
-                            <w:r>
-                              <w:t>Name:Rahul</w:t>
+                              <w:t>Acc_Name:Rahul</w:t>
                             </w:r>
                             <w:proofErr w:type="spellEnd"/>
-                            <w:proofErr w:type="gramEnd"/>
                           </w:p>
                           <w:p>
                             <w:r>
@@ -15079,14 +14907,9 @@
                     <w:p>
                       <w:proofErr w:type="spellStart"/>
                       <w:r>
-                        <w:t>Acc_</w:t>
-                      </w:r>
-                      <w:proofErr w:type="gramStart"/>
-                      <w:r>
-                        <w:t>Name:Rahul</w:t>
+                        <w:t>Acc_Name:Rahul</w:t>
                       </w:r>
                       <w:proofErr w:type="spellEnd"/>
-                      <w:proofErr w:type="gramEnd"/>
                     </w:p>
                     <w:p>
                       <w:r>
@@ -15102,14 +14925,9 @@
                     <w:p>
                       <w:proofErr w:type="spellStart"/>
                       <w:r>
-                        <w:t>Acc_</w:t>
-                      </w:r>
-                      <w:proofErr w:type="gramStart"/>
-                      <w:r>
-                        <w:t>Name:Rahul</w:t>
+                        <w:t>Acc_Name:Rahul</w:t>
                       </w:r>
                       <w:proofErr w:type="spellEnd"/>
-                      <w:proofErr w:type="gramEnd"/>
                     </w:p>
                     <w:p>
                       <w:r>
@@ -15358,7 +15176,7 @@
         <w:pStyle w:val="ListParagraph"/>
         <w:numPr>
           <w:ilvl w:val="0"/>
-          <w:numId w:val="32"/>
+          <w:numId w:val="30"/>
         </w:numPr>
         <w:rPr>
           <w:rFonts w:ascii="Times New Roman" w:hAnsi="Times New Roman" w:cs="Times New Roman"/>
@@ -15398,7 +15216,7 @@
         <w:pStyle w:val="ListParagraph"/>
         <w:numPr>
           <w:ilvl w:val="0"/>
-          <w:numId w:val="32"/>
+          <w:numId w:val="30"/>
         </w:numPr>
         <w:rPr>
           <w:rFonts w:ascii="Times New Roman" w:hAnsi="Times New Roman" w:cs="Times New Roman"/>
@@ -15420,7 +15238,7 @@
         <w:pStyle w:val="ListParagraph"/>
         <w:numPr>
           <w:ilvl w:val="0"/>
-          <w:numId w:val="32"/>
+          <w:numId w:val="30"/>
         </w:numPr>
         <w:rPr>
           <w:rFonts w:ascii="Times New Roman" w:hAnsi="Times New Roman" w:cs="Times New Roman"/>
@@ -15442,7 +15260,7 @@
         <w:pStyle w:val="ListParagraph"/>
         <w:numPr>
           <w:ilvl w:val="0"/>
-          <w:numId w:val="32"/>
+          <w:numId w:val="30"/>
         </w:numPr>
         <w:rPr>
           <w:rFonts w:ascii="Times New Roman" w:hAnsi="Times New Roman" w:cs="Times New Roman"/>
@@ -15455,7 +15273,7 @@
           <w:noProof/>
         </w:rPr>
         <w:drawing>
-          <wp:anchor distT="0" distB="0" distL="114300" distR="114300" simplePos="0" relativeHeight="251707392" behindDoc="0" locked="0" layoutInCell="1" allowOverlap="1" wp14:anchorId="583441E9" wp14:editId="35875531">
+          <wp:anchor distT="0" distB="0" distL="114300" distR="114300" simplePos="0" relativeHeight="251707392" behindDoc="0" locked="0" layoutInCell="1" allowOverlap="1" wp14:anchorId="583441E9" wp14:editId="7F65D958">
             <wp:simplePos x="0" y="0"/>
             <wp:positionH relativeFrom="margin">
               <wp:align>left</wp:align>
@@ -15684,7 +15502,7 @@
         <w:pStyle w:val="ListParagraph"/>
         <w:numPr>
           <w:ilvl w:val="0"/>
-          <w:numId w:val="41"/>
+          <w:numId w:val="34"/>
         </w:numPr>
         <w:rPr>
           <w:rFonts w:ascii="Times New Roman" w:hAnsi="Times New Roman" w:cs="Times New Roman"/>
@@ -15693,7 +15511,6 @@
         </w:rPr>
       </w:pPr>
       <w:proofErr w:type="spellStart"/>
-      <w:proofErr w:type="gramStart"/>
       <w:r>
         <w:rPr>
           <w:rFonts w:ascii="Times New Roman" w:hAnsi="Times New Roman" w:cs="Times New Roman"/>
@@ -15703,7 +15520,6 @@
         <w:t>java.lang</w:t>
       </w:r>
       <w:proofErr w:type="spellEnd"/>
-      <w:proofErr w:type="gramEnd"/>
       <w:r>
         <w:rPr>
           <w:rFonts w:ascii="Times New Roman" w:hAnsi="Times New Roman" w:cs="Times New Roman"/>
@@ -15726,7 +15542,7 @@
         <w:pStyle w:val="ListParagraph"/>
         <w:numPr>
           <w:ilvl w:val="0"/>
-          <w:numId w:val="33"/>
+          <w:numId w:val="31"/>
         </w:numPr>
         <w:rPr>
           <w:rFonts w:ascii="Times New Roman" w:hAnsi="Times New Roman" w:cs="Times New Roman"/>
@@ -15735,7 +15551,6 @@
         </w:rPr>
       </w:pPr>
       <w:proofErr w:type="spellStart"/>
-      <w:proofErr w:type="gramStart"/>
       <w:r>
         <w:rPr>
           <w:rFonts w:ascii="Times New Roman" w:hAnsi="Times New Roman" w:cs="Times New Roman"/>
@@ -15745,7 +15560,6 @@
         <w:t>java.lang</w:t>
       </w:r>
       <w:proofErr w:type="spellEnd"/>
-      <w:proofErr w:type="gramEnd"/>
       <w:r>
         <w:rPr>
           <w:rFonts w:ascii="Times New Roman" w:hAnsi="Times New Roman" w:cs="Times New Roman"/>
@@ -15760,7 +15574,7 @@
         <w:pStyle w:val="ListParagraph"/>
         <w:numPr>
           <w:ilvl w:val="0"/>
-          <w:numId w:val="33"/>
+          <w:numId w:val="31"/>
         </w:numPr>
         <w:rPr>
           <w:rFonts w:ascii="Times New Roman" w:hAnsi="Times New Roman" w:cs="Times New Roman"/>
@@ -15774,25 +15588,7 @@
           <w:sz w:val="32"/>
           <w:szCs w:val="32"/>
         </w:rPr>
-        <w:t xml:space="preserve">Lang package </w:t>
-      </w:r>
-      <w:proofErr w:type="gramStart"/>
-      <w:r>
-        <w:rPr>
-          <w:rFonts w:ascii="Times New Roman" w:hAnsi="Times New Roman" w:cs="Times New Roman"/>
-          <w:sz w:val="32"/>
-          <w:szCs w:val="32"/>
-        </w:rPr>
-        <w:t>contain</w:t>
-      </w:r>
-      <w:proofErr w:type="gramEnd"/>
-      <w:r>
-        <w:rPr>
-          <w:rFonts w:ascii="Times New Roman" w:hAnsi="Times New Roman" w:cs="Times New Roman"/>
-          <w:sz w:val="32"/>
-          <w:szCs w:val="32"/>
-        </w:rPr>
-        <w:t xml:space="preserve"> object class, string class, string buffer, wrapper class.</w:t>
+        <w:t>Lang package contain object class, string class, string buffer, wrapper class.</w:t>
       </w:r>
     </w:p>
     <w:p>
@@ -15817,7 +15613,7 @@
         <w:pStyle w:val="ListParagraph"/>
         <w:numPr>
           <w:ilvl w:val="0"/>
-          <w:numId w:val="34"/>
+          <w:numId w:val="32"/>
         </w:numPr>
         <w:rPr>
           <w:rFonts w:ascii="Times New Roman" w:hAnsi="Times New Roman" w:cs="Times New Roman"/>
@@ -16521,27 +16317,15 @@
           <w:szCs w:val="32"/>
         </w:rPr>
       </w:pPr>
-      <w:proofErr w:type="gramStart"/>
-      <w:r>
-        <w:rPr>
-          <w:rFonts w:ascii="Times New Roman" w:hAnsi="Times New Roman" w:cs="Times New Roman"/>
-          <w:b/>
-          <w:bCs/>
-          <w:sz w:val="32"/>
-          <w:szCs w:val="32"/>
-        </w:rPr>
-        <w:t>toString(</w:t>
-      </w:r>
-      <w:proofErr w:type="gramEnd"/>
-      <w:r>
-        <w:rPr>
-          <w:rFonts w:ascii="Times New Roman" w:hAnsi="Times New Roman" w:cs="Times New Roman"/>
-          <w:b/>
-          <w:bCs/>
-          <w:sz w:val="32"/>
-          <w:szCs w:val="32"/>
-        </w:rPr>
-        <w:t>):</w:t>
+      <w:r>
+        <w:rPr>
+          <w:rFonts w:ascii="Times New Roman" w:hAnsi="Times New Roman" w:cs="Times New Roman"/>
+          <w:b/>
+          <w:bCs/>
+          <w:sz w:val="32"/>
+          <w:szCs w:val="32"/>
+        </w:rPr>
+        <w:t>toString():</w:t>
       </w:r>
     </w:p>
     <w:p>
@@ -16549,7 +16333,7 @@
         <w:pStyle w:val="ListParagraph"/>
         <w:numPr>
           <w:ilvl w:val="0"/>
-          <w:numId w:val="34"/>
+          <w:numId w:val="32"/>
         </w:numPr>
         <w:rPr>
           <w:rFonts w:ascii="Times New Roman" w:hAnsi="Times New Roman" w:cs="Times New Roman"/>
@@ -16557,23 +16341,13 @@
           <w:szCs w:val="32"/>
         </w:rPr>
       </w:pPr>
-      <w:proofErr w:type="gramStart"/>
-      <w:r>
-        <w:rPr>
-          <w:rFonts w:ascii="Times New Roman" w:hAnsi="Times New Roman" w:cs="Times New Roman"/>
-          <w:sz w:val="32"/>
-          <w:szCs w:val="32"/>
-        </w:rPr>
-        <w:t>toString(</w:t>
-      </w:r>
-      <w:proofErr w:type="gramEnd"/>
-      <w:r>
-        <w:rPr>
-          <w:rFonts w:ascii="Times New Roman" w:hAnsi="Times New Roman" w:cs="Times New Roman"/>
-          <w:sz w:val="32"/>
-          <w:szCs w:val="32"/>
-        </w:rPr>
-        <w:t>) is a method used to convert an object into a string representation.</w:t>
+      <w:r>
+        <w:rPr>
+          <w:rFonts w:ascii="Times New Roman" w:hAnsi="Times New Roman" w:cs="Times New Roman"/>
+          <w:sz w:val="32"/>
+          <w:szCs w:val="32"/>
+        </w:rPr>
+        <w:t>toString() is a method used to convert an object into a string representation.</w:t>
       </w:r>
     </w:p>
     <w:p>
@@ -16581,7 +16355,7 @@
         <w:pStyle w:val="ListParagraph"/>
         <w:numPr>
           <w:ilvl w:val="0"/>
-          <w:numId w:val="34"/>
+          <w:numId w:val="32"/>
         </w:numPr>
         <w:rPr>
           <w:rFonts w:ascii="Times New Roman" w:hAnsi="Times New Roman" w:cs="Times New Roman"/>
@@ -16706,7 +16480,7 @@
         <w:pStyle w:val="ListParagraph"/>
         <w:numPr>
           <w:ilvl w:val="0"/>
-          <w:numId w:val="34"/>
+          <w:numId w:val="32"/>
         </w:numPr>
         <w:rPr>
           <w:rFonts w:ascii="Times New Roman" w:hAnsi="Times New Roman" w:cs="Times New Roman"/>
@@ -16714,23 +16488,13 @@
           <w:szCs w:val="32"/>
         </w:rPr>
       </w:pPr>
-      <w:proofErr w:type="gramStart"/>
-      <w:r>
-        <w:rPr>
-          <w:rFonts w:ascii="Times New Roman" w:hAnsi="Times New Roman" w:cs="Times New Roman"/>
-          <w:sz w:val="32"/>
-          <w:szCs w:val="32"/>
-        </w:rPr>
-        <w:t>toString(</w:t>
-      </w:r>
-      <w:proofErr w:type="gramEnd"/>
-      <w:r>
-        <w:rPr>
-          <w:rFonts w:ascii="Times New Roman" w:hAnsi="Times New Roman" w:cs="Times New Roman"/>
-          <w:sz w:val="32"/>
-          <w:szCs w:val="32"/>
-        </w:rPr>
-        <w:t>)</w:t>
+      <w:r>
+        <w:rPr>
+          <w:rFonts w:ascii="Times New Roman" w:hAnsi="Times New Roman" w:cs="Times New Roman"/>
+          <w:sz w:val="32"/>
+          <w:szCs w:val="32"/>
+        </w:rPr>
+        <w:t>toString()</w:t>
       </w:r>
     </w:p>
     <w:p>
@@ -16738,7 +16502,7 @@
         <w:pStyle w:val="ListParagraph"/>
         <w:numPr>
           <w:ilvl w:val="0"/>
-          <w:numId w:val="34"/>
+          <w:numId w:val="32"/>
         </w:numPr>
         <w:rPr>
           <w:rFonts w:ascii="Times New Roman" w:hAnsi="Times New Roman" w:cs="Times New Roman"/>
@@ -16746,23 +16510,13 @@
           <w:szCs w:val="32"/>
         </w:rPr>
       </w:pPr>
-      <w:proofErr w:type="gramStart"/>
-      <w:r>
-        <w:rPr>
-          <w:rFonts w:ascii="Times New Roman" w:hAnsi="Times New Roman" w:cs="Times New Roman"/>
-          <w:sz w:val="32"/>
-          <w:szCs w:val="32"/>
-        </w:rPr>
-        <w:t>clone(</w:t>
-      </w:r>
-      <w:proofErr w:type="gramEnd"/>
-      <w:r>
-        <w:rPr>
-          <w:rFonts w:ascii="Times New Roman" w:hAnsi="Times New Roman" w:cs="Times New Roman"/>
-          <w:sz w:val="32"/>
-          <w:szCs w:val="32"/>
-        </w:rPr>
-        <w:t>)</w:t>
+      <w:r>
+        <w:rPr>
+          <w:rFonts w:ascii="Times New Roman" w:hAnsi="Times New Roman" w:cs="Times New Roman"/>
+          <w:sz w:val="32"/>
+          <w:szCs w:val="32"/>
+        </w:rPr>
+        <w:t>clone()</w:t>
       </w:r>
     </w:p>
     <w:p>
@@ -16770,7 +16524,7 @@
         <w:pStyle w:val="ListParagraph"/>
         <w:numPr>
           <w:ilvl w:val="0"/>
-          <w:numId w:val="34"/>
+          <w:numId w:val="32"/>
         </w:numPr>
         <w:rPr>
           <w:rFonts w:ascii="Times New Roman" w:hAnsi="Times New Roman" w:cs="Times New Roman"/>
@@ -16779,7 +16533,6 @@
         </w:rPr>
       </w:pPr>
       <w:proofErr w:type="spellStart"/>
-      <w:proofErr w:type="gramStart"/>
       <w:r>
         <w:rPr>
           <w:rFonts w:ascii="Times New Roman" w:hAnsi="Times New Roman" w:cs="Times New Roman"/>
@@ -16795,16 +16548,7 @@
           <w:sz w:val="32"/>
           <w:szCs w:val="32"/>
         </w:rPr>
-        <w:t>(</w:t>
-      </w:r>
-      <w:proofErr w:type="gramEnd"/>
-      <w:r>
-        <w:rPr>
-          <w:rFonts w:ascii="Times New Roman" w:hAnsi="Times New Roman" w:cs="Times New Roman"/>
-          <w:sz w:val="32"/>
-          <w:szCs w:val="32"/>
-        </w:rPr>
-        <w:t>)</w:t>
+        <w:t>()</w:t>
       </w:r>
     </w:p>
     <w:p>
@@ -16812,7 +16556,7 @@
         <w:pStyle w:val="ListParagraph"/>
         <w:numPr>
           <w:ilvl w:val="0"/>
-          <w:numId w:val="34"/>
+          <w:numId w:val="32"/>
         </w:numPr>
         <w:rPr>
           <w:rFonts w:ascii="Times New Roman" w:hAnsi="Times New Roman" w:cs="Times New Roman"/>
@@ -16820,23 +16564,13 @@
           <w:szCs w:val="32"/>
         </w:rPr>
       </w:pPr>
-      <w:proofErr w:type="gramStart"/>
-      <w:r>
-        <w:rPr>
-          <w:rFonts w:ascii="Times New Roman" w:hAnsi="Times New Roman" w:cs="Times New Roman"/>
-          <w:sz w:val="32"/>
-          <w:szCs w:val="32"/>
-        </w:rPr>
-        <w:t>equals(</w:t>
-      </w:r>
-      <w:proofErr w:type="gramEnd"/>
-      <w:r>
-        <w:rPr>
-          <w:rFonts w:ascii="Times New Roman" w:hAnsi="Times New Roman" w:cs="Times New Roman"/>
-          <w:sz w:val="32"/>
-          <w:szCs w:val="32"/>
-        </w:rPr>
-        <w:t>) – object class equal method for reference comparation</w:t>
+      <w:r>
+        <w:rPr>
+          <w:rFonts w:ascii="Times New Roman" w:hAnsi="Times New Roman" w:cs="Times New Roman"/>
+          <w:sz w:val="32"/>
+          <w:szCs w:val="32"/>
+        </w:rPr>
+        <w:t>equals() – object class equal method for reference comparation</w:t>
       </w:r>
     </w:p>
     <w:p>
@@ -16844,7 +16578,7 @@
         <w:pStyle w:val="ListParagraph"/>
         <w:numPr>
           <w:ilvl w:val="0"/>
-          <w:numId w:val="34"/>
+          <w:numId w:val="32"/>
         </w:numPr>
         <w:rPr>
           <w:rFonts w:ascii="Times New Roman" w:hAnsi="Times New Roman" w:cs="Times New Roman"/>
@@ -16852,23 +16586,13 @@
           <w:szCs w:val="32"/>
         </w:rPr>
       </w:pPr>
-      <w:proofErr w:type="gramStart"/>
-      <w:r>
-        <w:rPr>
-          <w:rFonts w:ascii="Times New Roman" w:hAnsi="Times New Roman" w:cs="Times New Roman"/>
-          <w:sz w:val="32"/>
-          <w:szCs w:val="32"/>
-        </w:rPr>
-        <w:t>wait(</w:t>
-      </w:r>
-      <w:proofErr w:type="gramEnd"/>
-      <w:r>
-        <w:rPr>
-          <w:rFonts w:ascii="Times New Roman" w:hAnsi="Times New Roman" w:cs="Times New Roman"/>
-          <w:sz w:val="32"/>
-          <w:szCs w:val="32"/>
-        </w:rPr>
-        <w:t>)</w:t>
+      <w:r>
+        <w:rPr>
+          <w:rFonts w:ascii="Times New Roman" w:hAnsi="Times New Roman" w:cs="Times New Roman"/>
+          <w:sz w:val="32"/>
+          <w:szCs w:val="32"/>
+        </w:rPr>
+        <w:t>wait()</w:t>
       </w:r>
     </w:p>
     <w:p>
@@ -16876,7 +16600,7 @@
         <w:pStyle w:val="ListParagraph"/>
         <w:numPr>
           <w:ilvl w:val="0"/>
-          <w:numId w:val="34"/>
+          <w:numId w:val="32"/>
         </w:numPr>
         <w:rPr>
           <w:rFonts w:ascii="Times New Roman" w:hAnsi="Times New Roman" w:cs="Times New Roman"/>
@@ -16884,23 +16608,13 @@
           <w:szCs w:val="32"/>
         </w:rPr>
       </w:pPr>
-      <w:proofErr w:type="gramStart"/>
-      <w:r>
-        <w:rPr>
-          <w:rFonts w:ascii="Times New Roman" w:hAnsi="Times New Roman" w:cs="Times New Roman"/>
-          <w:sz w:val="32"/>
-          <w:szCs w:val="32"/>
-        </w:rPr>
-        <w:t>finalize(</w:t>
-      </w:r>
-      <w:proofErr w:type="gramEnd"/>
-      <w:r>
-        <w:rPr>
-          <w:rFonts w:ascii="Times New Roman" w:hAnsi="Times New Roman" w:cs="Times New Roman"/>
-          <w:sz w:val="32"/>
-          <w:szCs w:val="32"/>
-        </w:rPr>
-        <w:t>)</w:t>
+      <w:r>
+        <w:rPr>
+          <w:rFonts w:ascii="Times New Roman" w:hAnsi="Times New Roman" w:cs="Times New Roman"/>
+          <w:sz w:val="32"/>
+          <w:szCs w:val="32"/>
+        </w:rPr>
+        <w:t>finalize()</w:t>
       </w:r>
     </w:p>
     <w:p>
@@ -16908,7 +16622,7 @@
         <w:pStyle w:val="ListParagraph"/>
         <w:numPr>
           <w:ilvl w:val="0"/>
-          <w:numId w:val="34"/>
+          <w:numId w:val="32"/>
         </w:numPr>
         <w:rPr>
           <w:rFonts w:ascii="Times New Roman" w:hAnsi="Times New Roman" w:cs="Times New Roman"/>
@@ -16917,7 +16631,6 @@
         </w:rPr>
       </w:pPr>
       <w:proofErr w:type="spellStart"/>
-      <w:proofErr w:type="gramStart"/>
       <w:r>
         <w:rPr>
           <w:rFonts w:ascii="Times New Roman" w:hAnsi="Times New Roman" w:cs="Times New Roman"/>
@@ -16933,16 +16646,7 @@
           <w:sz w:val="32"/>
           <w:szCs w:val="32"/>
         </w:rPr>
-        <w:t>(</w:t>
-      </w:r>
-      <w:proofErr w:type="gramEnd"/>
-      <w:r>
-        <w:rPr>
-          <w:rFonts w:ascii="Times New Roman" w:hAnsi="Times New Roman" w:cs="Times New Roman"/>
-          <w:sz w:val="32"/>
-          <w:szCs w:val="32"/>
-        </w:rPr>
-        <w:t>)</w:t>
+        <w:t>()</w:t>
       </w:r>
     </w:p>
     <w:p>
@@ -16950,7 +16654,7 @@
         <w:pStyle w:val="ListParagraph"/>
         <w:numPr>
           <w:ilvl w:val="0"/>
-          <w:numId w:val="34"/>
+          <w:numId w:val="32"/>
         </w:numPr>
         <w:rPr>
           <w:rFonts w:ascii="Times New Roman" w:hAnsi="Times New Roman" w:cs="Times New Roman"/>
@@ -16958,23 +16662,13 @@
           <w:szCs w:val="32"/>
         </w:rPr>
       </w:pPr>
-      <w:proofErr w:type="gramStart"/>
-      <w:r>
-        <w:rPr>
-          <w:rFonts w:ascii="Times New Roman" w:hAnsi="Times New Roman" w:cs="Times New Roman"/>
-          <w:sz w:val="32"/>
-          <w:szCs w:val="32"/>
-        </w:rPr>
-        <w:t>notify(</w:t>
-      </w:r>
-      <w:proofErr w:type="gramEnd"/>
-      <w:r>
-        <w:rPr>
-          <w:rFonts w:ascii="Times New Roman" w:hAnsi="Times New Roman" w:cs="Times New Roman"/>
-          <w:sz w:val="32"/>
-          <w:szCs w:val="32"/>
-        </w:rPr>
-        <w:t>)</w:t>
+      <w:r>
+        <w:rPr>
+          <w:rFonts w:ascii="Times New Roman" w:hAnsi="Times New Roman" w:cs="Times New Roman"/>
+          <w:sz w:val="32"/>
+          <w:szCs w:val="32"/>
+        </w:rPr>
+        <w:t>notify()</w:t>
       </w:r>
       <w:r>
         <w:rPr>
@@ -16990,7 +16684,7 @@
         <w:pStyle w:val="ListParagraph"/>
         <w:numPr>
           <w:ilvl w:val="0"/>
-          <w:numId w:val="34"/>
+          <w:numId w:val="32"/>
         </w:numPr>
         <w:rPr>
           <w:rFonts w:ascii="Times New Roman" w:hAnsi="Times New Roman" w:cs="Times New Roman"/>
@@ -16999,7 +16693,6 @@
         </w:rPr>
       </w:pPr>
       <w:proofErr w:type="spellStart"/>
-      <w:proofErr w:type="gramStart"/>
       <w:r>
         <w:rPr>
           <w:rFonts w:ascii="Times New Roman" w:hAnsi="Times New Roman" w:cs="Times New Roman"/>
@@ -17015,16 +16708,7 @@
           <w:sz w:val="32"/>
           <w:szCs w:val="32"/>
         </w:rPr>
-        <w:t>(</w:t>
-      </w:r>
-      <w:proofErr w:type="gramEnd"/>
-      <w:r>
-        <w:rPr>
-          <w:rFonts w:ascii="Times New Roman" w:hAnsi="Times New Roman" w:cs="Times New Roman"/>
-          <w:sz w:val="32"/>
-          <w:szCs w:val="32"/>
-        </w:rPr>
-        <w:t>)</w:t>
+        <w:t>()</w:t>
       </w:r>
     </w:p>
     <w:p>
@@ -17066,7 +16750,6 @@
                 <w:szCs w:val="32"/>
               </w:rPr>
             </w:pPr>
-            <w:proofErr w:type="gramStart"/>
             <w:r>
               <w:rPr>
                 <w:rFonts w:ascii="Times New Roman" w:hAnsi="Times New Roman" w:cs="Times New Roman"/>
@@ -17076,18 +16759,7 @@
                 <w:szCs w:val="32"/>
               </w:rPr>
               <w:lastRenderedPageBreak/>
-              <w:t>.equal</w:t>
-            </w:r>
-            <w:proofErr w:type="gramEnd"/>
-            <w:r>
-              <w:rPr>
-                <w:rFonts w:ascii="Times New Roman" w:hAnsi="Times New Roman" w:cs="Times New Roman"/>
-                <w:b/>
-                <w:bCs/>
-                <w:sz w:val="32"/>
-                <w:szCs w:val="32"/>
-              </w:rPr>
-              <w:t>()</w:t>
+              <w:t>.equal()</w:t>
             </w:r>
             <w:r>
               <w:rPr>
@@ -17193,25 +16865,7 @@
                 <w:sz w:val="32"/>
                 <w:szCs w:val="32"/>
               </w:rPr>
-              <w:t xml:space="preserve">Object class </w:t>
-            </w:r>
-            <w:proofErr w:type="gramStart"/>
-            <w:r>
-              <w:rPr>
-                <w:rFonts w:ascii="Times New Roman" w:hAnsi="Times New Roman" w:cs="Times New Roman"/>
-                <w:sz w:val="32"/>
-                <w:szCs w:val="32"/>
-              </w:rPr>
-              <w:t>equals(</w:t>
-            </w:r>
-            <w:proofErr w:type="gramEnd"/>
-            <w:r>
-              <w:rPr>
-                <w:rFonts w:ascii="Times New Roman" w:hAnsi="Times New Roman" w:cs="Times New Roman"/>
-                <w:sz w:val="32"/>
-                <w:szCs w:val="32"/>
-              </w:rPr>
-              <w:t xml:space="preserve">) method reference </w:t>
+              <w:t xml:space="preserve">Object class equals() method reference </w:t>
             </w:r>
             <w:proofErr w:type="spellStart"/>
             <w:r>
@@ -17243,25 +16897,7 @@
                 <w:sz w:val="32"/>
                 <w:szCs w:val="32"/>
               </w:rPr>
-              <w:t xml:space="preserve">If we want compare object using equality </w:t>
-            </w:r>
-            <w:proofErr w:type="gramStart"/>
-            <w:r>
-              <w:rPr>
-                <w:rFonts w:ascii="Times New Roman" w:hAnsi="Times New Roman" w:cs="Times New Roman"/>
-                <w:sz w:val="32"/>
-                <w:szCs w:val="32"/>
-              </w:rPr>
-              <w:t>operator(</w:t>
-            </w:r>
-            <w:proofErr w:type="gramEnd"/>
-            <w:r>
-              <w:rPr>
-                <w:rFonts w:ascii="Times New Roman" w:hAnsi="Times New Roman" w:cs="Times New Roman"/>
-                <w:sz w:val="32"/>
-                <w:szCs w:val="32"/>
-              </w:rPr>
-              <w:t>==) then relation is required</w:t>
+              <w:t>If we want compare object using equality operator(==) then relation is required</w:t>
             </w:r>
           </w:p>
         </w:tc>
@@ -17285,25 +16921,7 @@
                 <w:sz w:val="32"/>
                 <w:szCs w:val="32"/>
               </w:rPr>
-              <w:t xml:space="preserve">String, String Buffer, String builder classes </w:t>
-            </w:r>
-            <w:proofErr w:type="gramStart"/>
-            <w:r>
-              <w:rPr>
-                <w:rFonts w:ascii="Times New Roman" w:hAnsi="Times New Roman" w:cs="Times New Roman"/>
-                <w:sz w:val="32"/>
-                <w:szCs w:val="32"/>
-              </w:rPr>
-              <w:t>equal(</w:t>
-            </w:r>
-            <w:proofErr w:type="gramEnd"/>
-            <w:r>
-              <w:rPr>
-                <w:rFonts w:ascii="Times New Roman" w:hAnsi="Times New Roman" w:cs="Times New Roman"/>
-                <w:sz w:val="32"/>
-                <w:szCs w:val="32"/>
-              </w:rPr>
-              <w:t xml:space="preserve">) method content </w:t>
+              <w:t xml:space="preserve">String, String Buffer, String builder classes equal() method content </w:t>
             </w:r>
             <w:proofErr w:type="spellStart"/>
             <w:r>
@@ -17389,7 +17007,7 @@
           <w:noProof/>
         </w:rPr>
         <w:drawing>
-          <wp:inline distT="0" distB="0" distL="0" distR="0" wp14:anchorId="2B28A583" wp14:editId="1F0FA05A">
+          <wp:inline distT="0" distB="0" distL="0" distR="0" wp14:anchorId="2B28A583" wp14:editId="107BFB56">
             <wp:extent cx="3566845" cy="2675304"/>
             <wp:effectExtent l="0" t="0" r="0" b="0"/>
             <wp:docPr id="1661979740" name="Picture 34"/>
@@ -17520,7 +17138,7 @@
         <w:pStyle w:val="ListParagraph"/>
         <w:numPr>
           <w:ilvl w:val="0"/>
-          <w:numId w:val="35"/>
+          <w:numId w:val="33"/>
         </w:numPr>
         <w:rPr>
           <w:rFonts w:ascii="Times New Roman" w:hAnsi="Times New Roman" w:cs="Times New Roman"/>
@@ -17542,7 +17160,7 @@
         <w:pStyle w:val="ListParagraph"/>
         <w:numPr>
           <w:ilvl w:val="0"/>
-          <w:numId w:val="35"/>
+          <w:numId w:val="33"/>
         </w:numPr>
         <w:rPr>
           <w:rFonts w:ascii="Times New Roman" w:hAnsi="Times New Roman" w:cs="Times New Roman"/>
@@ -17564,7 +17182,7 @@
         <w:pStyle w:val="ListParagraph"/>
         <w:numPr>
           <w:ilvl w:val="0"/>
-          <w:numId w:val="35"/>
+          <w:numId w:val="33"/>
         </w:numPr>
         <w:rPr>
           <w:rFonts w:ascii="Times New Roman" w:hAnsi="Times New Roman" w:cs="Times New Roman"/>
@@ -17578,25 +17196,7 @@
           <w:sz w:val="32"/>
           <w:szCs w:val="32"/>
         </w:rPr>
-        <w:t xml:space="preserve">String, String Buffer, String Builder -&gt; equal method </w:t>
-      </w:r>
-      <w:proofErr w:type="gramStart"/>
-      <w:r>
-        <w:rPr>
-          <w:rFonts w:ascii="Times New Roman" w:hAnsi="Times New Roman" w:cs="Times New Roman"/>
-          <w:sz w:val="32"/>
-          <w:szCs w:val="32"/>
-        </w:rPr>
-        <w:t>override</w:t>
-      </w:r>
-      <w:proofErr w:type="gramEnd"/>
-      <w:r>
-        <w:rPr>
-          <w:rFonts w:ascii="Times New Roman" w:hAnsi="Times New Roman" w:cs="Times New Roman"/>
-          <w:sz w:val="32"/>
-          <w:szCs w:val="32"/>
-        </w:rPr>
-        <w:t xml:space="preserve"> for content comparation.</w:t>
+        <w:t>String, String Buffer, String Builder -&gt; equal method override for content comparation.</w:t>
       </w:r>
     </w:p>
     <w:p>
@@ -17604,7 +17204,7 @@
         <w:pStyle w:val="ListParagraph"/>
         <w:numPr>
           <w:ilvl w:val="0"/>
-          <w:numId w:val="35"/>
+          <w:numId w:val="33"/>
         </w:numPr>
         <w:rPr>
           <w:rFonts w:ascii="Times New Roman" w:hAnsi="Times New Roman" w:cs="Times New Roman"/>
@@ -17790,7 +17390,7 @@
         <w:pStyle w:val="ListParagraph"/>
         <w:numPr>
           <w:ilvl w:val="0"/>
-          <w:numId w:val="43"/>
+          <w:numId w:val="36"/>
         </w:numPr>
         <w:rPr>
           <w:rFonts w:ascii="Times New Roman" w:hAnsi="Times New Roman" w:cs="Times New Roman"/>
@@ -17812,7 +17412,7 @@
         <w:pStyle w:val="ListParagraph"/>
         <w:numPr>
           <w:ilvl w:val="0"/>
-          <w:numId w:val="43"/>
+          <w:numId w:val="36"/>
         </w:numPr>
         <w:rPr>
           <w:rFonts w:ascii="Times New Roman" w:hAnsi="Times New Roman" w:cs="Times New Roman"/>
@@ -17850,7 +17450,7 @@
         <w:pStyle w:val="ListParagraph"/>
         <w:numPr>
           <w:ilvl w:val="0"/>
-          <w:numId w:val="43"/>
+          <w:numId w:val="36"/>
         </w:numPr>
         <w:rPr>
           <w:rFonts w:ascii="Times New Roman" w:hAnsi="Times New Roman" w:cs="Times New Roman"/>
@@ -17872,7 +17472,7 @@
         <w:pStyle w:val="ListParagraph"/>
         <w:numPr>
           <w:ilvl w:val="0"/>
-          <w:numId w:val="42"/>
+          <w:numId w:val="35"/>
         </w:numPr>
         <w:tabs>
           <w:tab w:val="left" w:pos="1600"/>
@@ -17988,7 +17588,6 @@
         <w:t>Object to primitive(</w:t>
       </w:r>
       <w:proofErr w:type="spellStart"/>
-      <w:proofErr w:type="gramStart"/>
       <w:r>
         <w:rPr>
           <w:rFonts w:ascii="Times New Roman" w:hAnsi="Times New Roman" w:cs="Times New Roman"/>
@@ -18004,16 +17603,7 @@
           <w:sz w:val="32"/>
           <w:szCs w:val="32"/>
         </w:rPr>
-        <w:t>(</w:t>
-      </w:r>
-      <w:proofErr w:type="gramEnd"/>
-      <w:r>
-        <w:rPr>
-          <w:rFonts w:ascii="Times New Roman" w:hAnsi="Times New Roman" w:cs="Times New Roman"/>
-          <w:sz w:val="32"/>
-          <w:szCs w:val="32"/>
-        </w:rPr>
-        <w:t>))</w:t>
+        <w:t>())</w:t>
       </w:r>
     </w:p>
     <w:p>
@@ -18052,25 +17642,7 @@
           <w:szCs w:val="32"/>
         </w:rPr>
         <w:tab/>
-        <w:t>Object to string(</w:t>
-      </w:r>
-      <w:proofErr w:type="gramStart"/>
-      <w:r>
-        <w:rPr>
-          <w:rFonts w:ascii="Times New Roman" w:hAnsi="Times New Roman" w:cs="Times New Roman"/>
-          <w:sz w:val="32"/>
-          <w:szCs w:val="32"/>
-        </w:rPr>
-        <w:t>toString(</w:t>
-      </w:r>
-      <w:proofErr w:type="gramEnd"/>
-      <w:r>
-        <w:rPr>
-          <w:rFonts w:ascii="Times New Roman" w:hAnsi="Times New Roman" w:cs="Times New Roman"/>
-          <w:sz w:val="32"/>
-          <w:szCs w:val="32"/>
-        </w:rPr>
-        <w:t>))</w:t>
+        <w:t>Object to string(toString())</w:t>
       </w:r>
     </w:p>
     <w:p>
@@ -18112,7 +17684,6 @@
         <w:t>String to object (</w:t>
       </w:r>
       <w:proofErr w:type="spellStart"/>
-      <w:proofErr w:type="gramStart"/>
       <w:r>
         <w:rPr>
           <w:rFonts w:ascii="Times New Roman" w:hAnsi="Times New Roman" w:cs="Times New Roman"/>
@@ -18128,16 +17699,7 @@
           <w:sz w:val="32"/>
           <w:szCs w:val="32"/>
         </w:rPr>
-        <w:t>(</w:t>
-      </w:r>
-      <w:proofErr w:type="gramEnd"/>
-      <w:r>
-        <w:rPr>
-          <w:rFonts w:ascii="Times New Roman" w:hAnsi="Times New Roman" w:cs="Times New Roman"/>
-          <w:sz w:val="32"/>
-          <w:szCs w:val="32"/>
-        </w:rPr>
-        <w:t>))</w:t>
+        <w:t>())</w:t>
       </w:r>
     </w:p>
     <w:p>
@@ -18176,25 +17738,7 @@
           <w:szCs w:val="32"/>
         </w:rPr>
         <w:tab/>
-        <w:t>String to primitive(</w:t>
-      </w:r>
-      <w:proofErr w:type="gramStart"/>
-      <w:r>
-        <w:rPr>
-          <w:rFonts w:ascii="Times New Roman" w:hAnsi="Times New Roman" w:cs="Times New Roman"/>
-          <w:sz w:val="32"/>
-          <w:szCs w:val="32"/>
-        </w:rPr>
-        <w:t>parseInt(</w:t>
-      </w:r>
-      <w:proofErr w:type="gramEnd"/>
-      <w:r>
-        <w:rPr>
-          <w:rFonts w:ascii="Times New Roman" w:hAnsi="Times New Roman" w:cs="Times New Roman"/>
-          <w:sz w:val="32"/>
-          <w:szCs w:val="32"/>
-        </w:rPr>
-        <w:t>))</w:t>
+        <w:t>String to primitive(parseInt())</w:t>
       </w:r>
     </w:p>
     <w:p>
@@ -18267,7 +17811,7 @@
         <w:pStyle w:val="ListParagraph"/>
         <w:numPr>
           <w:ilvl w:val="0"/>
-          <w:numId w:val="42"/>
+          <w:numId w:val="35"/>
         </w:numPr>
         <w:tabs>
           <w:tab w:val="left" w:pos="1600"/>
@@ -18293,7 +17837,7 @@
         <w:pStyle w:val="ListParagraph"/>
         <w:numPr>
           <w:ilvl w:val="0"/>
-          <w:numId w:val="42"/>
+          <w:numId w:val="35"/>
         </w:numPr>
         <w:tabs>
           <w:tab w:val="left" w:pos="1600"/>
@@ -18310,25 +17854,7 @@
           <w:sz w:val="32"/>
           <w:szCs w:val="32"/>
         </w:rPr>
-        <w:t xml:space="preserve">How to convert string to primitive? by using </w:t>
-      </w:r>
-      <w:proofErr w:type="gramStart"/>
-      <w:r>
-        <w:rPr>
-          <w:rFonts w:ascii="Times New Roman" w:hAnsi="Times New Roman" w:cs="Times New Roman"/>
-          <w:sz w:val="32"/>
-          <w:szCs w:val="32"/>
-        </w:rPr>
-        <w:t>parseInt(</w:t>
-      </w:r>
-      <w:proofErr w:type="gramEnd"/>
-      <w:r>
-        <w:rPr>
-          <w:rFonts w:ascii="Times New Roman" w:hAnsi="Times New Roman" w:cs="Times New Roman"/>
-          <w:sz w:val="32"/>
-          <w:szCs w:val="32"/>
-        </w:rPr>
-        <w:t>)</w:t>
+        <w:t>How to convert string to primitive? by using parseInt()</w:t>
       </w:r>
     </w:p>
     <w:p>
@@ -18336,7 +17862,7 @@
         <w:pStyle w:val="ListParagraph"/>
         <w:numPr>
           <w:ilvl w:val="0"/>
-          <w:numId w:val="42"/>
+          <w:numId w:val="35"/>
         </w:numPr>
         <w:tabs>
           <w:tab w:val="left" w:pos="1600"/>
@@ -18453,7 +17979,6 @@
         <w:t>(</w:t>
       </w:r>
       <w:proofErr w:type="spellStart"/>
-      <w:proofErr w:type="gramStart"/>
       <w:r>
         <w:rPr>
           <w:rFonts w:ascii="Times New Roman" w:hAnsi="Times New Roman" w:cs="Times New Roman"/>
@@ -18469,16 +17994,7 @@
           <w:sz w:val="32"/>
           <w:szCs w:val="32"/>
         </w:rPr>
-        <w:t>[</w:t>
-      </w:r>
-      <w:proofErr w:type="gramEnd"/>
-      <w:r>
-        <w:rPr>
-          <w:rFonts w:ascii="Times New Roman" w:hAnsi="Times New Roman" w:cs="Times New Roman"/>
-          <w:sz w:val="32"/>
-          <w:szCs w:val="32"/>
-        </w:rPr>
-        <w:t>0]);</w:t>
+        <w:t>[0]);</w:t>
       </w:r>
       <w:r>
         <w:rPr>
@@ -18780,7 +18296,7 @@
         <w:pStyle w:val="ListParagraph"/>
         <w:numPr>
           <w:ilvl w:val="0"/>
-          <w:numId w:val="44"/>
+          <w:numId w:val="37"/>
         </w:numPr>
         <w:rPr>
           <w:rFonts w:ascii="Times New Roman" w:hAnsi="Times New Roman" w:cs="Times New Roman"/>
@@ -18802,7 +18318,7 @@
         <w:pStyle w:val="ListParagraph"/>
         <w:numPr>
           <w:ilvl w:val="0"/>
-          <w:numId w:val="44"/>
+          <w:numId w:val="37"/>
         </w:numPr>
         <w:rPr>
           <w:rFonts w:ascii="Times New Roman" w:hAnsi="Times New Roman" w:cs="Times New Roman"/>
@@ -18840,20 +18356,11 @@
           <w:sz w:val="32"/>
           <w:szCs w:val="32"/>
         </w:rPr>
+        <w:t xml:space="preserve"> (</w:t>
+      </w:r>
+      <w:r>
         <w:t xml:space="preserve"> </w:t>
       </w:r>
-      <w:proofErr w:type="gramStart"/>
-      <w:r>
-        <w:rPr>
-          <w:rFonts w:ascii="Times New Roman" w:hAnsi="Times New Roman" w:cs="Times New Roman"/>
-          <w:sz w:val="32"/>
-          <w:szCs w:val="32"/>
-        </w:rPr>
-        <w:t>(</w:t>
-      </w:r>
-      <w:r>
-        <w:t xml:space="preserve"> </w:t>
-      </w:r>
       <w:proofErr w:type="spellStart"/>
       <w:r>
         <w:rPr>
@@ -18864,7 +18371,6 @@
         <w:t>NullPointerException</w:t>
       </w:r>
       <w:proofErr w:type="spellEnd"/>
-      <w:proofErr w:type="gramEnd"/>
       <w:r>
         <w:rPr>
           <w:rFonts w:ascii="Times New Roman" w:hAnsi="Times New Roman" w:cs="Times New Roman"/>
@@ -18897,7 +18403,7 @@
         <w:pStyle w:val="ListParagraph"/>
         <w:numPr>
           <w:ilvl w:val="0"/>
-          <w:numId w:val="44"/>
+          <w:numId w:val="37"/>
         </w:numPr>
         <w:rPr>
           <w:rFonts w:ascii="Times New Roman" w:hAnsi="Times New Roman" w:cs="Times New Roman"/>
@@ -18955,7 +18461,7 @@
         <w:pStyle w:val="ListParagraph"/>
         <w:numPr>
           <w:ilvl w:val="0"/>
-          <w:numId w:val="44"/>
+          <w:numId w:val="37"/>
         </w:numPr>
         <w:rPr>
           <w:rFonts w:ascii="Times New Roman" w:hAnsi="Times New Roman" w:cs="Times New Roman"/>
@@ -18998,7 +18504,7 @@
         <w:pStyle w:val="ListParagraph"/>
         <w:numPr>
           <w:ilvl w:val="0"/>
-          <w:numId w:val="45"/>
+          <w:numId w:val="38"/>
         </w:numPr>
         <w:rPr>
           <w:rFonts w:ascii="Times New Roman" w:hAnsi="Times New Roman" w:cs="Times New Roman"/>
@@ -19020,7 +18526,7 @@
         <w:pStyle w:val="ListParagraph"/>
         <w:numPr>
           <w:ilvl w:val="0"/>
-          <w:numId w:val="45"/>
+          <w:numId w:val="38"/>
         </w:numPr>
         <w:rPr>
           <w:rFonts w:ascii="Times New Roman" w:hAnsi="Times New Roman" w:cs="Times New Roman"/>
@@ -19286,25 +18792,7 @@
           <w:sz w:val="32"/>
           <w:szCs w:val="32"/>
         </w:rPr>
-        <w:t xml:space="preserve">Throw = user throw the exception to JVM, it’s </w:t>
-      </w:r>
-      <w:proofErr w:type="gramStart"/>
-      <w:r>
-        <w:rPr>
-          <w:rFonts w:ascii="Times New Roman" w:hAnsi="Times New Roman" w:cs="Times New Roman"/>
-          <w:sz w:val="32"/>
-          <w:szCs w:val="32"/>
-        </w:rPr>
-        <w:t>compile</w:t>
-      </w:r>
-      <w:proofErr w:type="gramEnd"/>
-      <w:r>
-        <w:rPr>
-          <w:rFonts w:ascii="Times New Roman" w:hAnsi="Times New Roman" w:cs="Times New Roman"/>
-          <w:sz w:val="32"/>
-          <w:szCs w:val="32"/>
-        </w:rPr>
-        <w:t xml:space="preserve"> time exception.</w:t>
+        <w:t>Throw = user throw the exception to JVM, it’s compile time exception.</w:t>
       </w:r>
     </w:p>
     <w:p>
@@ -21634,13 +21122,8 @@
                       <wps:txbx>
                         <w:txbxContent>
                           <w:p>
-                            <w:proofErr w:type="spellStart"/>
                             <w:r>
-                              <w:t>ArrayList</w:t>
-                            </w:r>
-                            <w:proofErr w:type="spellEnd"/>
-                            <w:r>
-                              <w:t>(c)</w:t>
+                              <w:t>ArrayList(c)</w:t>
                             </w:r>
                           </w:p>
                         </w:txbxContent>
@@ -21666,13 +21149,8 @@
                 <v:textbox>
                   <w:txbxContent>
                     <w:p>
-                      <w:proofErr w:type="spellStart"/>
                       <w:r>
-                        <w:t>ArrayList</w:t>
-                      </w:r>
-                      <w:proofErr w:type="spellEnd"/>
-                      <w:r>
-                        <w:t>(c)</w:t>
+                        <w:t>ArrayList(c)</w:t>
                       </w:r>
                     </w:p>
                   </w:txbxContent>
@@ -21732,13 +21210,8 @@
                       <wps:txbx>
                         <w:txbxContent>
                           <w:p>
-                            <w:proofErr w:type="spellStart"/>
                             <w:r>
-                              <w:t>Treeset</w:t>
-                            </w:r>
-                            <w:proofErr w:type="spellEnd"/>
-                            <w:r>
-                              <w:t>©</w:t>
+                              <w:t>Treeset©</w:t>
                             </w:r>
                           </w:p>
                         </w:txbxContent>
@@ -21764,13 +21237,8 @@
                 <v:textbox>
                   <w:txbxContent>
                     <w:p>
-                      <w:proofErr w:type="spellStart"/>
                       <w:r>
-                        <w:t>Treeset</w:t>
-                      </w:r>
-                      <w:proofErr w:type="spellEnd"/>
-                      <w:r>
-                        <w:t>©</w:t>
+                        <w:t>Treeset©</w:t>
                       </w:r>
                     </w:p>
                   </w:txbxContent>
@@ -21830,13 +21298,8 @@
                       <wps:txbx>
                         <w:txbxContent>
                           <w:p>
-                            <w:proofErr w:type="spellStart"/>
                             <w:r>
-                              <w:t>Hashset</w:t>
-                            </w:r>
-                            <w:proofErr w:type="spellEnd"/>
-                            <w:r>
-                              <w:t>©</w:t>
+                              <w:t>Hashset©</w:t>
                             </w:r>
                           </w:p>
                         </w:txbxContent>
@@ -21862,13 +21325,8 @@
                 <v:textbox>
                   <w:txbxContent>
                     <w:p>
-                      <w:proofErr w:type="spellStart"/>
                       <w:r>
-                        <w:t>Hashset</w:t>
-                      </w:r>
-                      <w:proofErr w:type="spellEnd"/>
-                      <w:r>
-                        <w:t>©</w:t>
+                        <w:t>Hashset©</w:t>
                       </w:r>
                     </w:p>
                   </w:txbxContent>
@@ -23014,25 +22472,7 @@
           <w:sz w:val="32"/>
           <w:szCs w:val="32"/>
         </w:rPr>
-        <w:t>)- set(</w:t>
-      </w:r>
-      <w:proofErr w:type="gramStart"/>
-      <w:r>
-        <w:rPr>
-          <w:rFonts w:ascii="Times New Roman" w:hAnsi="Times New Roman" w:cs="Times New Roman"/>
-          <w:sz w:val="32"/>
-          <w:szCs w:val="32"/>
-        </w:rPr>
-        <w:t>).get</w:t>
-      </w:r>
-      <w:proofErr w:type="gramEnd"/>
-      <w:r>
-        <w:rPr>
-          <w:rFonts w:ascii="Times New Roman" w:hAnsi="Times New Roman" w:cs="Times New Roman"/>
-          <w:sz w:val="32"/>
-          <w:szCs w:val="32"/>
-        </w:rPr>
-        <w:t>() 16 abstract methods</w:t>
+        <w:t>)- set().get() 16 abstract methods</w:t>
       </w:r>
     </w:p>
     <w:p>
@@ -23078,18 +22518,8 @@
           <w:sz w:val="32"/>
           <w:szCs w:val="32"/>
         </w:rPr>
-        <w:t xml:space="preserve"> implements </w:t>
-      </w:r>
-      <w:proofErr w:type="gramStart"/>
-      <w:r>
-        <w:rPr>
-          <w:rFonts w:ascii="Times New Roman" w:hAnsi="Times New Roman" w:cs="Times New Roman"/>
-          <w:sz w:val="32"/>
-          <w:szCs w:val="32"/>
-        </w:rPr>
-        <w:t>List{</w:t>
-      </w:r>
-      <w:proofErr w:type="gramEnd"/>
+        <w:t xml:space="preserve"> implements List{</w:t>
+      </w:r>
     </w:p>
     <w:p>
       <w:pPr>
@@ -23116,18 +22546,8 @@
           <w:sz w:val="32"/>
           <w:szCs w:val="32"/>
         </w:rPr>
-        <w:t xml:space="preserve">18+ -already </w:t>
-      </w:r>
-      <w:proofErr w:type="gramStart"/>
-      <w:r>
-        <w:rPr>
-          <w:rFonts w:ascii="Times New Roman" w:hAnsi="Times New Roman" w:cs="Times New Roman"/>
-          <w:sz w:val="32"/>
-          <w:szCs w:val="32"/>
-        </w:rPr>
-        <w:t>implemented }</w:t>
-      </w:r>
-      <w:proofErr w:type="gramEnd"/>
+        <w:t>18+ -already implemented }</w:t>
+      </w:r>
     </w:p>
     <w:p>
       <w:pPr>
@@ -23154,18 +22574,8 @@
           <w:sz w:val="32"/>
           <w:szCs w:val="32"/>
         </w:rPr>
-        <w:t xml:space="preserve">class LinkedList implements List, </w:t>
-      </w:r>
-      <w:proofErr w:type="gramStart"/>
-      <w:r>
-        <w:rPr>
-          <w:rFonts w:ascii="Times New Roman" w:hAnsi="Times New Roman" w:cs="Times New Roman"/>
-          <w:sz w:val="32"/>
-          <w:szCs w:val="32"/>
-        </w:rPr>
-        <w:t>Deque{</w:t>
-      </w:r>
-      <w:proofErr w:type="gramEnd"/>
+        <w:t>class LinkedList implements List, Deque{</w:t>
+      </w:r>
     </w:p>
     <w:p>
       <w:pPr>
@@ -23192,25 +22602,7 @@
           <w:sz w:val="32"/>
           <w:szCs w:val="32"/>
         </w:rPr>
-        <w:t xml:space="preserve">22+ methods implemented </w:t>
-      </w:r>
-      <w:proofErr w:type="gramStart"/>
-      <w:r>
-        <w:rPr>
-          <w:rFonts w:ascii="Times New Roman" w:hAnsi="Times New Roman" w:cs="Times New Roman"/>
-          <w:sz w:val="32"/>
-          <w:szCs w:val="32"/>
-        </w:rPr>
-        <w:t>already  }</w:t>
-      </w:r>
-      <w:proofErr w:type="gramEnd"/>
-      <w:r>
-        <w:rPr>
-          <w:rFonts w:ascii="Times New Roman" w:hAnsi="Times New Roman" w:cs="Times New Roman"/>
-          <w:sz w:val="32"/>
-          <w:szCs w:val="32"/>
-        </w:rPr>
-        <w:t xml:space="preserve"> </w:t>
+        <w:t xml:space="preserve">22+ methods implemented already  } </w:t>
       </w:r>
     </w:p>
     <w:p>
@@ -23425,7 +22817,7 @@
       <w:pPr>
         <w:numPr>
           <w:ilvl w:val="0"/>
-          <w:numId w:val="46"/>
+          <w:numId w:val="39"/>
         </w:numPr>
         <w:rPr>
           <w:rFonts w:ascii="Times New Roman" w:hAnsi="Times New Roman" w:cs="Times New Roman"/>
@@ -23446,7 +22838,7 @@
       <w:pPr>
         <w:numPr>
           <w:ilvl w:val="0"/>
-          <w:numId w:val="46"/>
+          <w:numId w:val="39"/>
         </w:numPr>
         <w:rPr>
           <w:rFonts w:ascii="Times New Roman" w:hAnsi="Times New Roman" w:cs="Times New Roman"/>
@@ -23467,7 +22859,7 @@
       <w:pPr>
         <w:numPr>
           <w:ilvl w:val="0"/>
-          <w:numId w:val="46"/>
+          <w:numId w:val="39"/>
         </w:numPr>
         <w:rPr>
           <w:rFonts w:ascii="Times New Roman" w:hAnsi="Times New Roman" w:cs="Times New Roman"/>
@@ -23505,7 +22897,7 @@
       <w:pPr>
         <w:numPr>
           <w:ilvl w:val="0"/>
-          <w:numId w:val="47"/>
+          <w:numId w:val="40"/>
         </w:numPr>
         <w:rPr>
           <w:rFonts w:ascii="Times New Roman" w:hAnsi="Times New Roman" w:cs="Times New Roman"/>
@@ -23526,7 +22918,7 @@
       <w:pPr>
         <w:numPr>
           <w:ilvl w:val="0"/>
-          <w:numId w:val="47"/>
+          <w:numId w:val="40"/>
         </w:numPr>
         <w:rPr>
           <w:rFonts w:ascii="Times New Roman" w:hAnsi="Times New Roman" w:cs="Times New Roman"/>
@@ -23547,7 +22939,7 @@
       <w:pPr>
         <w:numPr>
           <w:ilvl w:val="0"/>
-          <w:numId w:val="47"/>
+          <w:numId w:val="40"/>
         </w:numPr>
         <w:rPr>
           <w:rFonts w:ascii="Times New Roman" w:hAnsi="Times New Roman" w:cs="Times New Roman"/>
@@ -23609,25 +23001,7 @@
           <w:sz w:val="32"/>
           <w:szCs w:val="32"/>
         </w:rPr>
-        <w:t xml:space="preserve">List is interface it maintains insertion order, allow duplicates, it can access </w:t>
-      </w:r>
-      <w:proofErr w:type="gramStart"/>
-      <w:r>
-        <w:rPr>
-          <w:rFonts w:ascii="Times New Roman" w:hAnsi="Times New Roman" w:cs="Times New Roman"/>
-          <w:sz w:val="32"/>
-          <w:szCs w:val="32"/>
-        </w:rPr>
-        <w:t>index based</w:t>
-      </w:r>
-      <w:proofErr w:type="gramEnd"/>
-      <w:r>
-        <w:rPr>
-          <w:rFonts w:ascii="Times New Roman" w:hAnsi="Times New Roman" w:cs="Times New Roman"/>
-          <w:sz w:val="32"/>
-          <w:szCs w:val="32"/>
-        </w:rPr>
-        <w:t xml:space="preserve"> manner.</w:t>
+        <w:t>List is interface it maintains insertion order, allow duplicates, it can access index based manner.</w:t>
       </w:r>
     </w:p>
     <w:p>
@@ -23746,7 +23120,7 @@
       <w:pPr>
         <w:numPr>
           <w:ilvl w:val="0"/>
-          <w:numId w:val="48"/>
+          <w:numId w:val="41"/>
         </w:numPr>
         <w:rPr>
           <w:rFonts w:ascii="Times New Roman" w:hAnsi="Times New Roman" w:cs="Times New Roman"/>
@@ -23754,30 +23128,20 @@
           <w:szCs w:val="32"/>
         </w:rPr>
       </w:pPr>
-      <w:proofErr w:type="spellStart"/>
-      <w:r>
-        <w:rPr>
-          <w:rFonts w:ascii="Times New Roman" w:hAnsi="Times New Roman" w:cs="Times New Roman"/>
-          <w:sz w:val="32"/>
-          <w:szCs w:val="32"/>
-        </w:rPr>
-        <w:t>ArrayList</w:t>
-      </w:r>
-      <w:proofErr w:type="spellEnd"/>
-      <w:r>
-        <w:rPr>
-          <w:rFonts w:ascii="Times New Roman" w:hAnsi="Times New Roman" w:cs="Times New Roman"/>
-          <w:sz w:val="32"/>
-          <w:szCs w:val="32"/>
-        </w:rPr>
-        <w:t xml:space="preserve"> </w:t>
+      <w:r>
+        <w:rPr>
+          <w:rFonts w:ascii="Times New Roman" w:hAnsi="Times New Roman" w:cs="Times New Roman"/>
+          <w:sz w:val="32"/>
+          <w:szCs w:val="32"/>
+        </w:rPr>
+        <w:t xml:space="preserve">ArrayList </w:t>
       </w:r>
     </w:p>
     <w:p>
       <w:pPr>
         <w:numPr>
           <w:ilvl w:val="0"/>
-          <w:numId w:val="48"/>
+          <w:numId w:val="41"/>
         </w:numPr>
         <w:rPr>
           <w:rFonts w:ascii="Times New Roman" w:hAnsi="Times New Roman" w:cs="Times New Roman"/>
@@ -23802,31 +23166,2309 @@
           <w:szCs w:val="32"/>
         </w:rPr>
       </w:pPr>
+      <w:r>
+        <w:rPr>
+          <w:rFonts w:ascii="Times New Roman" w:hAnsi="Times New Roman" w:cs="Times New Roman"/>
+          <w:b/>
+          <w:bCs/>
+          <w:sz w:val="32"/>
+          <w:szCs w:val="32"/>
+        </w:rPr>
+        <w:t>ArrayList:</w:t>
+      </w:r>
+    </w:p>
+    <w:p>
+      <w:pPr>
+        <w:rPr>
+          <w:rFonts w:ascii="Times New Roman" w:hAnsi="Times New Roman" w:cs="Times New Roman"/>
+          <w:sz w:val="32"/>
+          <w:szCs w:val="32"/>
+        </w:rPr>
+      </w:pPr>
+      <w:r>
+        <w:rPr>
+          <w:rFonts w:ascii="Times New Roman" w:hAnsi="Times New Roman" w:cs="Times New Roman"/>
+          <w:sz w:val="32"/>
+          <w:szCs w:val="32"/>
+        </w:rPr>
+        <w:tab/>
+        <w:t xml:space="preserve">ArrayList is dynamic array, it stores element in index based </w:t>
+      </w:r>
       <w:proofErr w:type="spellStart"/>
       <w:r>
         <w:rPr>
           <w:rFonts w:ascii="Times New Roman" w:hAnsi="Times New Roman" w:cs="Times New Roman"/>
-          <w:b/>
-          <w:bCs/>
-          <w:sz w:val="32"/>
-          <w:szCs w:val="32"/>
-        </w:rPr>
-        <w:t>ArrayList</w:t>
+          <w:sz w:val="32"/>
+          <w:szCs w:val="32"/>
+        </w:rPr>
+        <w:t>mannes</w:t>
       </w:r>
       <w:proofErr w:type="spellEnd"/>
       <w:r>
         <w:rPr>
           <w:rFonts w:ascii="Times New Roman" w:hAnsi="Times New Roman" w:cs="Times New Roman"/>
-          <w:b/>
-          <w:bCs/>
+          <w:sz w:val="32"/>
+          <w:szCs w:val="32"/>
+        </w:rPr>
+        <w:t>, it’s contiguous memory, so searching easy and inserting and deleting is difficult.</w:t>
+      </w:r>
+    </w:p>
+    <w:p>
+      <w:pPr>
+        <w:rPr>
+          <w:rFonts w:ascii="Times New Roman" w:hAnsi="Times New Roman" w:cs="Times New Roman"/>
+          <w:sz w:val="32"/>
+          <w:szCs w:val="32"/>
+        </w:rPr>
+      </w:pPr>
+    </w:p>
+    <w:p>
+      <w:pPr>
+        <w:rPr>
+          <w:rFonts w:ascii="Times New Roman" w:hAnsi="Times New Roman" w:cs="Times New Roman"/>
+          <w:sz w:val="32"/>
+          <w:szCs w:val="32"/>
+        </w:rPr>
+      </w:pPr>
+    </w:p>
+    <w:p>
+      <w:pPr>
+        <w:rPr>
+          <w:rFonts w:ascii="Times New Roman" w:hAnsi="Times New Roman" w:cs="Times New Roman"/>
+          <w:sz w:val="32"/>
+          <w:szCs w:val="32"/>
+        </w:rPr>
+      </w:pPr>
+    </w:p>
+    <w:p>
+      <w:pPr>
+        <w:rPr>
+          <w:rFonts w:ascii="Times New Roman" w:hAnsi="Times New Roman" w:cs="Times New Roman"/>
+          <w:sz w:val="32"/>
+          <w:szCs w:val="32"/>
+        </w:rPr>
+      </w:pPr>
+    </w:p>
+    <w:p>
+      <w:pPr>
+        <w:rPr>
+          <w:rFonts w:ascii="Times New Roman" w:hAnsi="Times New Roman" w:cs="Times New Roman"/>
+          <w:sz w:val="32"/>
+          <w:szCs w:val="32"/>
+        </w:rPr>
+      </w:pPr>
+    </w:p>
+    <w:p>
+      <w:pPr>
+        <w:rPr>
+          <w:rFonts w:ascii="Times New Roman" w:hAnsi="Times New Roman" w:cs="Times New Roman"/>
+          <w:sz w:val="32"/>
+          <w:szCs w:val="32"/>
+        </w:rPr>
+      </w:pPr>
+    </w:p>
+    <w:p>
+      <w:pPr>
+        <w:rPr>
+          <w:rFonts w:ascii="Times New Roman" w:hAnsi="Times New Roman" w:cs="Times New Roman"/>
+          <w:sz w:val="32"/>
+          <w:szCs w:val="32"/>
+        </w:rPr>
+      </w:pPr>
+    </w:p>
+    <w:p>
+      <w:pPr>
+        <w:rPr>
+          <w:rFonts w:ascii="Times New Roman" w:hAnsi="Times New Roman" w:cs="Times New Roman"/>
+          <w:sz w:val="32"/>
+          <w:szCs w:val="32"/>
+        </w:rPr>
+      </w:pPr>
+    </w:p>
+    <w:p>
+      <w:pPr>
+        <w:rPr>
+          <w:rFonts w:ascii="Times New Roman" w:hAnsi="Times New Roman" w:cs="Times New Roman"/>
+          <w:sz w:val="32"/>
+          <w:szCs w:val="32"/>
+        </w:rPr>
+      </w:pPr>
+    </w:p>
+    <w:p>
+      <w:pPr>
+        <w:rPr>
+          <w:rFonts w:ascii="Times New Roman" w:hAnsi="Times New Roman" w:cs="Times New Roman"/>
+          <w:sz w:val="32"/>
+          <w:szCs w:val="32"/>
+        </w:rPr>
+      </w:pPr>
+    </w:p>
+    <w:p>
+      <w:pPr>
+        <w:rPr>
+          <w:rFonts w:ascii="Times New Roman" w:hAnsi="Times New Roman" w:cs="Times New Roman"/>
+          <w:sz w:val="32"/>
+          <w:szCs w:val="32"/>
+        </w:rPr>
+      </w:pPr>
+    </w:p>
+    <w:p>
+      <w:pPr>
+        <w:rPr>
+          <w:rFonts w:ascii="Times New Roman" w:hAnsi="Times New Roman" w:cs="Times New Roman"/>
+          <w:sz w:val="32"/>
+          <w:szCs w:val="32"/>
+        </w:rPr>
+      </w:pPr>
+    </w:p>
+    <w:p>
+      <w:pPr>
+        <w:rPr>
+          <w:rFonts w:ascii="Times New Roman" w:hAnsi="Times New Roman" w:cs="Times New Roman"/>
+          <w:sz w:val="32"/>
+          <w:szCs w:val="32"/>
+        </w:rPr>
+      </w:pPr>
+    </w:p>
+    <w:p>
+      <w:pPr>
+        <w:rPr>
+          <w:rFonts w:ascii="Times New Roman" w:hAnsi="Times New Roman" w:cs="Times New Roman"/>
+          <w:sz w:val="32"/>
+          <w:szCs w:val="32"/>
+        </w:rPr>
+      </w:pPr>
+    </w:p>
+    <w:p>
+      <w:pPr>
+        <w:rPr>
+          <w:rFonts w:ascii="Times New Roman" w:hAnsi="Times New Roman" w:cs="Times New Roman"/>
+          <w:sz w:val="32"/>
+          <w:szCs w:val="32"/>
+        </w:rPr>
+      </w:pPr>
+    </w:p>
+    <w:p>
+      <w:pPr>
+        <w:rPr>
+          <w:rFonts w:ascii="Times New Roman" w:hAnsi="Times New Roman" w:cs="Times New Roman"/>
+          <w:sz w:val="32"/>
+          <w:szCs w:val="32"/>
+        </w:rPr>
+      </w:pPr>
+    </w:p>
+    <w:p>
+      <w:pPr>
+        <w:rPr>
+          <w:rFonts w:ascii="Times New Roman" w:hAnsi="Times New Roman" w:cs="Times New Roman"/>
+          <w:sz w:val="32"/>
+          <w:szCs w:val="32"/>
+        </w:rPr>
+      </w:pPr>
+    </w:p>
+    <w:p>
+      <w:pPr>
+        <w:rPr>
+          <w:rFonts w:ascii="Times New Roman" w:hAnsi="Times New Roman" w:cs="Times New Roman"/>
+          <w:sz w:val="32"/>
+          <w:szCs w:val="32"/>
+        </w:rPr>
+      </w:pPr>
+    </w:p>
+    <w:p>
+      <w:pPr>
+        <w:rPr>
+          <w:rFonts w:ascii="Times New Roman" w:hAnsi="Times New Roman" w:cs="Times New Roman"/>
+          <w:sz w:val="32"/>
+          <w:szCs w:val="32"/>
+        </w:rPr>
+      </w:pPr>
+    </w:p>
+    <w:p>
+      <w:pPr>
+        <w:rPr>
+          <w:rFonts w:ascii="Times New Roman" w:hAnsi="Times New Roman" w:cs="Times New Roman"/>
+          <w:b/>
+          <w:bCs/>
+          <w:sz w:val="32"/>
+          <w:szCs w:val="32"/>
+        </w:rPr>
+      </w:pPr>
+      <w:r>
+        <w:rPr>
+          <w:rFonts w:ascii="Times New Roman" w:hAnsi="Times New Roman" w:cs="Times New Roman"/>
+          <w:b/>
+          <w:bCs/>
+          <w:sz w:val="32"/>
+          <w:szCs w:val="32"/>
+        </w:rPr>
+        <w:lastRenderedPageBreak/>
+        <w:t>Spring Boot:</w:t>
+      </w:r>
+    </w:p>
+    <w:p>
+      <w:pPr>
+        <w:rPr>
+          <w:rFonts w:ascii="Times New Roman" w:hAnsi="Times New Roman" w:cs="Times New Roman"/>
+          <w:sz w:val="32"/>
+          <w:szCs w:val="32"/>
+        </w:rPr>
+      </w:pPr>
+      <w:r>
+        <w:rPr>
+          <w:rFonts w:ascii="Times New Roman" w:hAnsi="Times New Roman" w:cs="Times New Roman"/>
+          <w:b/>
+          <w:bCs/>
+          <w:sz w:val="32"/>
+          <w:szCs w:val="32"/>
+        </w:rPr>
+        <w:t>What is Spring?</w:t>
+      </w:r>
+    </w:p>
+    <w:p>
+      <w:pPr>
+        <w:rPr>
+          <w:rFonts w:ascii="Times New Roman" w:hAnsi="Times New Roman" w:cs="Times New Roman"/>
+          <w:sz w:val="32"/>
+          <w:szCs w:val="32"/>
+        </w:rPr>
+      </w:pPr>
+      <w:r>
+        <w:rPr>
+          <w:rFonts w:ascii="Times New Roman" w:hAnsi="Times New Roman" w:cs="Times New Roman"/>
+          <w:sz w:val="32"/>
+          <w:szCs w:val="32"/>
+        </w:rPr>
+        <w:tab/>
+        <w:t>Spring is a java framework</w:t>
+      </w:r>
+      <w:r>
+        <w:rPr>
+          <w:rFonts w:ascii="Times New Roman" w:hAnsi="Times New Roman" w:cs="Times New Roman"/>
+          <w:sz w:val="32"/>
+          <w:szCs w:val="32"/>
+        </w:rPr>
+        <w:t xml:space="preserve">, developer need to do more manual configuration, such as XML configuration and server setup. Because of this, </w:t>
+      </w:r>
+      <w:r>
+        <w:rPr>
+          <w:rFonts w:ascii="Times New Roman" w:hAnsi="Times New Roman" w:cs="Times New Roman"/>
+          <w:sz w:val="32"/>
+          <w:szCs w:val="32"/>
+        </w:rPr>
+        <w:t>development takes more time and</w:t>
+      </w:r>
+      <w:r>
+        <w:rPr>
+          <w:rFonts w:ascii="Times New Roman" w:hAnsi="Times New Roman" w:cs="Times New Roman"/>
+          <w:sz w:val="32"/>
+          <w:szCs w:val="32"/>
+        </w:rPr>
+        <w:t xml:space="preserve"> code become larger.</w:t>
+      </w:r>
+    </w:p>
+    <w:p>
+      <w:pPr>
+        <w:rPr>
+          <w:rFonts w:ascii="Times New Roman" w:hAnsi="Times New Roman" w:cs="Times New Roman"/>
+          <w:b/>
+          <w:bCs/>
+          <w:sz w:val="32"/>
+          <w:szCs w:val="32"/>
+        </w:rPr>
+      </w:pPr>
+      <w:r>
+        <w:rPr>
+          <w:rFonts w:ascii="Times New Roman" w:hAnsi="Times New Roman" w:cs="Times New Roman"/>
+          <w:b/>
+          <w:bCs/>
+          <w:sz w:val="32"/>
+          <w:szCs w:val="32"/>
+        </w:rPr>
+        <w:t>What is Spring Boot?</w:t>
+      </w:r>
+    </w:p>
+    <w:p>
+      <w:pPr>
+        <w:rPr>
+          <w:rFonts w:ascii="Times New Roman" w:hAnsi="Times New Roman" w:cs="Times New Roman"/>
+          <w:sz w:val="32"/>
+          <w:szCs w:val="32"/>
+        </w:rPr>
+      </w:pPr>
+      <w:r>
+        <w:rPr>
+          <w:rFonts w:ascii="Times New Roman" w:hAnsi="Times New Roman" w:cs="Times New Roman"/>
+          <w:b/>
+          <w:bCs/>
+          <w:sz w:val="32"/>
+          <w:szCs w:val="32"/>
+        </w:rPr>
+        <w:tab/>
+      </w:r>
+      <w:r>
+        <w:rPr>
+          <w:rFonts w:ascii="Times New Roman" w:hAnsi="Times New Roman" w:cs="Times New Roman"/>
+          <w:sz w:val="32"/>
+          <w:szCs w:val="32"/>
+        </w:rPr>
+        <w:t>Spring boot is also java framework built on top of spring. It provides auto configuration and embedded</w:t>
+      </w:r>
+      <w:r>
+        <w:rPr>
+          <w:rFonts w:ascii="Times New Roman" w:hAnsi="Times New Roman" w:cs="Times New Roman"/>
+          <w:sz w:val="32"/>
+          <w:szCs w:val="32"/>
+        </w:rPr>
+        <w:t xml:space="preserve"> server, which reduce manual setup. In spring boot developer focus mainly on business logic, so development become faster</w:t>
+      </w:r>
+      <w:r>
+        <w:rPr>
+          <w:rFonts w:ascii="Times New Roman" w:hAnsi="Times New Roman" w:cs="Times New Roman"/>
+          <w:sz w:val="32"/>
+          <w:szCs w:val="32"/>
+        </w:rPr>
+        <w:t xml:space="preserve"> and easier.</w:t>
+      </w:r>
+    </w:p>
+    <w:p>
+      <w:pPr>
+        <w:rPr>
+          <w:rFonts w:ascii="Times New Roman" w:hAnsi="Times New Roman" w:cs="Times New Roman"/>
+          <w:sz w:val="32"/>
+          <w:szCs w:val="32"/>
+        </w:rPr>
+      </w:pPr>
+    </w:p>
+    <w:p>
+      <w:pPr>
+        <w:rPr>
+          <w:rFonts w:ascii="Times New Roman" w:hAnsi="Times New Roman" w:cs="Times New Roman"/>
+          <w:b/>
+          <w:bCs/>
+          <w:sz w:val="32"/>
+          <w:szCs w:val="32"/>
+        </w:rPr>
+      </w:pPr>
+      <w:r>
+        <w:rPr>
+          <w:rFonts w:ascii="Times New Roman" w:hAnsi="Times New Roman" w:cs="Times New Roman"/>
+          <w:b/>
+          <w:bCs/>
+          <w:sz w:val="32"/>
+          <w:szCs w:val="32"/>
+        </w:rPr>
+        <w:t>Advantage of Spring Boot:</w:t>
+      </w:r>
+    </w:p>
+    <w:p>
+      <w:pPr>
+        <w:pStyle w:val="ListParagraph"/>
+        <w:numPr>
+          <w:ilvl w:val="0"/>
+          <w:numId w:val="42"/>
+        </w:numPr>
+        <w:rPr>
+          <w:rFonts w:ascii="Times New Roman" w:hAnsi="Times New Roman" w:cs="Times New Roman"/>
+          <w:sz w:val="32"/>
+          <w:szCs w:val="32"/>
+        </w:rPr>
+      </w:pPr>
+      <w:r>
+        <w:rPr>
+          <w:rFonts w:ascii="Times New Roman" w:hAnsi="Times New Roman" w:cs="Times New Roman"/>
+          <w:b/>
+          <w:bCs/>
+          <w:sz w:val="32"/>
+          <w:szCs w:val="32"/>
+        </w:rPr>
+        <w:t xml:space="preserve">Starter </w:t>
+      </w:r>
+      <w:r>
+        <w:rPr>
+          <w:rFonts w:ascii="Times New Roman" w:hAnsi="Times New Roman" w:cs="Times New Roman"/>
+          <w:b/>
+          <w:bCs/>
+          <w:sz w:val="32"/>
+          <w:szCs w:val="32"/>
+        </w:rPr>
+        <w:t>C</w:t>
+      </w:r>
+      <w:r>
+        <w:rPr>
+          <w:rFonts w:ascii="Times New Roman" w:hAnsi="Times New Roman" w:cs="Times New Roman"/>
+          <w:b/>
+          <w:bCs/>
+          <w:sz w:val="32"/>
+          <w:szCs w:val="32"/>
+        </w:rPr>
+        <w:t>onfiguration</w:t>
+      </w:r>
+      <w:r>
+        <w:rPr>
+          <w:rFonts w:ascii="Times New Roman" w:hAnsi="Times New Roman" w:cs="Times New Roman"/>
+          <w:sz w:val="32"/>
+          <w:szCs w:val="32"/>
+        </w:rPr>
+        <w:t xml:space="preserve">: </w:t>
+      </w:r>
+      <w:r>
+        <w:rPr>
+          <w:rFonts w:ascii="Times New Roman" w:hAnsi="Times New Roman" w:cs="Times New Roman"/>
+          <w:sz w:val="32"/>
+          <w:szCs w:val="32"/>
+        </w:rPr>
+        <w:t>Automatically it will write the configuration.</w:t>
+      </w:r>
+    </w:p>
+    <w:p>
+      <w:pPr>
+        <w:pStyle w:val="ListParagraph"/>
+        <w:numPr>
+          <w:ilvl w:val="0"/>
+          <w:numId w:val="42"/>
+        </w:numPr>
+        <w:rPr>
+          <w:rFonts w:ascii="Times New Roman" w:hAnsi="Times New Roman" w:cs="Times New Roman"/>
+          <w:sz w:val="32"/>
+          <w:szCs w:val="32"/>
+        </w:rPr>
+      </w:pPr>
+      <w:r>
+        <w:rPr>
+          <w:rFonts w:ascii="Times New Roman" w:hAnsi="Times New Roman" w:cs="Times New Roman"/>
+          <w:b/>
+          <w:bCs/>
+          <w:sz w:val="32"/>
+          <w:szCs w:val="32"/>
+        </w:rPr>
+        <w:t>POM starter</w:t>
+      </w:r>
+      <w:r>
+        <w:rPr>
+          <w:rFonts w:ascii="Times New Roman" w:hAnsi="Times New Roman" w:cs="Times New Roman"/>
           <w:sz w:val="32"/>
           <w:szCs w:val="32"/>
         </w:rPr>
         <w:t>:</w:t>
       </w:r>
-    </w:p>
-    <w:p>
-      <w:pPr>
+      <w:r>
+        <w:rPr>
+          <w:rFonts w:ascii="Times New Roman" w:hAnsi="Times New Roman" w:cs="Times New Roman"/>
+          <w:sz w:val="32"/>
+          <w:szCs w:val="32"/>
+        </w:rPr>
+        <w:t xml:space="preserve"> Project Object Model – it will tell the version and depend</w:t>
+      </w:r>
+      <w:r>
+        <w:rPr>
+          <w:rFonts w:ascii="Times New Roman" w:hAnsi="Times New Roman" w:cs="Times New Roman"/>
+          <w:sz w:val="32"/>
+          <w:szCs w:val="32"/>
+        </w:rPr>
+        <w:t>encies.</w:t>
+      </w:r>
+    </w:p>
+    <w:p>
+      <w:pPr>
+        <w:pStyle w:val="ListParagraph"/>
+        <w:numPr>
+          <w:ilvl w:val="0"/>
+          <w:numId w:val="42"/>
+        </w:numPr>
+        <w:rPr>
+          <w:rFonts w:ascii="Times New Roman" w:hAnsi="Times New Roman" w:cs="Times New Roman"/>
+          <w:sz w:val="32"/>
+          <w:szCs w:val="32"/>
+        </w:rPr>
+      </w:pPr>
+      <w:r>
+        <w:rPr>
+          <w:rFonts w:ascii="Times New Roman" w:hAnsi="Times New Roman" w:cs="Times New Roman"/>
+          <w:b/>
+          <w:bCs/>
+          <w:sz w:val="32"/>
+          <w:szCs w:val="32"/>
+        </w:rPr>
+        <w:t>Embedded Server</w:t>
+      </w:r>
+      <w:r>
+        <w:rPr>
+          <w:rFonts w:ascii="Times New Roman" w:hAnsi="Times New Roman" w:cs="Times New Roman"/>
+          <w:sz w:val="32"/>
+          <w:szCs w:val="32"/>
+        </w:rPr>
+        <w:t>:</w:t>
+      </w:r>
+      <w:r>
+        <w:rPr>
+          <w:rFonts w:ascii="Times New Roman" w:hAnsi="Times New Roman" w:cs="Times New Roman"/>
+          <w:sz w:val="32"/>
+          <w:szCs w:val="32"/>
+        </w:rPr>
+        <w:t xml:space="preserve"> Inbuilt server, tomcat.</w:t>
+      </w:r>
+    </w:p>
+    <w:p>
+      <w:pPr>
+        <w:pStyle w:val="ListParagraph"/>
+        <w:numPr>
+          <w:ilvl w:val="0"/>
+          <w:numId w:val="42"/>
+        </w:numPr>
+        <w:rPr>
+          <w:rFonts w:ascii="Times New Roman" w:hAnsi="Times New Roman" w:cs="Times New Roman"/>
+          <w:sz w:val="32"/>
+          <w:szCs w:val="32"/>
+        </w:rPr>
+      </w:pPr>
+      <w:r>
+        <w:rPr>
+          <w:rFonts w:ascii="Times New Roman" w:hAnsi="Times New Roman" w:cs="Times New Roman"/>
+          <w:b/>
+          <w:bCs/>
+          <w:sz w:val="32"/>
+          <w:szCs w:val="32"/>
+        </w:rPr>
+        <w:t>Rapid</w:t>
+      </w:r>
+      <w:r>
+        <w:rPr>
+          <w:rFonts w:ascii="Times New Roman" w:hAnsi="Times New Roman" w:cs="Times New Roman"/>
+          <w:b/>
+          <w:bCs/>
+          <w:sz w:val="32"/>
+          <w:szCs w:val="32"/>
+        </w:rPr>
+        <w:t>/fast development</w:t>
+      </w:r>
+      <w:r>
+        <w:rPr>
+          <w:rFonts w:ascii="Times New Roman" w:hAnsi="Times New Roman" w:cs="Times New Roman"/>
+          <w:sz w:val="32"/>
+          <w:szCs w:val="32"/>
+        </w:rPr>
+        <w:t>:</w:t>
+      </w:r>
+      <w:r>
+        <w:rPr>
+          <w:rFonts w:ascii="Times New Roman" w:hAnsi="Times New Roman" w:cs="Times New Roman"/>
+          <w:sz w:val="32"/>
+          <w:szCs w:val="32"/>
+        </w:rPr>
+        <w:t xml:space="preserve"> Because of automatic writing of code.</w:t>
+      </w:r>
+    </w:p>
+    <w:p>
+      <w:pPr>
+        <w:pStyle w:val="ListParagraph"/>
+        <w:numPr>
+          <w:ilvl w:val="0"/>
+          <w:numId w:val="42"/>
+        </w:numPr>
+        <w:rPr>
+          <w:rFonts w:ascii="Times New Roman" w:hAnsi="Times New Roman" w:cs="Times New Roman"/>
+          <w:sz w:val="32"/>
+          <w:szCs w:val="32"/>
+        </w:rPr>
+      </w:pPr>
+      <w:r>
+        <w:rPr>
+          <w:rFonts w:ascii="Times New Roman" w:hAnsi="Times New Roman" w:cs="Times New Roman"/>
+          <w:b/>
+          <w:bCs/>
+          <w:sz w:val="32"/>
+          <w:szCs w:val="32"/>
+        </w:rPr>
+        <w:t>Actuators</w:t>
+      </w:r>
+      <w:r>
+        <w:rPr>
+          <w:rFonts w:ascii="Times New Roman" w:hAnsi="Times New Roman" w:cs="Times New Roman"/>
+          <w:sz w:val="32"/>
+          <w:szCs w:val="32"/>
+        </w:rPr>
+        <w:t>: It will check the health of the project(How many classes are there etc…)</w:t>
+      </w:r>
+    </w:p>
+    <w:p>
+      <w:pPr>
+        <w:pStyle w:val="ListParagraph"/>
+        <w:ind w:left="795"/>
+        <w:rPr>
+          <w:rFonts w:ascii="Times New Roman" w:hAnsi="Times New Roman" w:cs="Times New Roman"/>
+          <w:sz w:val="32"/>
+          <w:szCs w:val="32"/>
+        </w:rPr>
+      </w:pPr>
+    </w:p>
+    <w:p>
+      <w:pPr>
+        <w:rPr>
+          <w:rFonts w:ascii="Times New Roman" w:hAnsi="Times New Roman" w:cs="Times New Roman"/>
+          <w:sz w:val="32"/>
+          <w:szCs w:val="32"/>
+        </w:rPr>
+      </w:pPr>
+      <w:r>
+        <w:rPr>
+          <w:rFonts w:ascii="Times New Roman" w:hAnsi="Times New Roman" w:cs="Times New Roman"/>
+          <w:b/>
+          <w:bCs/>
+          <w:sz w:val="32"/>
+          <w:szCs w:val="32"/>
+        </w:rPr>
+        <w:t xml:space="preserve">Dependency: </w:t>
+      </w:r>
+      <w:r>
+        <w:rPr>
+          <w:rFonts w:ascii="Times New Roman" w:hAnsi="Times New Roman" w:cs="Times New Roman"/>
+          <w:sz w:val="32"/>
+          <w:szCs w:val="32"/>
+        </w:rPr>
+        <w:t xml:space="preserve">Dependency means external libraries </w:t>
+      </w:r>
+      <w:r>
+        <w:rPr>
+          <w:rFonts w:ascii="Times New Roman" w:hAnsi="Times New Roman" w:cs="Times New Roman"/>
+          <w:sz w:val="32"/>
+          <w:szCs w:val="32"/>
+        </w:rPr>
+        <w:t>used to add functionalities to the project.</w:t>
+      </w:r>
+    </w:p>
+    <w:p>
+      <w:pPr>
+        <w:pStyle w:val="ListParagraph"/>
+        <w:numPr>
+          <w:ilvl w:val="0"/>
+          <w:numId w:val="43"/>
+        </w:numPr>
+        <w:rPr>
+          <w:rFonts w:ascii="Times New Roman" w:hAnsi="Times New Roman" w:cs="Times New Roman"/>
+          <w:b/>
+          <w:bCs/>
+          <w:sz w:val="32"/>
+          <w:szCs w:val="32"/>
+        </w:rPr>
+      </w:pPr>
+      <w:r>
+        <w:rPr>
+          <w:rFonts w:ascii="Times New Roman" w:hAnsi="Times New Roman" w:cs="Times New Roman"/>
+          <w:b/>
+          <w:bCs/>
+          <w:sz w:val="32"/>
+          <w:szCs w:val="32"/>
+        </w:rPr>
+        <w:t>Spring Starter We</w:t>
+      </w:r>
+      <w:r>
+        <w:rPr>
+          <w:rFonts w:ascii="Times New Roman" w:hAnsi="Times New Roman" w:cs="Times New Roman"/>
+          <w:b/>
+          <w:bCs/>
+          <w:sz w:val="32"/>
+          <w:szCs w:val="32"/>
+        </w:rPr>
+        <w:t xml:space="preserve">b = </w:t>
+      </w:r>
+      <w:r>
+        <w:rPr>
+          <w:rFonts w:ascii="Times New Roman" w:hAnsi="Times New Roman" w:cs="Times New Roman"/>
+          <w:sz w:val="32"/>
+          <w:szCs w:val="32"/>
+        </w:rPr>
+        <w:t xml:space="preserve"> It is used to build RESTful API, web API.</w:t>
+      </w:r>
+    </w:p>
+    <w:p>
+      <w:pPr>
+        <w:pStyle w:val="ListParagraph"/>
+        <w:numPr>
+          <w:ilvl w:val="0"/>
+          <w:numId w:val="43"/>
+        </w:numPr>
+        <w:rPr>
+          <w:rFonts w:ascii="Times New Roman" w:hAnsi="Times New Roman" w:cs="Times New Roman"/>
+          <w:b/>
+          <w:bCs/>
+          <w:sz w:val="32"/>
+          <w:szCs w:val="32"/>
+        </w:rPr>
+      </w:pPr>
+      <w:r>
+        <w:rPr>
+          <w:rFonts w:ascii="Times New Roman" w:hAnsi="Times New Roman" w:cs="Times New Roman"/>
+          <w:b/>
+          <w:bCs/>
+          <w:sz w:val="32"/>
+          <w:szCs w:val="32"/>
+        </w:rPr>
+        <w:t xml:space="preserve">Lombok = </w:t>
+      </w:r>
+      <w:r>
+        <w:rPr>
+          <w:rFonts w:ascii="Times New Roman" w:hAnsi="Times New Roman" w:cs="Times New Roman"/>
+          <w:sz w:val="32"/>
+          <w:szCs w:val="32"/>
+        </w:rPr>
+        <w:t>it will remove the boiler plate code( like getter, setter).</w:t>
+      </w:r>
+    </w:p>
+    <w:p>
+      <w:pPr>
+        <w:pStyle w:val="ListParagraph"/>
+        <w:numPr>
+          <w:ilvl w:val="0"/>
+          <w:numId w:val="43"/>
+        </w:numPr>
+        <w:rPr>
+          <w:rFonts w:ascii="Times New Roman" w:hAnsi="Times New Roman" w:cs="Times New Roman"/>
+          <w:b/>
+          <w:bCs/>
+          <w:sz w:val="32"/>
+          <w:szCs w:val="32"/>
+        </w:rPr>
+      </w:pPr>
+      <w:r>
+        <w:rPr>
+          <w:rFonts w:ascii="Times New Roman" w:hAnsi="Times New Roman" w:cs="Times New Roman"/>
+          <w:b/>
+          <w:bCs/>
+          <w:sz w:val="32"/>
+          <w:szCs w:val="32"/>
+        </w:rPr>
+        <w:t xml:space="preserve">Spring Data JPA = </w:t>
+      </w:r>
+      <w:r>
+        <w:rPr>
+          <w:rFonts w:ascii="Times New Roman" w:hAnsi="Times New Roman" w:cs="Times New Roman"/>
+          <w:sz w:val="32"/>
+          <w:szCs w:val="32"/>
+        </w:rPr>
+        <w:t>used to perform CRUD operation</w:t>
+      </w:r>
+      <w:r>
+        <w:rPr>
+          <w:rFonts w:ascii="Times New Roman" w:hAnsi="Times New Roman" w:cs="Times New Roman"/>
+          <w:sz w:val="32"/>
+          <w:szCs w:val="32"/>
+        </w:rPr>
+        <w:t>, using extends the JPA repository and we can perform CRUD</w:t>
+      </w:r>
+      <w:r>
+        <w:rPr>
+          <w:rFonts w:ascii="Times New Roman" w:hAnsi="Times New Roman" w:cs="Times New Roman"/>
+          <w:sz w:val="32"/>
+          <w:szCs w:val="32"/>
+        </w:rPr>
+        <w:t xml:space="preserve"> operation.</w:t>
+      </w:r>
+    </w:p>
+    <w:p>
+      <w:pPr>
+        <w:pStyle w:val="ListParagraph"/>
+        <w:numPr>
+          <w:ilvl w:val="0"/>
+          <w:numId w:val="43"/>
+        </w:numPr>
+        <w:rPr>
+          <w:rFonts w:ascii="Times New Roman" w:hAnsi="Times New Roman" w:cs="Times New Roman"/>
+          <w:b/>
+          <w:bCs/>
+          <w:sz w:val="32"/>
+          <w:szCs w:val="32"/>
+        </w:rPr>
+      </w:pPr>
+      <w:r>
+        <w:rPr>
+          <w:rFonts w:ascii="Times New Roman" w:hAnsi="Times New Roman" w:cs="Times New Roman"/>
+          <w:b/>
+          <w:bCs/>
+          <w:sz w:val="32"/>
+          <w:szCs w:val="32"/>
+        </w:rPr>
+        <w:t xml:space="preserve">MySQL Driver = </w:t>
+      </w:r>
+      <w:r>
+        <w:rPr>
+          <w:rFonts w:ascii="Times New Roman" w:hAnsi="Times New Roman" w:cs="Times New Roman"/>
+          <w:sz w:val="32"/>
+          <w:szCs w:val="32"/>
+        </w:rPr>
+        <w:t>database connector.</w:t>
+      </w:r>
+    </w:p>
+    <w:p>
+      <w:pPr>
+        <w:rPr>
+          <w:rFonts w:ascii="Times New Roman" w:hAnsi="Times New Roman" w:cs="Times New Roman"/>
+          <w:b/>
+          <w:bCs/>
+          <w:sz w:val="32"/>
+          <w:szCs w:val="32"/>
+        </w:rPr>
+      </w:pPr>
+    </w:p>
+    <w:p>
+      <w:pPr>
+        <w:rPr>
+          <w:rFonts w:ascii="Times New Roman" w:hAnsi="Times New Roman" w:cs="Times New Roman"/>
+          <w:sz w:val="32"/>
+          <w:szCs w:val="32"/>
+        </w:rPr>
+      </w:pPr>
+      <w:r>
+        <w:rPr>
+          <w:rFonts w:ascii="Times New Roman" w:hAnsi="Times New Roman" w:cs="Times New Roman"/>
+          <w:b/>
+          <w:bCs/>
+          <w:sz w:val="32"/>
+          <w:szCs w:val="32"/>
+        </w:rPr>
+        <w:t xml:space="preserve">API = </w:t>
+      </w:r>
+      <w:r>
+        <w:rPr>
+          <w:rFonts w:ascii="Times New Roman" w:hAnsi="Times New Roman" w:cs="Times New Roman"/>
+          <w:sz w:val="32"/>
+          <w:szCs w:val="32"/>
+        </w:rPr>
+        <w:t xml:space="preserve">Application Programming Interface </w:t>
+      </w:r>
+      <w:r>
+        <w:rPr>
+          <w:rFonts w:ascii="Times New Roman" w:hAnsi="Times New Roman" w:cs="Times New Roman"/>
+          <w:sz w:val="32"/>
+          <w:szCs w:val="32"/>
+        </w:rPr>
+        <w:t>is communication bridge between two software application that allows to them exchange data.</w:t>
+      </w:r>
+    </w:p>
+    <w:p>
+      <w:pPr>
+        <w:rPr>
+          <w:rFonts w:ascii="Times New Roman" w:hAnsi="Times New Roman" w:cs="Times New Roman"/>
+          <w:sz w:val="32"/>
+          <w:szCs w:val="32"/>
+        </w:rPr>
+      </w:pPr>
+      <w:r>
+        <w:rPr>
+          <w:rFonts w:ascii="Times New Roman" w:hAnsi="Times New Roman" w:cs="Times New Roman"/>
+          <w:b/>
+          <w:bCs/>
+          <w:sz w:val="32"/>
+          <w:szCs w:val="32"/>
+        </w:rPr>
+        <w:lastRenderedPageBreak/>
+        <w:t xml:space="preserve">REST API = </w:t>
+      </w:r>
+      <w:r>
+        <w:rPr>
+          <w:rFonts w:ascii="Times New Roman" w:hAnsi="Times New Roman" w:cs="Times New Roman"/>
+          <w:sz w:val="32"/>
+          <w:szCs w:val="32"/>
+        </w:rPr>
+        <w:t>Re</w:t>
+      </w:r>
+      <w:r>
+        <w:rPr>
+          <w:rFonts w:ascii="Times New Roman" w:hAnsi="Times New Roman" w:cs="Times New Roman"/>
+          <w:sz w:val="32"/>
+          <w:szCs w:val="32"/>
+        </w:rPr>
+        <w:t xml:space="preserve">presentational State Transfer API it can run on any server over the </w:t>
+      </w:r>
+      <w:r>
+        <w:rPr>
+          <w:rFonts w:ascii="Times New Roman" w:hAnsi="Times New Roman" w:cs="Times New Roman"/>
+          <w:sz w:val="32"/>
+          <w:szCs w:val="32"/>
+        </w:rPr>
+        <w:t>HTTP request.</w:t>
+      </w:r>
+    </w:p>
+    <w:p>
+      <w:pPr>
+        <w:rPr>
+          <w:rFonts w:ascii="Times New Roman" w:hAnsi="Times New Roman" w:cs="Times New Roman"/>
+          <w:sz w:val="32"/>
+          <w:szCs w:val="32"/>
+        </w:rPr>
+      </w:pPr>
+      <w:r>
+        <w:rPr>
+          <w:rFonts w:ascii="Times New Roman" w:hAnsi="Times New Roman" w:cs="Times New Roman"/>
+          <w:b/>
+          <w:bCs/>
+          <w:sz w:val="32"/>
+          <w:szCs w:val="32"/>
+        </w:rPr>
+        <w:t xml:space="preserve">POM.xml = </w:t>
+      </w:r>
+      <w:r>
+        <w:rPr>
+          <w:rFonts w:ascii="Times New Roman" w:hAnsi="Times New Roman" w:cs="Times New Roman"/>
+          <w:sz w:val="32"/>
+          <w:szCs w:val="32"/>
+        </w:rPr>
+        <w:t>it is file in which we will add all the dependencies</w:t>
+      </w:r>
+      <w:r>
+        <w:rPr>
+          <w:rFonts w:ascii="Times New Roman" w:hAnsi="Times New Roman" w:cs="Times New Roman"/>
+          <w:sz w:val="32"/>
+          <w:szCs w:val="32"/>
+        </w:rPr>
+        <w:t>.</w:t>
+      </w:r>
+    </w:p>
+    <w:p>
+      <w:pPr>
+        <w:rPr>
+          <w:rFonts w:ascii="Times New Roman" w:hAnsi="Times New Roman" w:cs="Times New Roman"/>
+          <w:sz w:val="32"/>
+          <w:szCs w:val="32"/>
+        </w:rPr>
+      </w:pPr>
+      <w:r>
+        <w:rPr>
+          <w:rFonts w:ascii="Times New Roman" w:hAnsi="Times New Roman" w:cs="Times New Roman"/>
+          <w:b/>
+          <w:bCs/>
+          <w:sz w:val="32"/>
+          <w:szCs w:val="32"/>
+        </w:rPr>
+        <w:t>Application. Properties</w:t>
+      </w:r>
+      <w:r>
+        <w:rPr>
+          <w:rFonts w:ascii="Times New Roman" w:hAnsi="Times New Roman" w:cs="Times New Roman"/>
+          <w:b/>
+          <w:bCs/>
+          <w:sz w:val="32"/>
+          <w:szCs w:val="32"/>
+        </w:rPr>
+        <w:t xml:space="preserve"> = </w:t>
+      </w:r>
+      <w:r>
+        <w:rPr>
+          <w:rFonts w:ascii="Times New Roman" w:hAnsi="Times New Roman" w:cs="Times New Roman"/>
+          <w:sz w:val="32"/>
+          <w:szCs w:val="32"/>
+        </w:rPr>
+        <w:t>here we used for key value pair</w:t>
+      </w:r>
+      <w:r>
+        <w:rPr>
+          <w:rFonts w:ascii="Times New Roman" w:hAnsi="Times New Roman" w:cs="Times New Roman"/>
+          <w:sz w:val="32"/>
+          <w:szCs w:val="32"/>
+        </w:rPr>
+        <w:t>s, contain external configuration(e.g.: port no)</w:t>
+      </w:r>
+      <w:r>
+        <w:rPr>
+          <w:rFonts w:ascii="Times New Roman" w:hAnsi="Times New Roman" w:cs="Times New Roman"/>
+          <w:sz w:val="32"/>
+          <w:szCs w:val="32"/>
+        </w:rPr>
+        <w:t xml:space="preserve"> </w:t>
+      </w:r>
+    </w:p>
+    <w:p>
+      <w:pPr>
+        <w:rPr>
+          <w:rFonts w:ascii="Times New Roman" w:hAnsi="Times New Roman" w:cs="Times New Roman"/>
+          <w:sz w:val="32"/>
+          <w:szCs w:val="32"/>
+        </w:rPr>
+      </w:pPr>
+    </w:p>
+    <w:p>
+      <w:pPr>
+        <w:rPr>
+          <w:rFonts w:ascii="Times New Roman" w:hAnsi="Times New Roman" w:cs="Times New Roman"/>
+          <w:sz w:val="32"/>
+          <w:szCs w:val="32"/>
+        </w:rPr>
+      </w:pPr>
+      <w:r>
+        <w:rPr>
+          <w:rFonts w:ascii="Times New Roman" w:hAnsi="Times New Roman" w:cs="Times New Roman"/>
+          <w:b/>
+          <w:bCs/>
+          <w:sz w:val="32"/>
+          <w:szCs w:val="32"/>
+        </w:rPr>
+        <w:t>Annotation:</w:t>
+      </w:r>
+      <w:r>
+        <w:rPr>
+          <w:rFonts w:ascii="Times New Roman" w:hAnsi="Times New Roman" w:cs="Times New Roman"/>
+          <w:b/>
+          <w:bCs/>
+          <w:sz w:val="32"/>
+          <w:szCs w:val="32"/>
+        </w:rPr>
+        <w:t xml:space="preserve"> </w:t>
+      </w:r>
+      <w:r>
+        <w:rPr>
+          <w:rFonts w:ascii="Times New Roman" w:hAnsi="Times New Roman" w:cs="Times New Roman"/>
+          <w:sz w:val="32"/>
+          <w:szCs w:val="32"/>
+        </w:rPr>
+        <w:t xml:space="preserve">It is meta data (information about our code </w:t>
+      </w:r>
+      <w:r>
+        <w:rPr>
+          <w:rFonts w:ascii="Times New Roman" w:hAnsi="Times New Roman" w:cs="Times New Roman"/>
+          <w:sz w:val="32"/>
+          <w:szCs w:val="32"/>
+        </w:rPr>
+        <w:t>e.g.: what happens in the code</w:t>
+      </w:r>
+      <w:r>
+        <w:rPr>
+          <w:rFonts w:ascii="Times New Roman" w:hAnsi="Times New Roman" w:cs="Times New Roman"/>
+          <w:sz w:val="32"/>
+          <w:szCs w:val="32"/>
+        </w:rPr>
+        <w:t>)</w:t>
+      </w:r>
+      <w:r>
+        <w:rPr>
+          <w:rFonts w:ascii="Times New Roman" w:hAnsi="Times New Roman" w:cs="Times New Roman"/>
+          <w:sz w:val="32"/>
+          <w:szCs w:val="32"/>
+        </w:rPr>
+        <w:t>.</w:t>
+      </w:r>
+    </w:p>
+    <w:p>
+      <w:pPr>
+        <w:rPr>
+          <w:rFonts w:ascii="Times New Roman" w:hAnsi="Times New Roman" w:cs="Times New Roman"/>
+          <w:sz w:val="32"/>
+          <w:szCs w:val="32"/>
+        </w:rPr>
+      </w:pPr>
+      <w:r>
+        <w:rPr>
+          <w:rFonts w:ascii="Times New Roman" w:hAnsi="Times New Roman" w:cs="Times New Roman"/>
+          <w:b/>
+          <w:bCs/>
+          <w:sz w:val="32"/>
+          <w:szCs w:val="32"/>
+        </w:rPr>
+        <w:t xml:space="preserve">Start class: </w:t>
+      </w:r>
+      <w:r>
+        <w:rPr>
+          <w:rFonts w:ascii="Times New Roman" w:hAnsi="Times New Roman" w:cs="Times New Roman"/>
+          <w:sz w:val="32"/>
+          <w:szCs w:val="32"/>
+        </w:rPr>
+        <w:t xml:space="preserve"> entry point of spring boot application</w:t>
+      </w:r>
+      <w:r>
+        <w:rPr>
+          <w:rFonts w:ascii="Times New Roman" w:hAnsi="Times New Roman" w:cs="Times New Roman"/>
+          <w:sz w:val="32"/>
+          <w:szCs w:val="32"/>
+        </w:rPr>
+        <w:t>.</w:t>
+      </w:r>
+    </w:p>
+    <w:p>
+      <w:pPr>
+        <w:spacing w:line="360" w:lineRule="auto"/>
+        <w:rPr>
+          <w:rFonts w:ascii="Times New Roman" w:hAnsi="Times New Roman" w:cs="Times New Roman"/>
+          <w:sz w:val="32"/>
+          <w:szCs w:val="32"/>
+        </w:rPr>
+      </w:pPr>
+      <w:r>
+        <w:rPr>
+          <w:rFonts w:ascii="Times New Roman" w:hAnsi="Times New Roman" w:cs="Times New Roman"/>
+          <w:b/>
+          <w:bCs/>
+          <w:sz w:val="32"/>
+          <w:szCs w:val="32"/>
+        </w:rPr>
+        <w:t xml:space="preserve">@springbootapplication: </w:t>
+      </w:r>
+      <w:r>
+        <w:rPr>
+          <w:rFonts w:ascii="Times New Roman" w:hAnsi="Times New Roman" w:cs="Times New Roman"/>
+          <w:sz w:val="32"/>
+          <w:szCs w:val="32"/>
+        </w:rPr>
+        <w:t>It contain 3 annotation.</w:t>
+      </w:r>
+    </w:p>
+    <w:p>
+      <w:pPr>
+        <w:pStyle w:val="ListParagraph"/>
+        <w:numPr>
+          <w:ilvl w:val="1"/>
+          <w:numId w:val="39"/>
+        </w:numPr>
+        <w:spacing w:line="360" w:lineRule="auto"/>
+        <w:rPr>
+          <w:rFonts w:ascii="Times New Roman" w:hAnsi="Times New Roman" w:cs="Times New Roman"/>
+          <w:b/>
+          <w:bCs/>
+          <w:sz w:val="32"/>
+          <w:szCs w:val="32"/>
+        </w:rPr>
+      </w:pPr>
+      <w:r>
+        <w:rPr>
+          <w:rFonts w:ascii="Times New Roman" w:hAnsi="Times New Roman" w:cs="Times New Roman"/>
+          <w:b/>
+          <w:bCs/>
+          <w:sz w:val="32"/>
+          <w:szCs w:val="32"/>
+        </w:rPr>
+        <w:t xml:space="preserve">@springbootconfiguration: </w:t>
+      </w:r>
+      <w:r>
+        <w:rPr>
+          <w:rFonts w:ascii="Times New Roman" w:hAnsi="Times New Roman" w:cs="Times New Roman"/>
+          <w:sz w:val="32"/>
+          <w:szCs w:val="32"/>
+        </w:rPr>
+        <w:t xml:space="preserve"> if we want to modify any object the spring </w:t>
+      </w:r>
+      <w:r>
+        <w:rPr>
+          <w:rFonts w:ascii="Times New Roman" w:hAnsi="Times New Roman" w:cs="Times New Roman"/>
+          <w:sz w:val="32"/>
+          <w:szCs w:val="32"/>
+        </w:rPr>
+        <w:t>boot project, then we use this annotation.</w:t>
+      </w:r>
+    </w:p>
+    <w:p>
+      <w:pPr>
+        <w:pStyle w:val="ListParagraph"/>
+        <w:numPr>
+          <w:ilvl w:val="1"/>
+          <w:numId w:val="39"/>
+        </w:numPr>
+        <w:spacing w:line="360" w:lineRule="auto"/>
+        <w:rPr>
+          <w:rFonts w:ascii="Times New Roman" w:hAnsi="Times New Roman" w:cs="Times New Roman"/>
+          <w:b/>
+          <w:bCs/>
+          <w:sz w:val="32"/>
+          <w:szCs w:val="32"/>
+        </w:rPr>
+      </w:pPr>
+      <w:r>
+        <w:rPr>
+          <w:rFonts w:ascii="Times New Roman" w:hAnsi="Times New Roman" w:cs="Times New Roman"/>
+          <w:b/>
+          <w:bCs/>
+          <w:sz w:val="32"/>
+          <w:szCs w:val="32"/>
+        </w:rPr>
+        <w:t xml:space="preserve">@enableautoconfiguration: </w:t>
+      </w:r>
+      <w:r>
+        <w:rPr>
+          <w:rFonts w:ascii="Times New Roman" w:hAnsi="Times New Roman" w:cs="Times New Roman"/>
+          <w:sz w:val="32"/>
+          <w:szCs w:val="32"/>
+        </w:rPr>
+        <w:t xml:space="preserve"> </w:t>
+      </w:r>
+      <w:r>
+        <w:rPr>
+          <w:rFonts w:ascii="Times New Roman" w:hAnsi="Times New Roman" w:cs="Times New Roman"/>
+          <w:sz w:val="32"/>
+          <w:szCs w:val="32"/>
+        </w:rPr>
+        <w:t>it will enable the autoconfiguration(automatically generate the getter and setter)</w:t>
+      </w:r>
+    </w:p>
+    <w:p>
+      <w:pPr>
+        <w:pStyle w:val="ListParagraph"/>
+        <w:numPr>
+          <w:ilvl w:val="1"/>
+          <w:numId w:val="39"/>
+        </w:numPr>
+        <w:spacing w:line="360" w:lineRule="auto"/>
+        <w:rPr>
+          <w:rFonts w:ascii="Times New Roman" w:hAnsi="Times New Roman" w:cs="Times New Roman"/>
+          <w:b/>
+          <w:bCs/>
+          <w:sz w:val="32"/>
+          <w:szCs w:val="32"/>
+        </w:rPr>
+      </w:pPr>
+      <w:r>
+        <w:rPr>
+          <w:rFonts w:ascii="Times New Roman" w:hAnsi="Times New Roman" w:cs="Times New Roman"/>
+          <w:b/>
+          <w:bCs/>
+          <w:sz w:val="32"/>
+          <w:szCs w:val="32"/>
+        </w:rPr>
+        <w:t>@</w:t>
+      </w:r>
+      <w:r>
+        <w:rPr>
+          <w:rFonts w:ascii="Times New Roman" w:hAnsi="Times New Roman" w:cs="Times New Roman"/>
+          <w:b/>
+          <w:bCs/>
+          <w:sz w:val="32"/>
+          <w:szCs w:val="32"/>
+        </w:rPr>
+        <w:t xml:space="preserve">componentscan: </w:t>
+      </w:r>
+      <w:r>
+        <w:rPr>
+          <w:rFonts w:ascii="Times New Roman" w:hAnsi="Times New Roman" w:cs="Times New Roman"/>
+          <w:sz w:val="32"/>
+          <w:szCs w:val="32"/>
+        </w:rPr>
+        <w:t>it will scan all the package, class, object.</w:t>
+      </w:r>
+      <w:r>
+        <w:rPr>
+          <w:rFonts w:ascii="Times New Roman" w:hAnsi="Times New Roman" w:cs="Times New Roman"/>
+          <w:b/>
+          <w:bCs/>
+          <w:sz w:val="32"/>
+          <w:szCs w:val="32"/>
+        </w:rPr>
+        <w:t xml:space="preserve"> </w:t>
+      </w:r>
+    </w:p>
+    <w:p>
+      <w:pPr>
+        <w:spacing w:line="360" w:lineRule="auto"/>
+        <w:rPr>
+          <w:rFonts w:ascii="Times New Roman" w:hAnsi="Times New Roman" w:cs="Times New Roman"/>
+          <w:b/>
+          <w:bCs/>
+          <w:sz w:val="32"/>
+          <w:szCs w:val="32"/>
+        </w:rPr>
+      </w:pPr>
+      <w:r>
+        <w:rPr>
+          <w:rFonts w:ascii="Times New Roman" w:hAnsi="Times New Roman" w:cs="Times New Roman"/>
+          <w:b/>
+          <w:bCs/>
+          <w:sz w:val="32"/>
+          <w:szCs w:val="32"/>
+        </w:rPr>
+        <w:t>Project Structure:</w:t>
+      </w:r>
+    </w:p>
+    <w:p>
+      <w:pPr>
+        <w:pStyle w:val="ListParagraph"/>
+        <w:numPr>
+          <w:ilvl w:val="0"/>
+          <w:numId w:val="44"/>
+        </w:numPr>
+        <w:spacing w:line="360" w:lineRule="auto"/>
+        <w:rPr>
+          <w:rFonts w:ascii="Times New Roman" w:hAnsi="Times New Roman" w:cs="Times New Roman"/>
+          <w:b/>
+          <w:bCs/>
+          <w:sz w:val="32"/>
+          <w:szCs w:val="32"/>
+        </w:rPr>
+      </w:pPr>
+      <w:r>
+        <w:rPr>
+          <w:rFonts w:ascii="Times New Roman" w:hAnsi="Times New Roman" w:cs="Times New Roman"/>
+          <w:b/>
+          <w:bCs/>
+          <w:sz w:val="32"/>
+          <w:szCs w:val="32"/>
+        </w:rPr>
+        <w:t xml:space="preserve">Entity: </w:t>
+      </w:r>
+      <w:r>
+        <w:rPr>
+          <w:rFonts w:ascii="Times New Roman" w:hAnsi="Times New Roman" w:cs="Times New Roman"/>
+          <w:sz w:val="32"/>
+          <w:szCs w:val="32"/>
+        </w:rPr>
+        <w:t>if we want to create table in the database</w:t>
+      </w:r>
+      <w:r>
+        <w:rPr>
+          <w:rFonts w:ascii="Times New Roman" w:hAnsi="Times New Roman" w:cs="Times New Roman"/>
+          <w:sz w:val="32"/>
+          <w:szCs w:val="32"/>
+        </w:rPr>
+        <w:t>, then we use entity.</w:t>
+      </w:r>
+    </w:p>
+    <w:p>
+      <w:pPr>
+        <w:pStyle w:val="ListParagraph"/>
+        <w:numPr>
+          <w:ilvl w:val="0"/>
+          <w:numId w:val="44"/>
+        </w:numPr>
+        <w:spacing w:line="360" w:lineRule="auto"/>
+        <w:rPr>
+          <w:rFonts w:ascii="Times New Roman" w:hAnsi="Times New Roman" w:cs="Times New Roman"/>
+          <w:b/>
+          <w:bCs/>
+          <w:sz w:val="32"/>
+          <w:szCs w:val="32"/>
+        </w:rPr>
+      </w:pPr>
+      <w:r>
+        <w:rPr>
+          <w:rFonts w:ascii="Times New Roman" w:hAnsi="Times New Roman" w:cs="Times New Roman"/>
+          <w:b/>
+          <w:bCs/>
+          <w:sz w:val="32"/>
+          <w:szCs w:val="32"/>
+        </w:rPr>
+        <w:t>Repository:</w:t>
+      </w:r>
+      <w:r>
+        <w:rPr>
+          <w:rFonts w:ascii="Times New Roman" w:hAnsi="Times New Roman" w:cs="Times New Roman"/>
+          <w:sz w:val="32"/>
+          <w:szCs w:val="32"/>
+        </w:rPr>
+        <w:t xml:space="preserve"> to perform CRUD operation.</w:t>
+      </w:r>
+    </w:p>
+    <w:p>
+      <w:pPr>
+        <w:pStyle w:val="ListParagraph"/>
+        <w:numPr>
+          <w:ilvl w:val="0"/>
+          <w:numId w:val="44"/>
+        </w:numPr>
+        <w:spacing w:line="360" w:lineRule="auto"/>
+        <w:rPr>
+          <w:rFonts w:ascii="Times New Roman" w:hAnsi="Times New Roman" w:cs="Times New Roman"/>
+          <w:b/>
+          <w:bCs/>
+          <w:sz w:val="32"/>
+          <w:szCs w:val="32"/>
+        </w:rPr>
+      </w:pPr>
+      <w:r>
+        <w:rPr>
+          <w:rFonts w:ascii="Times New Roman" w:hAnsi="Times New Roman" w:cs="Times New Roman"/>
+          <w:b/>
+          <w:bCs/>
+          <w:sz w:val="32"/>
+          <w:szCs w:val="32"/>
+        </w:rPr>
+        <w:t>DTO:</w:t>
+      </w:r>
+      <w:r>
+        <w:rPr>
+          <w:rFonts w:ascii="Times New Roman" w:hAnsi="Times New Roman" w:cs="Times New Roman"/>
+          <w:sz w:val="32"/>
+          <w:szCs w:val="32"/>
+        </w:rPr>
+        <w:t xml:space="preserve"> data transfer object, it will send only the necessary fields.</w:t>
+      </w:r>
+    </w:p>
+    <w:p>
+      <w:pPr>
+        <w:pStyle w:val="ListParagraph"/>
+        <w:numPr>
+          <w:ilvl w:val="0"/>
+          <w:numId w:val="44"/>
+        </w:numPr>
+        <w:spacing w:line="360" w:lineRule="auto"/>
+        <w:rPr>
+          <w:rFonts w:ascii="Times New Roman" w:hAnsi="Times New Roman" w:cs="Times New Roman"/>
+          <w:b/>
+          <w:bCs/>
+          <w:sz w:val="32"/>
+          <w:szCs w:val="32"/>
+        </w:rPr>
+      </w:pPr>
+      <w:r>
+        <w:rPr>
+          <w:rFonts w:ascii="Times New Roman" w:hAnsi="Times New Roman" w:cs="Times New Roman"/>
+          <w:b/>
+          <w:bCs/>
+          <w:sz w:val="32"/>
+          <w:szCs w:val="32"/>
+        </w:rPr>
+        <w:t>Service:</w:t>
+      </w:r>
+      <w:r>
+        <w:rPr>
+          <w:rFonts w:ascii="Times New Roman" w:hAnsi="Times New Roman" w:cs="Times New Roman"/>
+          <w:sz w:val="32"/>
+          <w:szCs w:val="32"/>
+        </w:rPr>
+        <w:t xml:space="preserve"> </w:t>
+      </w:r>
+      <w:r>
+        <w:rPr>
+          <w:rFonts w:ascii="Times New Roman" w:hAnsi="Times New Roman" w:cs="Times New Roman"/>
+          <w:sz w:val="32"/>
+          <w:szCs w:val="32"/>
+        </w:rPr>
+        <w:t>it contains business logic.</w:t>
+      </w:r>
+    </w:p>
+    <w:p>
+      <w:pPr>
+        <w:pStyle w:val="ListParagraph"/>
+        <w:numPr>
+          <w:ilvl w:val="0"/>
+          <w:numId w:val="44"/>
+        </w:numPr>
+        <w:spacing w:line="360" w:lineRule="auto"/>
+        <w:rPr>
+          <w:rFonts w:ascii="Times New Roman" w:hAnsi="Times New Roman" w:cs="Times New Roman"/>
+          <w:b/>
+          <w:bCs/>
+          <w:sz w:val="32"/>
+          <w:szCs w:val="32"/>
+        </w:rPr>
+      </w:pPr>
+      <w:r>
+        <w:rPr>
+          <w:rFonts w:ascii="Times New Roman" w:hAnsi="Times New Roman" w:cs="Times New Roman"/>
+          <w:b/>
+          <w:bCs/>
+          <w:sz w:val="32"/>
+          <w:szCs w:val="32"/>
+        </w:rPr>
+        <w:t>Controller:</w:t>
+      </w:r>
+      <w:r>
+        <w:rPr>
+          <w:rFonts w:ascii="Times New Roman" w:hAnsi="Times New Roman" w:cs="Times New Roman"/>
+          <w:sz w:val="32"/>
+          <w:szCs w:val="32"/>
+        </w:rPr>
+        <w:t xml:space="preserve"> it handles the </w:t>
+      </w:r>
+      <w:r>
+        <w:rPr>
+          <w:rFonts w:ascii="Times New Roman" w:hAnsi="Times New Roman" w:cs="Times New Roman"/>
+          <w:sz w:val="32"/>
+          <w:szCs w:val="32"/>
+        </w:rPr>
+        <w:t>http request and call the service layer.</w:t>
+      </w:r>
+    </w:p>
+    <w:p>
+      <w:pPr>
+        <w:spacing w:line="360" w:lineRule="auto"/>
+        <w:rPr>
+          <w:rFonts w:ascii="Times New Roman" w:hAnsi="Times New Roman" w:cs="Times New Roman"/>
+          <w:b/>
+          <w:bCs/>
+          <w:sz w:val="32"/>
+          <w:szCs w:val="32"/>
+        </w:rPr>
+      </w:pPr>
+      <w:r>
+        <w:rPr>
+          <w:rFonts w:ascii="Times New Roman" w:hAnsi="Times New Roman" w:cs="Times New Roman"/>
+          <w:b/>
+          <w:bCs/>
+          <w:sz w:val="32"/>
+          <w:szCs w:val="32"/>
+        </w:rPr>
+        <w:t>Annotation:</w:t>
+      </w:r>
+    </w:p>
+    <w:p>
+      <w:pPr>
+        <w:spacing w:line="360" w:lineRule="auto"/>
+        <w:rPr>
+          <w:rFonts w:ascii="Times New Roman" w:hAnsi="Times New Roman" w:cs="Times New Roman"/>
+          <w:sz w:val="32"/>
+          <w:szCs w:val="32"/>
+        </w:rPr>
+      </w:pPr>
+      <w:r>
+        <w:rPr>
+          <w:rFonts w:ascii="Times New Roman" w:hAnsi="Times New Roman" w:cs="Times New Roman"/>
+          <w:b/>
+          <w:bCs/>
+          <w:sz w:val="32"/>
+          <w:szCs w:val="32"/>
+        </w:rPr>
+        <w:t xml:space="preserve">@Entity: </w:t>
+      </w:r>
+      <w:r>
+        <w:rPr>
+          <w:rFonts w:ascii="Times New Roman" w:hAnsi="Times New Roman" w:cs="Times New Roman"/>
+          <w:sz w:val="32"/>
+          <w:szCs w:val="32"/>
+        </w:rPr>
+        <w:t xml:space="preserve">It is used to create database </w:t>
+      </w:r>
+    </w:p>
+    <w:p>
+      <w:pPr>
+        <w:spacing w:line="360" w:lineRule="auto"/>
+        <w:rPr>
+          <w:rFonts w:ascii="Times New Roman" w:hAnsi="Times New Roman" w:cs="Times New Roman"/>
+          <w:sz w:val="32"/>
+          <w:szCs w:val="32"/>
+        </w:rPr>
+      </w:pPr>
+      <w:r>
+        <w:rPr>
+          <w:rFonts w:ascii="Times New Roman" w:hAnsi="Times New Roman" w:cs="Times New Roman"/>
+          <w:b/>
+          <w:bCs/>
+          <w:sz w:val="32"/>
+          <w:szCs w:val="32"/>
+        </w:rPr>
+        <w:t xml:space="preserve">@Data: </w:t>
+      </w:r>
+      <w:r>
+        <w:rPr>
+          <w:rFonts w:ascii="Times New Roman" w:hAnsi="Times New Roman" w:cs="Times New Roman"/>
+          <w:sz w:val="32"/>
+          <w:szCs w:val="32"/>
+        </w:rPr>
+        <w:t xml:space="preserve">to generate getter &amp; setter, equal &amp; </w:t>
+      </w:r>
+      <w:proofErr w:type="spellStart"/>
+      <w:r>
+        <w:rPr>
+          <w:rFonts w:ascii="Times New Roman" w:hAnsi="Times New Roman" w:cs="Times New Roman"/>
+          <w:sz w:val="32"/>
+          <w:szCs w:val="32"/>
+        </w:rPr>
+        <w:t>hashcode</w:t>
+      </w:r>
+      <w:proofErr w:type="spellEnd"/>
+      <w:r>
+        <w:rPr>
+          <w:rFonts w:ascii="Times New Roman" w:hAnsi="Times New Roman" w:cs="Times New Roman"/>
+          <w:sz w:val="32"/>
+          <w:szCs w:val="32"/>
+        </w:rPr>
+        <w:t>, toString().</w:t>
+      </w:r>
+    </w:p>
+    <w:p>
+      <w:pPr>
+        <w:spacing w:line="360" w:lineRule="auto"/>
+        <w:rPr>
+          <w:rFonts w:ascii="Times New Roman" w:hAnsi="Times New Roman" w:cs="Times New Roman"/>
+          <w:sz w:val="32"/>
+          <w:szCs w:val="32"/>
+        </w:rPr>
+      </w:pPr>
+      <w:r>
+        <w:rPr>
+          <w:rFonts w:ascii="Times New Roman" w:hAnsi="Times New Roman" w:cs="Times New Roman"/>
+          <w:b/>
+          <w:bCs/>
+          <w:sz w:val="32"/>
+          <w:szCs w:val="32"/>
+        </w:rPr>
+        <w:t xml:space="preserve">@Allargconstructor: </w:t>
+      </w:r>
+      <w:r>
+        <w:rPr>
+          <w:rFonts w:ascii="Times New Roman" w:hAnsi="Times New Roman" w:cs="Times New Roman"/>
+          <w:sz w:val="32"/>
+          <w:szCs w:val="32"/>
+        </w:rPr>
+        <w:t>to generate parameterized constructor.</w:t>
+      </w:r>
+    </w:p>
+    <w:p>
+      <w:pPr>
+        <w:spacing w:line="360" w:lineRule="auto"/>
+        <w:rPr>
+          <w:rFonts w:ascii="Times New Roman" w:hAnsi="Times New Roman" w:cs="Times New Roman"/>
+          <w:sz w:val="32"/>
+          <w:szCs w:val="32"/>
+        </w:rPr>
+      </w:pPr>
+      <w:r>
+        <w:rPr>
+          <w:rFonts w:ascii="Times New Roman" w:hAnsi="Times New Roman" w:cs="Times New Roman"/>
+          <w:b/>
+          <w:bCs/>
+          <w:sz w:val="32"/>
+          <w:szCs w:val="32"/>
+        </w:rPr>
+        <w:t>@Noargconst</w:t>
+      </w:r>
+      <w:r>
+        <w:rPr>
+          <w:rFonts w:ascii="Times New Roman" w:hAnsi="Times New Roman" w:cs="Times New Roman"/>
+          <w:b/>
+          <w:bCs/>
+          <w:sz w:val="32"/>
+          <w:szCs w:val="32"/>
+        </w:rPr>
+        <w:t xml:space="preserve">ructor: </w:t>
+      </w:r>
+      <w:r>
+        <w:rPr>
+          <w:rFonts w:ascii="Times New Roman" w:hAnsi="Times New Roman" w:cs="Times New Roman"/>
+          <w:sz w:val="32"/>
+          <w:szCs w:val="32"/>
+        </w:rPr>
+        <w:t>to generate default constructor.</w:t>
+      </w:r>
+    </w:p>
+    <w:p>
+      <w:pPr>
+        <w:spacing w:line="360" w:lineRule="auto"/>
+        <w:rPr>
+          <w:rFonts w:ascii="Times New Roman" w:hAnsi="Times New Roman" w:cs="Times New Roman"/>
+          <w:sz w:val="32"/>
+          <w:szCs w:val="32"/>
+        </w:rPr>
+      </w:pPr>
+      <w:r>
+        <w:rPr>
+          <w:rFonts w:ascii="Times New Roman" w:hAnsi="Times New Roman" w:cs="Times New Roman"/>
+          <w:b/>
+          <w:bCs/>
+          <w:sz w:val="32"/>
+          <w:szCs w:val="32"/>
+        </w:rPr>
+        <w:lastRenderedPageBreak/>
+        <w:t xml:space="preserve">@Id: </w:t>
+      </w:r>
+      <w:r>
+        <w:rPr>
+          <w:rFonts w:ascii="Times New Roman" w:hAnsi="Times New Roman" w:cs="Times New Roman"/>
+          <w:sz w:val="32"/>
+          <w:szCs w:val="32"/>
+        </w:rPr>
+        <w:t xml:space="preserve"> it is unique and generate primary key.</w:t>
+      </w:r>
+    </w:p>
+    <w:p>
+      <w:pPr>
+        <w:spacing w:line="360" w:lineRule="auto"/>
+        <w:rPr>
+          <w:rFonts w:ascii="Times New Roman" w:hAnsi="Times New Roman" w:cs="Times New Roman"/>
+          <w:sz w:val="32"/>
+          <w:szCs w:val="32"/>
+        </w:rPr>
+      </w:pPr>
+      <w:r>
+        <w:rPr>
+          <w:rFonts w:ascii="Times New Roman" w:hAnsi="Times New Roman" w:cs="Times New Roman"/>
+          <w:b/>
+          <w:bCs/>
+          <w:sz w:val="32"/>
+          <w:szCs w:val="32"/>
+        </w:rPr>
+        <w:t>@GeneratedValue</w:t>
+      </w:r>
+      <w:r>
+        <w:rPr>
+          <w:rFonts w:ascii="Times New Roman" w:hAnsi="Times New Roman" w:cs="Times New Roman"/>
+          <w:sz w:val="32"/>
+          <w:szCs w:val="32"/>
+        </w:rPr>
+        <w:t>: it will be automatically generate the value.</w:t>
+      </w:r>
+    </w:p>
+    <w:p>
+      <w:pPr>
+        <w:spacing w:line="360" w:lineRule="auto"/>
+        <w:rPr>
+          <w:rFonts w:ascii="Times New Roman" w:hAnsi="Times New Roman" w:cs="Times New Roman"/>
+          <w:sz w:val="32"/>
+          <w:szCs w:val="32"/>
+        </w:rPr>
+      </w:pPr>
+      <w:r>
+        <w:rPr>
+          <w:rFonts w:ascii="Times New Roman" w:hAnsi="Times New Roman" w:cs="Times New Roman"/>
+          <w:b/>
+          <w:bCs/>
+          <w:sz w:val="32"/>
+          <w:szCs w:val="32"/>
+        </w:rPr>
+        <w:t xml:space="preserve">@Service: </w:t>
+      </w:r>
+      <w:r>
+        <w:rPr>
+          <w:rFonts w:ascii="Times New Roman" w:hAnsi="Times New Roman" w:cs="Times New Roman"/>
+          <w:sz w:val="32"/>
+          <w:szCs w:val="32"/>
+        </w:rPr>
+        <w:t>that class contain business logic.</w:t>
+      </w:r>
+    </w:p>
+    <w:p>
+      <w:pPr>
+        <w:spacing w:line="360" w:lineRule="auto"/>
+        <w:rPr>
+          <w:rFonts w:ascii="Times New Roman" w:hAnsi="Times New Roman" w:cs="Times New Roman"/>
+          <w:sz w:val="32"/>
+          <w:szCs w:val="32"/>
+        </w:rPr>
+      </w:pPr>
+      <w:r>
+        <w:rPr>
+          <w:rFonts w:ascii="Times New Roman" w:hAnsi="Times New Roman" w:cs="Times New Roman"/>
+          <w:b/>
+          <w:bCs/>
+          <w:sz w:val="32"/>
+          <w:szCs w:val="32"/>
+        </w:rPr>
+        <w:t>@</w:t>
+      </w:r>
+      <w:r>
+        <w:rPr>
+          <w:rFonts w:ascii="Times New Roman" w:hAnsi="Times New Roman" w:cs="Times New Roman"/>
+          <w:b/>
+          <w:bCs/>
+          <w:sz w:val="32"/>
+          <w:szCs w:val="32"/>
+        </w:rPr>
+        <w:t xml:space="preserve">Restcontroller: </w:t>
+      </w:r>
+      <w:r>
+        <w:rPr>
+          <w:rFonts w:ascii="Times New Roman" w:hAnsi="Times New Roman" w:cs="Times New Roman"/>
+          <w:sz w:val="32"/>
+          <w:szCs w:val="32"/>
+        </w:rPr>
+        <w:t>it contain 2 annotation, it handles controller class. It return the data in JSON or XML format</w:t>
+      </w:r>
+    </w:p>
+    <w:p>
+      <w:pPr>
+        <w:spacing w:line="360" w:lineRule="auto"/>
+        <w:rPr>
+          <w:rFonts w:ascii="Times New Roman" w:hAnsi="Times New Roman" w:cs="Times New Roman"/>
+          <w:sz w:val="32"/>
+          <w:szCs w:val="32"/>
+        </w:rPr>
+      </w:pPr>
+      <w:r>
+        <w:rPr>
+          <w:rFonts w:ascii="Times New Roman" w:hAnsi="Times New Roman" w:cs="Times New Roman"/>
+          <w:b/>
+          <w:bCs/>
+          <w:sz w:val="32"/>
+          <w:szCs w:val="32"/>
+        </w:rPr>
+        <w:t xml:space="preserve">@Controller: </w:t>
+      </w:r>
+      <w:r>
+        <w:rPr>
+          <w:rFonts w:ascii="Times New Roman" w:hAnsi="Times New Roman" w:cs="Times New Roman"/>
+          <w:sz w:val="32"/>
+          <w:szCs w:val="32"/>
+        </w:rPr>
+        <w:t>it is bridge between frontend and backend.</w:t>
+      </w:r>
+    </w:p>
+    <w:p>
+      <w:pPr>
+        <w:spacing w:line="360" w:lineRule="auto"/>
+        <w:rPr>
+          <w:rFonts w:ascii="Times New Roman" w:hAnsi="Times New Roman" w:cs="Times New Roman"/>
+          <w:sz w:val="32"/>
+          <w:szCs w:val="32"/>
+        </w:rPr>
+      </w:pPr>
+      <w:r>
+        <w:rPr>
+          <w:rFonts w:ascii="Times New Roman" w:hAnsi="Times New Roman" w:cs="Times New Roman"/>
+          <w:b/>
+          <w:bCs/>
+          <w:sz w:val="32"/>
+          <w:szCs w:val="32"/>
+        </w:rPr>
+        <w:t xml:space="preserve">@ResponseBody: </w:t>
+      </w:r>
+      <w:r>
+        <w:rPr>
+          <w:rFonts w:ascii="Times New Roman" w:hAnsi="Times New Roman" w:cs="Times New Roman"/>
+          <w:sz w:val="32"/>
+          <w:szCs w:val="32"/>
+        </w:rPr>
+        <w:t xml:space="preserve">converts java object </w:t>
+      </w:r>
+      <w:r>
+        <w:rPr>
+          <w:rFonts w:ascii="Times New Roman" w:hAnsi="Times New Roman" w:cs="Times New Roman"/>
+          <w:sz w:val="32"/>
+          <w:szCs w:val="32"/>
+        </w:rPr>
+        <w:t>into JSON object.</w:t>
+      </w:r>
+    </w:p>
+    <w:p>
+      <w:pPr>
+        <w:spacing w:line="360" w:lineRule="auto"/>
+        <w:rPr>
+          <w:rFonts w:ascii="Times New Roman" w:hAnsi="Times New Roman" w:cs="Times New Roman"/>
+          <w:sz w:val="32"/>
+          <w:szCs w:val="32"/>
+        </w:rPr>
+      </w:pPr>
+      <w:r>
+        <w:rPr>
+          <w:rFonts w:ascii="Times New Roman" w:hAnsi="Times New Roman" w:cs="Times New Roman"/>
+          <w:b/>
+          <w:bCs/>
+          <w:sz w:val="32"/>
+          <w:szCs w:val="32"/>
+        </w:rPr>
+        <w:t>@Requestmapping:</w:t>
+      </w:r>
+      <w:r>
+        <w:rPr>
+          <w:rFonts w:ascii="Times New Roman" w:hAnsi="Times New Roman" w:cs="Times New Roman"/>
+          <w:sz w:val="32"/>
+          <w:szCs w:val="32"/>
+        </w:rPr>
+        <w:t xml:space="preserve"> base </w:t>
+      </w:r>
+      <w:proofErr w:type="spellStart"/>
+      <w:r>
+        <w:rPr>
+          <w:rFonts w:ascii="Times New Roman" w:hAnsi="Times New Roman" w:cs="Times New Roman"/>
+          <w:sz w:val="32"/>
+          <w:szCs w:val="32"/>
+        </w:rPr>
+        <w:t>url</w:t>
+      </w:r>
+      <w:proofErr w:type="spellEnd"/>
+    </w:p>
+    <w:p>
+      <w:pPr>
+        <w:spacing w:line="360" w:lineRule="auto"/>
+        <w:rPr>
+          <w:rFonts w:ascii="Times New Roman" w:hAnsi="Times New Roman" w:cs="Times New Roman"/>
+          <w:sz w:val="32"/>
+          <w:szCs w:val="32"/>
+        </w:rPr>
+      </w:pPr>
+      <w:r>
+        <w:rPr>
+          <w:rFonts w:ascii="Times New Roman" w:hAnsi="Times New Roman" w:cs="Times New Roman"/>
+          <w:b/>
+          <w:bCs/>
+          <w:sz w:val="32"/>
+          <w:szCs w:val="32"/>
+        </w:rPr>
+        <w:t xml:space="preserve">@Autowired: </w:t>
+      </w:r>
+      <w:r>
+        <w:rPr>
+          <w:rFonts w:ascii="Times New Roman" w:hAnsi="Times New Roman" w:cs="Times New Roman"/>
+          <w:sz w:val="32"/>
+          <w:szCs w:val="32"/>
+        </w:rPr>
+        <w:t>it will inject one object into another class instead of creating new keyword.</w:t>
+      </w:r>
+    </w:p>
+    <w:p>
+      <w:pPr>
+        <w:spacing w:line="360" w:lineRule="auto"/>
+        <w:rPr>
+          <w:rFonts w:ascii="Times New Roman" w:hAnsi="Times New Roman" w:cs="Times New Roman"/>
+          <w:sz w:val="32"/>
+          <w:szCs w:val="32"/>
+        </w:rPr>
+      </w:pPr>
+      <w:r>
+        <w:rPr>
+          <w:rFonts w:ascii="Times New Roman" w:hAnsi="Times New Roman" w:cs="Times New Roman"/>
+          <w:b/>
+          <w:bCs/>
+          <w:sz w:val="32"/>
+          <w:szCs w:val="32"/>
+        </w:rPr>
+        <w:t>@Postmapping:</w:t>
+      </w:r>
+      <w:r>
+        <w:rPr>
+          <w:rFonts w:ascii="Times New Roman" w:hAnsi="Times New Roman" w:cs="Times New Roman"/>
+          <w:sz w:val="32"/>
+          <w:szCs w:val="32"/>
+        </w:rPr>
+        <w:t xml:space="preserve"> to create data.</w:t>
+      </w:r>
+    </w:p>
+    <w:p>
+      <w:pPr>
+        <w:spacing w:line="360" w:lineRule="auto"/>
+        <w:rPr>
+          <w:rFonts w:ascii="Times New Roman" w:hAnsi="Times New Roman" w:cs="Times New Roman"/>
+          <w:sz w:val="32"/>
+          <w:szCs w:val="32"/>
+        </w:rPr>
+      </w:pPr>
+      <w:r>
+        <w:rPr>
+          <w:rFonts w:ascii="Times New Roman" w:hAnsi="Times New Roman" w:cs="Times New Roman"/>
+          <w:b/>
+          <w:bCs/>
+          <w:sz w:val="32"/>
+          <w:szCs w:val="32"/>
+        </w:rPr>
+        <w:t>@Getmapping</w:t>
+      </w:r>
+      <w:r>
+        <w:rPr>
+          <w:rFonts w:ascii="Times New Roman" w:hAnsi="Times New Roman" w:cs="Times New Roman"/>
+          <w:b/>
+          <w:bCs/>
+          <w:sz w:val="32"/>
+          <w:szCs w:val="32"/>
+        </w:rPr>
+        <w:t>:</w:t>
+      </w:r>
+      <w:r>
+        <w:rPr>
+          <w:rFonts w:ascii="Times New Roman" w:hAnsi="Times New Roman" w:cs="Times New Roman"/>
+          <w:sz w:val="32"/>
+          <w:szCs w:val="32"/>
+        </w:rPr>
+        <w:t xml:space="preserve"> to get the data.</w:t>
+      </w:r>
+    </w:p>
+    <w:p>
+      <w:pPr>
+        <w:spacing w:line="360" w:lineRule="auto"/>
+        <w:rPr>
+          <w:rFonts w:ascii="Times New Roman" w:hAnsi="Times New Roman" w:cs="Times New Roman"/>
+          <w:sz w:val="32"/>
+          <w:szCs w:val="32"/>
+        </w:rPr>
+      </w:pPr>
+      <w:r>
+        <w:rPr>
+          <w:rFonts w:ascii="Times New Roman" w:hAnsi="Times New Roman" w:cs="Times New Roman"/>
+          <w:b/>
+          <w:bCs/>
+          <w:sz w:val="32"/>
+          <w:szCs w:val="32"/>
+        </w:rPr>
+        <w:t xml:space="preserve">@Putmapping: </w:t>
+      </w:r>
+      <w:r>
+        <w:rPr>
+          <w:rFonts w:ascii="Times New Roman" w:hAnsi="Times New Roman" w:cs="Times New Roman"/>
+          <w:sz w:val="32"/>
+          <w:szCs w:val="32"/>
+        </w:rPr>
+        <w:t>to update data.</w:t>
+      </w:r>
+    </w:p>
+    <w:p>
+      <w:pPr>
+        <w:spacing w:line="360" w:lineRule="auto"/>
+        <w:rPr>
+          <w:rFonts w:ascii="Times New Roman" w:hAnsi="Times New Roman" w:cs="Times New Roman"/>
+          <w:sz w:val="32"/>
+          <w:szCs w:val="32"/>
+        </w:rPr>
+      </w:pPr>
+      <w:r>
+        <w:rPr>
+          <w:rFonts w:ascii="Times New Roman" w:hAnsi="Times New Roman" w:cs="Times New Roman"/>
+          <w:b/>
+          <w:bCs/>
+          <w:sz w:val="32"/>
+          <w:szCs w:val="32"/>
+        </w:rPr>
+        <w:t xml:space="preserve">@Deletemapping: </w:t>
+      </w:r>
+      <w:r>
+        <w:rPr>
+          <w:rFonts w:ascii="Times New Roman" w:hAnsi="Times New Roman" w:cs="Times New Roman"/>
+          <w:sz w:val="32"/>
+          <w:szCs w:val="32"/>
+        </w:rPr>
+        <w:t>to delete data</w:t>
+      </w:r>
+    </w:p>
+    <w:p>
+      <w:pPr>
+        <w:spacing w:line="360" w:lineRule="auto"/>
+        <w:rPr>
+          <w:rFonts w:ascii="Times New Roman" w:hAnsi="Times New Roman" w:cs="Times New Roman"/>
+          <w:sz w:val="32"/>
+          <w:szCs w:val="32"/>
+        </w:rPr>
+      </w:pPr>
+      <w:proofErr w:type="spellStart"/>
+      <w:r>
+        <w:rPr>
+          <w:rFonts w:ascii="Times New Roman" w:hAnsi="Times New Roman" w:cs="Times New Roman"/>
+          <w:b/>
+          <w:bCs/>
+          <w:sz w:val="32"/>
+          <w:szCs w:val="32"/>
+        </w:rPr>
+        <w:t>ResponseEntity</w:t>
+      </w:r>
+      <w:proofErr w:type="spellEnd"/>
+      <w:r>
+        <w:rPr>
+          <w:rFonts w:ascii="Times New Roman" w:hAnsi="Times New Roman" w:cs="Times New Roman"/>
+          <w:b/>
+          <w:bCs/>
+          <w:sz w:val="32"/>
+          <w:szCs w:val="32"/>
+        </w:rPr>
+        <w:t xml:space="preserve">: </w:t>
+      </w:r>
+      <w:r>
+        <w:rPr>
+          <w:rFonts w:ascii="Times New Roman" w:hAnsi="Times New Roman" w:cs="Times New Roman"/>
+          <w:sz w:val="32"/>
+          <w:szCs w:val="32"/>
+        </w:rPr>
+        <w:t>it is class, handles all the request &amp; series.</w:t>
+      </w:r>
+    </w:p>
+    <w:p>
+      <w:pPr>
+        <w:spacing w:line="360" w:lineRule="auto"/>
+        <w:rPr>
+          <w:rFonts w:ascii="Times New Roman" w:hAnsi="Times New Roman" w:cs="Times New Roman"/>
+          <w:sz w:val="32"/>
+          <w:szCs w:val="32"/>
+        </w:rPr>
+      </w:pPr>
+      <w:r>
+        <w:rPr>
+          <w:rFonts w:ascii="Times New Roman" w:hAnsi="Times New Roman" w:cs="Times New Roman"/>
+          <w:b/>
+          <w:bCs/>
+          <w:sz w:val="32"/>
+          <w:szCs w:val="32"/>
+        </w:rPr>
+        <w:t xml:space="preserve">@RequestBody: </w:t>
+      </w:r>
+      <w:r>
+        <w:rPr>
+          <w:rFonts w:ascii="Times New Roman" w:hAnsi="Times New Roman" w:cs="Times New Roman"/>
+          <w:sz w:val="32"/>
+          <w:szCs w:val="32"/>
+        </w:rPr>
+        <w:t>to add the data into database.</w:t>
+      </w:r>
+    </w:p>
+    <w:p>
+      <w:pPr>
+        <w:spacing w:line="360" w:lineRule="auto"/>
+        <w:rPr>
+          <w:rFonts w:ascii="Times New Roman" w:hAnsi="Times New Roman" w:cs="Times New Roman"/>
+          <w:sz w:val="32"/>
+          <w:szCs w:val="32"/>
+        </w:rPr>
+      </w:pPr>
+      <w:r>
+        <w:rPr>
+          <w:rFonts w:ascii="Times New Roman" w:hAnsi="Times New Roman" w:cs="Times New Roman"/>
+          <w:b/>
+          <w:bCs/>
+          <w:sz w:val="32"/>
+          <w:szCs w:val="32"/>
+        </w:rPr>
+        <w:t xml:space="preserve">@PathVariable: </w:t>
+      </w:r>
+      <w:r>
+        <w:rPr>
+          <w:rFonts w:ascii="Times New Roman" w:hAnsi="Times New Roman" w:cs="Times New Roman"/>
+          <w:sz w:val="32"/>
+          <w:szCs w:val="32"/>
+        </w:rPr>
+        <w:t>to get data using Path.</w:t>
+      </w:r>
+    </w:p>
+    <w:p>
+      <w:pPr>
+        <w:spacing w:line="360" w:lineRule="auto"/>
+        <w:rPr>
+          <w:rFonts w:ascii="Times New Roman" w:hAnsi="Times New Roman" w:cs="Times New Roman"/>
+          <w:sz w:val="32"/>
+          <w:szCs w:val="32"/>
+        </w:rPr>
+      </w:pPr>
+      <w:r>
+        <w:rPr>
+          <w:rFonts w:ascii="Times New Roman" w:hAnsi="Times New Roman" w:cs="Times New Roman"/>
+          <w:b/>
+          <w:bCs/>
+          <w:sz w:val="32"/>
+          <w:szCs w:val="32"/>
+        </w:rPr>
+        <w:t xml:space="preserve">@RequestParameterized: </w:t>
+      </w:r>
+      <w:r>
+        <w:rPr>
+          <w:rFonts w:ascii="Times New Roman" w:hAnsi="Times New Roman" w:cs="Times New Roman"/>
+          <w:sz w:val="32"/>
+          <w:szCs w:val="32"/>
+        </w:rPr>
+        <w:t>used in key value.</w:t>
+      </w:r>
+    </w:p>
+    <w:p>
+      <w:pPr>
+        <w:spacing w:line="360" w:lineRule="auto"/>
+        <w:rPr>
+          <w:rFonts w:ascii="Times New Roman" w:hAnsi="Times New Roman" w:cs="Times New Roman"/>
+          <w:sz w:val="32"/>
+          <w:szCs w:val="32"/>
+        </w:rPr>
+      </w:pPr>
+      <w:r>
+        <w:rPr>
+          <w:rFonts w:ascii="Times New Roman" w:hAnsi="Times New Roman" w:cs="Times New Roman"/>
+          <w:b/>
+          <w:bCs/>
+          <w:sz w:val="32"/>
+          <w:szCs w:val="32"/>
+        </w:rPr>
+        <w:t>@ExceptionHandler:</w:t>
+      </w:r>
+      <w:r>
+        <w:rPr>
+          <w:rFonts w:ascii="Times New Roman" w:hAnsi="Times New Roman" w:cs="Times New Roman"/>
+          <w:sz w:val="32"/>
+          <w:szCs w:val="32"/>
+        </w:rPr>
+        <w:t xml:space="preserve"> </w:t>
+      </w:r>
+      <w:r>
+        <w:rPr>
+          <w:rFonts w:ascii="Times New Roman" w:hAnsi="Times New Roman" w:cs="Times New Roman"/>
+          <w:sz w:val="32"/>
+          <w:szCs w:val="32"/>
+        </w:rPr>
+        <w:t>global used in whole project.</w:t>
+      </w:r>
+    </w:p>
+    <w:p>
+      <w:pPr>
+        <w:spacing w:line="360" w:lineRule="auto"/>
+        <w:rPr>
+          <w:rFonts w:ascii="Times New Roman" w:hAnsi="Times New Roman" w:cs="Times New Roman"/>
+          <w:sz w:val="32"/>
+          <w:szCs w:val="32"/>
+        </w:rPr>
+      </w:pPr>
+      <w:r>
+        <w:rPr>
+          <w:rFonts w:ascii="Times New Roman" w:hAnsi="Times New Roman" w:cs="Times New Roman"/>
+          <w:b/>
+          <w:bCs/>
+          <w:sz w:val="32"/>
+          <w:szCs w:val="32"/>
+        </w:rPr>
+        <w:t xml:space="preserve">@ControllerAdvice: </w:t>
+      </w:r>
+      <w:r>
+        <w:rPr>
+          <w:rFonts w:ascii="Times New Roman" w:hAnsi="Times New Roman" w:cs="Times New Roman"/>
+          <w:sz w:val="32"/>
+          <w:szCs w:val="32"/>
+        </w:rPr>
+        <w:t>class level or controller level</w:t>
+      </w:r>
+      <w:r>
+        <w:rPr>
+          <w:rFonts w:ascii="Times New Roman" w:hAnsi="Times New Roman" w:cs="Times New Roman"/>
+          <w:sz w:val="32"/>
+          <w:szCs w:val="32"/>
+        </w:rPr>
+        <w:t>.</w:t>
+      </w:r>
+    </w:p>
+    <w:p>
+      <w:pPr>
+        <w:spacing w:line="360" w:lineRule="auto"/>
+        <w:rPr>
+          <w:rFonts w:ascii="Times New Roman" w:hAnsi="Times New Roman" w:cs="Times New Roman"/>
+          <w:sz w:val="32"/>
+          <w:szCs w:val="32"/>
+        </w:rPr>
+      </w:pPr>
+      <w:r>
+        <w:rPr>
+          <w:rFonts w:ascii="Times New Roman" w:hAnsi="Times New Roman" w:cs="Times New Roman"/>
+          <w:b/>
+          <w:bCs/>
+          <w:sz w:val="32"/>
+          <w:szCs w:val="32"/>
+        </w:rPr>
+        <w:t xml:space="preserve">@Restcontrolleradvice: </w:t>
+      </w:r>
+      <w:r>
+        <w:rPr>
+          <w:rFonts w:ascii="Times New Roman" w:hAnsi="Times New Roman" w:cs="Times New Roman"/>
+          <w:sz w:val="32"/>
+          <w:szCs w:val="32"/>
+        </w:rPr>
+        <w:t>handles all exception globally across the application.</w:t>
+      </w:r>
+    </w:p>
+    <w:p>
+      <w:pPr>
+        <w:spacing w:line="360" w:lineRule="auto"/>
+        <w:rPr>
+          <w:rFonts w:ascii="Times New Roman" w:hAnsi="Times New Roman" w:cs="Times New Roman"/>
+          <w:sz w:val="32"/>
+          <w:szCs w:val="32"/>
+        </w:rPr>
+      </w:pPr>
+    </w:p>
+    <w:p>
+      <w:pPr>
+        <w:spacing w:line="360" w:lineRule="auto"/>
+        <w:rPr>
+          <w:rFonts w:ascii="Times New Roman" w:hAnsi="Times New Roman" w:cs="Times New Roman"/>
+          <w:b/>
+          <w:bCs/>
+          <w:sz w:val="32"/>
+          <w:szCs w:val="32"/>
+        </w:rPr>
+      </w:pPr>
+      <w:r>
+        <w:rPr>
+          <w:rFonts w:ascii="Times New Roman" w:hAnsi="Times New Roman" w:cs="Times New Roman"/>
+          <w:b/>
+          <w:bCs/>
+          <w:sz w:val="32"/>
+          <w:szCs w:val="32"/>
+        </w:rPr>
+        <w:lastRenderedPageBreak/>
+        <w:t xml:space="preserve">Dependency Injection: </w:t>
+      </w:r>
+    </w:p>
+    <w:p>
+      <w:pPr>
+        <w:spacing w:line="360" w:lineRule="auto"/>
         <w:rPr>
           <w:rFonts w:ascii="Times New Roman" w:hAnsi="Times New Roman" w:cs="Times New Roman"/>
           <w:sz w:val="32"/>
@@ -23840,66 +25482,252 @@
           <w:szCs w:val="32"/>
         </w:rPr>
         <w:tab/>
-      </w:r>
-      <w:proofErr w:type="spellStart"/>
-      <w:r>
-        <w:rPr>
-          <w:rFonts w:ascii="Times New Roman" w:hAnsi="Times New Roman" w:cs="Times New Roman"/>
-          <w:sz w:val="32"/>
-          <w:szCs w:val="32"/>
-        </w:rPr>
-        <w:t>ArrayList</w:t>
-      </w:r>
-      <w:proofErr w:type="spellEnd"/>
-      <w:r>
-        <w:rPr>
-          <w:rFonts w:ascii="Times New Roman" w:hAnsi="Times New Roman" w:cs="Times New Roman"/>
-          <w:sz w:val="32"/>
-          <w:szCs w:val="32"/>
-        </w:rPr>
-        <w:t xml:space="preserve"> is dynamic array, it stores element in index based </w:t>
-      </w:r>
-      <w:proofErr w:type="spellStart"/>
-      <w:r>
-        <w:rPr>
-          <w:rFonts w:ascii="Times New Roman" w:hAnsi="Times New Roman" w:cs="Times New Roman"/>
-          <w:sz w:val="32"/>
-          <w:szCs w:val="32"/>
-        </w:rPr>
-        <w:t>mannes</w:t>
-      </w:r>
-      <w:proofErr w:type="spellEnd"/>
-      <w:r>
-        <w:rPr>
-          <w:rFonts w:ascii="Times New Roman" w:hAnsi="Times New Roman" w:cs="Times New Roman"/>
-          <w:sz w:val="32"/>
-          <w:szCs w:val="32"/>
-        </w:rPr>
-        <w:t xml:space="preserve">, </w:t>
-      </w:r>
-      <w:proofErr w:type="gramStart"/>
-      <w:r>
-        <w:rPr>
-          <w:rFonts w:ascii="Times New Roman" w:hAnsi="Times New Roman" w:cs="Times New Roman"/>
-          <w:sz w:val="32"/>
-          <w:szCs w:val="32"/>
-        </w:rPr>
-        <w:t>it’s</w:t>
-      </w:r>
-      <w:proofErr w:type="gramEnd"/>
-      <w:r>
-        <w:rPr>
-          <w:rFonts w:ascii="Times New Roman" w:hAnsi="Times New Roman" w:cs="Times New Roman"/>
-          <w:sz w:val="32"/>
-          <w:szCs w:val="32"/>
-        </w:rPr>
-        <w:t xml:space="preserve"> contiguous memory, so searching easy and inserting and deleting is difficult.</w:t>
-      </w:r>
-    </w:p>
-    <w:p>
-      <w:pPr>
-        <w:rPr>
-          <w:rFonts w:ascii="Times New Roman" w:hAnsi="Times New Roman" w:cs="Times New Roman"/>
+        <w:t xml:space="preserve">Dependency Injection is a design pattern where the spring container creates object </w:t>
+      </w:r>
+      <w:r>
+        <w:rPr>
+          <w:rFonts w:ascii="Times New Roman" w:hAnsi="Times New Roman" w:cs="Times New Roman"/>
+          <w:sz w:val="32"/>
+          <w:szCs w:val="32"/>
+        </w:rPr>
+        <w:t>and inject them into dependent classes automatically, instead of class creating them using new keyword.</w:t>
+      </w:r>
+    </w:p>
+    <w:p>
+      <w:pPr>
+        <w:spacing w:line="360" w:lineRule="auto"/>
+        <w:rPr>
+          <w:rFonts w:ascii="Times New Roman" w:hAnsi="Times New Roman" w:cs="Times New Roman"/>
+          <w:b/>
+          <w:bCs/>
+          <w:sz w:val="32"/>
+          <w:szCs w:val="32"/>
+        </w:rPr>
+      </w:pPr>
+      <w:r>
+        <w:rPr>
+          <w:rFonts w:ascii="Times New Roman" w:hAnsi="Times New Roman" w:cs="Times New Roman"/>
+          <w:b/>
+          <w:bCs/>
+          <w:sz w:val="32"/>
+          <w:szCs w:val="32"/>
+        </w:rPr>
+        <w:t>IOC Container(Inversion</w:t>
+      </w:r>
+      <w:r>
+        <w:rPr>
+          <w:rFonts w:ascii="Times New Roman" w:hAnsi="Times New Roman" w:cs="Times New Roman"/>
+          <w:b/>
+          <w:bCs/>
+          <w:sz w:val="32"/>
+          <w:szCs w:val="32"/>
+        </w:rPr>
+        <w:t xml:space="preserve"> of Control</w:t>
+      </w:r>
+      <w:r>
+        <w:rPr>
+          <w:rFonts w:ascii="Times New Roman" w:hAnsi="Times New Roman" w:cs="Times New Roman"/>
+          <w:b/>
+          <w:bCs/>
+          <w:sz w:val="32"/>
+          <w:szCs w:val="32"/>
+        </w:rPr>
+        <w:t>)</w:t>
+      </w:r>
+    </w:p>
+    <w:p>
+      <w:pPr>
+        <w:pStyle w:val="ListParagraph"/>
+        <w:numPr>
+          <w:ilvl w:val="0"/>
+          <w:numId w:val="45"/>
+        </w:numPr>
+        <w:spacing w:line="360" w:lineRule="auto"/>
+        <w:rPr>
+          <w:rFonts w:ascii="Times New Roman" w:hAnsi="Times New Roman" w:cs="Times New Roman"/>
+          <w:sz w:val="32"/>
+          <w:szCs w:val="32"/>
+        </w:rPr>
+      </w:pPr>
+      <w:r>
+        <w:rPr>
+          <w:rFonts w:ascii="Times New Roman" w:hAnsi="Times New Roman" w:cs="Times New Roman"/>
+          <w:sz w:val="32"/>
+          <w:szCs w:val="32"/>
+        </w:rPr>
+        <w:t>Creates object(Beans)</w:t>
+      </w:r>
+    </w:p>
+    <w:p>
+      <w:pPr>
+        <w:pStyle w:val="ListParagraph"/>
+        <w:numPr>
+          <w:ilvl w:val="0"/>
+          <w:numId w:val="45"/>
+        </w:numPr>
+        <w:spacing w:line="360" w:lineRule="auto"/>
+        <w:rPr>
+          <w:rFonts w:ascii="Times New Roman" w:hAnsi="Times New Roman" w:cs="Times New Roman"/>
+          <w:sz w:val="32"/>
+          <w:szCs w:val="32"/>
+        </w:rPr>
+      </w:pPr>
+      <w:r>
+        <w:rPr>
+          <w:rFonts w:ascii="Times New Roman" w:hAnsi="Times New Roman" w:cs="Times New Roman"/>
+          <w:sz w:val="32"/>
+          <w:szCs w:val="32"/>
+        </w:rPr>
+        <w:t>Store object</w:t>
+      </w:r>
+    </w:p>
+    <w:p>
+      <w:pPr>
+        <w:pStyle w:val="ListParagraph"/>
+        <w:numPr>
+          <w:ilvl w:val="0"/>
+          <w:numId w:val="45"/>
+        </w:numPr>
+        <w:spacing w:line="360" w:lineRule="auto"/>
+        <w:rPr>
+          <w:rFonts w:ascii="Times New Roman" w:hAnsi="Times New Roman" w:cs="Times New Roman"/>
+          <w:sz w:val="32"/>
+          <w:szCs w:val="32"/>
+        </w:rPr>
+      </w:pPr>
+      <w:r>
+        <w:rPr>
+          <w:rFonts w:ascii="Times New Roman" w:hAnsi="Times New Roman" w:cs="Times New Roman"/>
+          <w:sz w:val="32"/>
+          <w:szCs w:val="32"/>
+        </w:rPr>
+        <w:t>Inject object where needed.</w:t>
+      </w:r>
+    </w:p>
+    <w:p>
+      <w:pPr>
+        <w:pStyle w:val="ListParagraph"/>
+        <w:numPr>
+          <w:ilvl w:val="0"/>
+          <w:numId w:val="45"/>
+        </w:numPr>
+        <w:spacing w:line="360" w:lineRule="auto"/>
+        <w:rPr>
+          <w:rFonts w:ascii="Times New Roman" w:hAnsi="Times New Roman" w:cs="Times New Roman"/>
+          <w:sz w:val="32"/>
+          <w:szCs w:val="32"/>
+        </w:rPr>
+      </w:pPr>
+      <w:r>
+        <w:rPr>
+          <w:rFonts w:ascii="Times New Roman" w:hAnsi="Times New Roman" w:cs="Times New Roman"/>
+          <w:sz w:val="32"/>
+          <w:szCs w:val="32"/>
+        </w:rPr>
+        <w:t>Manage life cycle.</w:t>
+      </w:r>
+    </w:p>
+    <w:p>
+      <w:pPr>
+        <w:spacing w:line="360" w:lineRule="auto"/>
+        <w:rPr>
+          <w:rFonts w:ascii="Times New Roman" w:hAnsi="Times New Roman" w:cs="Times New Roman"/>
+          <w:b/>
+          <w:bCs/>
+          <w:sz w:val="32"/>
+          <w:szCs w:val="32"/>
+        </w:rPr>
+      </w:pPr>
+      <w:r>
+        <w:rPr>
+          <w:rFonts w:ascii="Times New Roman" w:hAnsi="Times New Roman" w:cs="Times New Roman"/>
+          <w:b/>
+          <w:bCs/>
+          <w:sz w:val="32"/>
+          <w:szCs w:val="32"/>
+        </w:rPr>
+        <w:t>Beans:</w:t>
+      </w:r>
+      <w:r>
+        <w:rPr>
+          <w:rFonts w:ascii="Times New Roman" w:hAnsi="Times New Roman" w:cs="Times New Roman"/>
+          <w:b/>
+          <w:bCs/>
+          <w:sz w:val="32"/>
+          <w:szCs w:val="32"/>
+        </w:rPr>
+        <w:t xml:space="preserve"> </w:t>
+      </w:r>
+      <w:r>
+        <w:rPr>
+          <w:rFonts w:ascii="Times New Roman" w:hAnsi="Times New Roman" w:cs="Times New Roman"/>
+          <w:sz w:val="32"/>
+          <w:szCs w:val="32"/>
+        </w:rPr>
+        <w:t>Bean is an object that created and managed by the spring IOC container</w:t>
+      </w:r>
+      <w:r>
+        <w:rPr>
+          <w:rFonts w:ascii="Times New Roman" w:hAnsi="Times New Roman" w:cs="Times New Roman"/>
+          <w:sz w:val="32"/>
+          <w:szCs w:val="32"/>
+        </w:rPr>
+        <w:t>.</w:t>
+      </w:r>
+    </w:p>
+    <w:p>
+      <w:pPr>
+        <w:spacing w:line="360" w:lineRule="auto"/>
+        <w:rPr>
+          <w:rFonts w:ascii="Times New Roman" w:hAnsi="Times New Roman" w:cs="Times New Roman"/>
+          <w:sz w:val="32"/>
+          <w:szCs w:val="32"/>
+        </w:rPr>
+      </w:pPr>
+      <w:r>
+        <w:rPr>
+          <w:rFonts w:ascii="Times New Roman" w:hAnsi="Times New Roman" w:cs="Times New Roman"/>
+          <w:b/>
+          <w:bCs/>
+          <w:sz w:val="32"/>
+          <w:szCs w:val="32"/>
+        </w:rPr>
+        <w:t>IOC container:</w:t>
+      </w:r>
+      <w:r>
+        <w:rPr>
+          <w:rFonts w:ascii="Times New Roman" w:hAnsi="Times New Roman" w:cs="Times New Roman"/>
+          <w:b/>
+          <w:bCs/>
+          <w:sz w:val="32"/>
+          <w:szCs w:val="32"/>
+        </w:rPr>
+        <w:t xml:space="preserve"> </w:t>
+      </w:r>
+      <w:r>
+        <w:rPr>
+          <w:rFonts w:ascii="Times New Roman" w:hAnsi="Times New Roman" w:cs="Times New Roman"/>
+          <w:sz w:val="32"/>
+          <w:szCs w:val="32"/>
+        </w:rPr>
+        <w:t>IOC container is responsible for creating, managin</w:t>
+      </w:r>
+      <w:r>
+        <w:rPr>
+          <w:rFonts w:ascii="Times New Roman" w:hAnsi="Times New Roman" w:cs="Times New Roman"/>
+          <w:sz w:val="32"/>
+          <w:szCs w:val="32"/>
+        </w:rPr>
+        <w:t>g and injecting beans automatically.</w:t>
+      </w:r>
+    </w:p>
+    <w:p>
+      <w:pPr>
+        <w:spacing w:line="480" w:lineRule="auto"/>
+        <w:rPr>
+          <w:rFonts w:ascii="Times New Roman" w:hAnsi="Times New Roman" w:cs="Times New Roman"/>
+          <w:b/>
+          <w:bCs/>
           <w:sz w:val="32"/>
           <w:szCs w:val="32"/>
         </w:rPr>
@@ -25762,6 +27590,119 @@
     </w:lvl>
   </w:abstractNum>
   <w:abstractNum w:abstractNumId="16" w15:restartNumberingAfterBreak="0">
+    <w:nsid w:val="28D41999"/>
+    <w:multiLevelType w:val="hybridMultilevel"/>
+    <w:tmpl w:val="944EFFE8"/>
+    <w:lvl w:ilvl="0" w:tplc="40090001">
+      <w:start w:val="1"/>
+      <w:numFmt w:val="bullet"/>
+      <w:lvlText w:val=""/>
+      <w:lvlJc w:val="left"/>
+      <w:pPr>
+        <w:ind w:left="795" w:hanging="360"/>
+      </w:pPr>
+      <w:rPr>
+        <w:rFonts w:ascii="Symbol" w:hAnsi="Symbol" w:hint="default"/>
+      </w:rPr>
+    </w:lvl>
+    <w:lvl w:ilvl="1" w:tplc="40090003" w:tentative="1">
+      <w:start w:val="1"/>
+      <w:numFmt w:val="bullet"/>
+      <w:lvlText w:val="o"/>
+      <w:lvlJc w:val="left"/>
+      <w:pPr>
+        <w:ind w:left="1515" w:hanging="360"/>
+      </w:pPr>
+      <w:rPr>
+        <w:rFonts w:ascii="Courier New" w:hAnsi="Courier New" w:cs="Courier New" w:hint="default"/>
+      </w:rPr>
+    </w:lvl>
+    <w:lvl w:ilvl="2" w:tplc="40090005" w:tentative="1">
+      <w:start w:val="1"/>
+      <w:numFmt w:val="bullet"/>
+      <w:lvlText w:val=""/>
+      <w:lvlJc w:val="left"/>
+      <w:pPr>
+        <w:ind w:left="2235" w:hanging="360"/>
+      </w:pPr>
+      <w:rPr>
+        <w:rFonts w:ascii="Wingdings" w:hAnsi="Wingdings" w:hint="default"/>
+      </w:rPr>
+    </w:lvl>
+    <w:lvl w:ilvl="3" w:tplc="40090001" w:tentative="1">
+      <w:start w:val="1"/>
+      <w:numFmt w:val="bullet"/>
+      <w:lvlText w:val=""/>
+      <w:lvlJc w:val="left"/>
+      <w:pPr>
+        <w:ind w:left="2955" w:hanging="360"/>
+      </w:pPr>
+      <w:rPr>
+        <w:rFonts w:ascii="Symbol" w:hAnsi="Symbol" w:hint="default"/>
+      </w:rPr>
+    </w:lvl>
+    <w:lvl w:ilvl="4" w:tplc="40090003" w:tentative="1">
+      <w:start w:val="1"/>
+      <w:numFmt w:val="bullet"/>
+      <w:lvlText w:val="o"/>
+      <w:lvlJc w:val="left"/>
+      <w:pPr>
+        <w:ind w:left="3675" w:hanging="360"/>
+      </w:pPr>
+      <w:rPr>
+        <w:rFonts w:ascii="Courier New" w:hAnsi="Courier New" w:cs="Courier New" w:hint="default"/>
+      </w:rPr>
+    </w:lvl>
+    <w:lvl w:ilvl="5" w:tplc="40090005" w:tentative="1">
+      <w:start w:val="1"/>
+      <w:numFmt w:val="bullet"/>
+      <w:lvlText w:val=""/>
+      <w:lvlJc w:val="left"/>
+      <w:pPr>
+        <w:ind w:left="4395" w:hanging="360"/>
+      </w:pPr>
+      <w:rPr>
+        <w:rFonts w:ascii="Wingdings" w:hAnsi="Wingdings" w:hint="default"/>
+      </w:rPr>
+    </w:lvl>
+    <w:lvl w:ilvl="6" w:tplc="40090001" w:tentative="1">
+      <w:start w:val="1"/>
+      <w:numFmt w:val="bullet"/>
+      <w:lvlText w:val=""/>
+      <w:lvlJc w:val="left"/>
+      <w:pPr>
+        <w:ind w:left="5115" w:hanging="360"/>
+      </w:pPr>
+      <w:rPr>
+        <w:rFonts w:ascii="Symbol" w:hAnsi="Symbol" w:hint="default"/>
+      </w:rPr>
+    </w:lvl>
+    <w:lvl w:ilvl="7" w:tplc="40090003" w:tentative="1">
+      <w:start w:val="1"/>
+      <w:numFmt w:val="bullet"/>
+      <w:lvlText w:val="o"/>
+      <w:lvlJc w:val="left"/>
+      <w:pPr>
+        <w:ind w:left="5835" w:hanging="360"/>
+      </w:pPr>
+      <w:rPr>
+        <w:rFonts w:ascii="Courier New" w:hAnsi="Courier New" w:cs="Courier New" w:hint="default"/>
+      </w:rPr>
+    </w:lvl>
+    <w:lvl w:ilvl="8" w:tplc="40090005" w:tentative="1">
+      <w:start w:val="1"/>
+      <w:numFmt w:val="bullet"/>
+      <w:lvlText w:val=""/>
+      <w:lvlJc w:val="left"/>
+      <w:pPr>
+        <w:ind w:left="6555" w:hanging="360"/>
+      </w:pPr>
+      <w:rPr>
+        <w:rFonts w:ascii="Wingdings" w:hAnsi="Wingdings" w:hint="default"/>
+      </w:rPr>
+    </w:lvl>
+  </w:abstractNum>
+  <w:abstractNum w:abstractNumId="17" w15:restartNumberingAfterBreak="0">
     <w:nsid w:val="30F7270B"/>
     <w:multiLevelType w:val="multilevel"/>
     <w:tmpl w:val="30F7270B"/>
@@ -25874,7 +27815,96 @@
       </w:rPr>
     </w:lvl>
   </w:abstractNum>
-  <w:abstractNum w:abstractNumId="17" w15:restartNumberingAfterBreak="0">
+  <w:abstractNum w:abstractNumId="18" w15:restartNumberingAfterBreak="0">
+    <w:nsid w:val="315A7D50"/>
+    <w:multiLevelType w:val="hybridMultilevel"/>
+    <w:tmpl w:val="DD3607DE"/>
+    <w:lvl w:ilvl="0" w:tplc="40090011">
+      <w:start w:val="1"/>
+      <w:numFmt w:val="decimal"/>
+      <w:lvlText w:val="%1)"/>
+      <w:lvlJc w:val="left"/>
+      <w:pPr>
+        <w:ind w:left="720" w:hanging="360"/>
+      </w:pPr>
+      <w:rPr>
+        <w:rFonts w:hint="default"/>
+      </w:rPr>
+    </w:lvl>
+    <w:lvl w:ilvl="1" w:tplc="40090019" w:tentative="1">
+      <w:start w:val="1"/>
+      <w:numFmt w:val="lowerLetter"/>
+      <w:lvlText w:val="%2."/>
+      <w:lvlJc w:val="left"/>
+      <w:pPr>
+        <w:ind w:left="1440" w:hanging="360"/>
+      </w:pPr>
+    </w:lvl>
+    <w:lvl w:ilvl="2" w:tplc="4009001B" w:tentative="1">
+      <w:start w:val="1"/>
+      <w:numFmt w:val="lowerRoman"/>
+      <w:lvlText w:val="%3."/>
+      <w:lvlJc w:val="right"/>
+      <w:pPr>
+        <w:ind w:left="2160" w:hanging="180"/>
+      </w:pPr>
+    </w:lvl>
+    <w:lvl w:ilvl="3" w:tplc="4009000F" w:tentative="1">
+      <w:start w:val="1"/>
+      <w:numFmt w:val="decimal"/>
+      <w:lvlText w:val="%4."/>
+      <w:lvlJc w:val="left"/>
+      <w:pPr>
+        <w:ind w:left="2880" w:hanging="360"/>
+      </w:pPr>
+    </w:lvl>
+    <w:lvl w:ilvl="4" w:tplc="40090019" w:tentative="1">
+      <w:start w:val="1"/>
+      <w:numFmt w:val="lowerLetter"/>
+      <w:lvlText w:val="%5."/>
+      <w:lvlJc w:val="left"/>
+      <w:pPr>
+        <w:ind w:left="3600" w:hanging="360"/>
+      </w:pPr>
+    </w:lvl>
+    <w:lvl w:ilvl="5" w:tplc="4009001B" w:tentative="1">
+      <w:start w:val="1"/>
+      <w:numFmt w:val="lowerRoman"/>
+      <w:lvlText w:val="%6."/>
+      <w:lvlJc w:val="right"/>
+      <w:pPr>
+        <w:ind w:left="4320" w:hanging="180"/>
+      </w:pPr>
+    </w:lvl>
+    <w:lvl w:ilvl="6" w:tplc="4009000F" w:tentative="1">
+      <w:start w:val="1"/>
+      <w:numFmt w:val="decimal"/>
+      <w:lvlText w:val="%7."/>
+      <w:lvlJc w:val="left"/>
+      <w:pPr>
+        <w:ind w:left="5040" w:hanging="360"/>
+      </w:pPr>
+    </w:lvl>
+    <w:lvl w:ilvl="7" w:tplc="40090019" w:tentative="1">
+      <w:start w:val="1"/>
+      <w:numFmt w:val="lowerLetter"/>
+      <w:lvlText w:val="%8."/>
+      <w:lvlJc w:val="left"/>
+      <w:pPr>
+        <w:ind w:left="5760" w:hanging="360"/>
+      </w:pPr>
+    </w:lvl>
+    <w:lvl w:ilvl="8" w:tplc="4009001B" w:tentative="1">
+      <w:start w:val="1"/>
+      <w:numFmt w:val="lowerRoman"/>
+      <w:lvlText w:val="%9."/>
+      <w:lvlJc w:val="right"/>
+      <w:pPr>
+        <w:ind w:left="6480" w:hanging="180"/>
+      </w:pPr>
+    </w:lvl>
+  </w:abstractNum>
+  <w:abstractNum w:abstractNumId="19" w15:restartNumberingAfterBreak="0">
     <w:nsid w:val="3492789E"/>
     <w:multiLevelType w:val="hybridMultilevel"/>
     <w:tmpl w:val="094056C4"/>
@@ -25987,7 +28017,7 @@
       </w:rPr>
     </w:lvl>
   </w:abstractNum>
-  <w:abstractNum w:abstractNumId="18" w15:restartNumberingAfterBreak="0">
+  <w:abstractNum w:abstractNumId="20" w15:restartNumberingAfterBreak="0">
     <w:nsid w:val="35CD3A8C"/>
     <w:multiLevelType w:val="hybridMultilevel"/>
     <w:tmpl w:val="A36ABA8A"/>
@@ -26100,7 +28130,7 @@
       </w:rPr>
     </w:lvl>
   </w:abstractNum>
-  <w:abstractNum w:abstractNumId="19" w15:restartNumberingAfterBreak="0">
+  <w:abstractNum w:abstractNumId="21" w15:restartNumberingAfterBreak="0">
     <w:nsid w:val="3A940131"/>
     <w:multiLevelType w:val="multilevel"/>
     <w:tmpl w:val="3A940131"/>
@@ -26213,7 +28243,7 @@
       </w:rPr>
     </w:lvl>
   </w:abstractNum>
-  <w:abstractNum w:abstractNumId="20" w15:restartNumberingAfterBreak="0">
+  <w:abstractNum w:abstractNumId="22" w15:restartNumberingAfterBreak="0">
     <w:nsid w:val="3AED4CD6"/>
     <w:multiLevelType w:val="hybridMultilevel"/>
     <w:tmpl w:val="E48A2C9A"/>
@@ -26326,7 +28356,7 @@
       </w:rPr>
     </w:lvl>
   </w:abstractNum>
-  <w:abstractNum w:abstractNumId="21" w15:restartNumberingAfterBreak="0">
+  <w:abstractNum w:abstractNumId="23" w15:restartNumberingAfterBreak="0">
     <w:nsid w:val="3E1978CF"/>
     <w:multiLevelType w:val="multilevel"/>
     <w:tmpl w:val="3E1978CF"/>
@@ -26439,10 +28469,123 @@
       </w:rPr>
     </w:lvl>
   </w:abstractNum>
-  <w:abstractNum w:abstractNumId="22" w15:restartNumberingAfterBreak="0">
+  <w:abstractNum w:abstractNumId="24" w15:restartNumberingAfterBreak="0">
+    <w:nsid w:val="3E5C2283"/>
+    <w:multiLevelType w:val="hybridMultilevel"/>
+    <w:tmpl w:val="4BD2175C"/>
+    <w:lvl w:ilvl="0" w:tplc="40090001">
+      <w:start w:val="1"/>
+      <w:numFmt w:val="bullet"/>
+      <w:lvlText w:val=""/>
+      <w:lvlJc w:val="left"/>
+      <w:pPr>
+        <w:ind w:left="720" w:hanging="360"/>
+      </w:pPr>
+      <w:rPr>
+        <w:rFonts w:ascii="Symbol" w:hAnsi="Symbol" w:hint="default"/>
+      </w:rPr>
+    </w:lvl>
+    <w:lvl w:ilvl="1" w:tplc="40090003" w:tentative="1">
+      <w:start w:val="1"/>
+      <w:numFmt w:val="bullet"/>
+      <w:lvlText w:val="o"/>
+      <w:lvlJc w:val="left"/>
+      <w:pPr>
+        <w:ind w:left="1440" w:hanging="360"/>
+      </w:pPr>
+      <w:rPr>
+        <w:rFonts w:ascii="Courier New" w:hAnsi="Courier New" w:cs="Courier New" w:hint="default"/>
+      </w:rPr>
+    </w:lvl>
+    <w:lvl w:ilvl="2" w:tplc="40090005" w:tentative="1">
+      <w:start w:val="1"/>
+      <w:numFmt w:val="bullet"/>
+      <w:lvlText w:val=""/>
+      <w:lvlJc w:val="left"/>
+      <w:pPr>
+        <w:ind w:left="2160" w:hanging="360"/>
+      </w:pPr>
+      <w:rPr>
+        <w:rFonts w:ascii="Wingdings" w:hAnsi="Wingdings" w:hint="default"/>
+      </w:rPr>
+    </w:lvl>
+    <w:lvl w:ilvl="3" w:tplc="40090001" w:tentative="1">
+      <w:start w:val="1"/>
+      <w:numFmt w:val="bullet"/>
+      <w:lvlText w:val=""/>
+      <w:lvlJc w:val="left"/>
+      <w:pPr>
+        <w:ind w:left="2880" w:hanging="360"/>
+      </w:pPr>
+      <w:rPr>
+        <w:rFonts w:ascii="Symbol" w:hAnsi="Symbol" w:hint="default"/>
+      </w:rPr>
+    </w:lvl>
+    <w:lvl w:ilvl="4" w:tplc="40090003" w:tentative="1">
+      <w:start w:val="1"/>
+      <w:numFmt w:val="bullet"/>
+      <w:lvlText w:val="o"/>
+      <w:lvlJc w:val="left"/>
+      <w:pPr>
+        <w:ind w:left="3600" w:hanging="360"/>
+      </w:pPr>
+      <w:rPr>
+        <w:rFonts w:ascii="Courier New" w:hAnsi="Courier New" w:cs="Courier New" w:hint="default"/>
+      </w:rPr>
+    </w:lvl>
+    <w:lvl w:ilvl="5" w:tplc="40090005" w:tentative="1">
+      <w:start w:val="1"/>
+      <w:numFmt w:val="bullet"/>
+      <w:lvlText w:val=""/>
+      <w:lvlJc w:val="left"/>
+      <w:pPr>
+        <w:ind w:left="4320" w:hanging="360"/>
+      </w:pPr>
+      <w:rPr>
+        <w:rFonts w:ascii="Wingdings" w:hAnsi="Wingdings" w:hint="default"/>
+      </w:rPr>
+    </w:lvl>
+    <w:lvl w:ilvl="6" w:tplc="40090001" w:tentative="1">
+      <w:start w:val="1"/>
+      <w:numFmt w:val="bullet"/>
+      <w:lvlText w:val=""/>
+      <w:lvlJc w:val="left"/>
+      <w:pPr>
+        <w:ind w:left="5040" w:hanging="360"/>
+      </w:pPr>
+      <w:rPr>
+        <w:rFonts w:ascii="Symbol" w:hAnsi="Symbol" w:hint="default"/>
+      </w:rPr>
+    </w:lvl>
+    <w:lvl w:ilvl="7" w:tplc="40090003" w:tentative="1">
+      <w:start w:val="1"/>
+      <w:numFmt w:val="bullet"/>
+      <w:lvlText w:val="o"/>
+      <w:lvlJc w:val="left"/>
+      <w:pPr>
+        <w:ind w:left="5760" w:hanging="360"/>
+      </w:pPr>
+      <w:rPr>
+        <w:rFonts w:ascii="Courier New" w:hAnsi="Courier New" w:cs="Courier New" w:hint="default"/>
+      </w:rPr>
+    </w:lvl>
+    <w:lvl w:ilvl="8" w:tplc="40090005" w:tentative="1">
+      <w:start w:val="1"/>
+      <w:numFmt w:val="bullet"/>
+      <w:lvlText w:val=""/>
+      <w:lvlJc w:val="left"/>
+      <w:pPr>
+        <w:ind w:left="6480" w:hanging="360"/>
+      </w:pPr>
+      <w:rPr>
+        <w:rFonts w:ascii="Wingdings" w:hAnsi="Wingdings" w:hint="default"/>
+      </w:rPr>
+    </w:lvl>
+  </w:abstractNum>
+  <w:abstractNum w:abstractNumId="25" w15:restartNumberingAfterBreak="0">
     <w:nsid w:val="3FEF6CC6"/>
     <w:multiLevelType w:val="multilevel"/>
-    <w:tmpl w:val="7D4E8BA8"/>
+    <w:tmpl w:val="A18E3262"/>
     <w:lvl w:ilvl="0">
       <w:start w:val="1"/>
       <w:numFmt w:val="bullet"/>
@@ -26459,20 +28602,17 @@
         <w:sz w:val="20"/>
       </w:rPr>
     </w:lvl>
-    <w:lvl w:ilvl="1" w:tentative="1">
-      <w:start w:val="1"/>
-      <w:numFmt w:val="bullet"/>
-      <w:lvlText w:val="o"/>
-      <w:lvlJc w:val="left"/>
-      <w:pPr>
-        <w:tabs>
-          <w:tab w:val="num" w:pos="1440"/>
-        </w:tabs>
+    <w:lvl w:ilvl="1">
+      <w:start w:val="1"/>
+      <w:numFmt w:val="decimal"/>
+      <w:lvlText w:val="%2)"/>
+      <w:lvlJc w:val="left"/>
+      <w:pPr>
         <w:ind w:left="1440" w:hanging="360"/>
       </w:pPr>
       <w:rPr>
-        <w:rFonts w:ascii="Courier New" w:hAnsi="Courier New" w:hint="default"/>
-        <w:sz w:val="20"/>
+        <w:rFonts w:hint="default"/>
+        <w:b w:val="0"/>
       </w:rPr>
     </w:lvl>
     <w:lvl w:ilvl="2" w:tentative="1">
@@ -26588,7 +28728,7 @@
       </w:rPr>
     </w:lvl>
   </w:abstractNum>
-  <w:abstractNum w:abstractNumId="23" w15:restartNumberingAfterBreak="0">
+  <w:abstractNum w:abstractNumId="26" w15:restartNumberingAfterBreak="0">
     <w:nsid w:val="40007233"/>
     <w:multiLevelType w:val="hybridMultilevel"/>
     <w:tmpl w:val="AF60A21E"/>
@@ -26701,7 +28841,7 @@
       </w:rPr>
     </w:lvl>
   </w:abstractNum>
-  <w:abstractNum w:abstractNumId="24" w15:restartNumberingAfterBreak="0">
+  <w:abstractNum w:abstractNumId="27" w15:restartNumberingAfterBreak="0">
     <w:nsid w:val="40763DCD"/>
     <w:multiLevelType w:val="multilevel"/>
     <w:tmpl w:val="40763DCD"/>
@@ -26814,7 +28954,7 @@
       </w:rPr>
     </w:lvl>
   </w:abstractNum>
-  <w:abstractNum w:abstractNumId="25" w15:restartNumberingAfterBreak="0">
+  <w:abstractNum w:abstractNumId="28" w15:restartNumberingAfterBreak="0">
     <w:nsid w:val="445E06E3"/>
     <w:multiLevelType w:val="hybridMultilevel"/>
     <w:tmpl w:val="E706576C"/>
@@ -26927,7 +29067,7 @@
       </w:rPr>
     </w:lvl>
   </w:abstractNum>
-  <w:abstractNum w:abstractNumId="26" w15:restartNumberingAfterBreak="0">
+  <w:abstractNum w:abstractNumId="29" w15:restartNumberingAfterBreak="0">
     <w:nsid w:val="47F30056"/>
     <w:multiLevelType w:val="hybridMultilevel"/>
     <w:tmpl w:val="0F020666"/>
@@ -27040,7 +29180,7 @@
       </w:rPr>
     </w:lvl>
   </w:abstractNum>
-  <w:abstractNum w:abstractNumId="27" w15:restartNumberingAfterBreak="0">
+  <w:abstractNum w:abstractNumId="30" w15:restartNumberingAfterBreak="0">
     <w:nsid w:val="4956254E"/>
     <w:multiLevelType w:val="multilevel"/>
     <w:tmpl w:val="4956254E"/>
@@ -27153,7 +29293,7 @@
       </w:rPr>
     </w:lvl>
   </w:abstractNum>
-  <w:abstractNum w:abstractNumId="28" w15:restartNumberingAfterBreak="0">
+  <w:abstractNum w:abstractNumId="31" w15:restartNumberingAfterBreak="0">
     <w:nsid w:val="49B60F40"/>
     <w:multiLevelType w:val="multilevel"/>
     <w:tmpl w:val="49B60F40"/>
@@ -27266,7 +29406,7 @@
       </w:rPr>
     </w:lvl>
   </w:abstractNum>
-  <w:abstractNum w:abstractNumId="29" w15:restartNumberingAfterBreak="0">
+  <w:abstractNum w:abstractNumId="32" w15:restartNumberingAfterBreak="0">
     <w:nsid w:val="54D364D1"/>
     <w:multiLevelType w:val="hybridMultilevel"/>
     <w:tmpl w:val="C456A1FC"/>
@@ -27379,7 +29519,7 @@
       </w:rPr>
     </w:lvl>
   </w:abstractNum>
-  <w:abstractNum w:abstractNumId="30" w15:restartNumberingAfterBreak="0">
+  <w:abstractNum w:abstractNumId="33" w15:restartNumberingAfterBreak="0">
     <w:nsid w:val="55B84367"/>
     <w:multiLevelType w:val="hybridMultilevel"/>
     <w:tmpl w:val="1EAACD1E"/>
@@ -27492,7 +29632,7 @@
       </w:rPr>
     </w:lvl>
   </w:abstractNum>
-  <w:abstractNum w:abstractNumId="31" w15:restartNumberingAfterBreak="0">
+  <w:abstractNum w:abstractNumId="34" w15:restartNumberingAfterBreak="0">
     <w:nsid w:val="562C29B1"/>
     <w:multiLevelType w:val="hybridMultilevel"/>
     <w:tmpl w:val="43FECFDA"/>
@@ -27605,7 +29745,7 @@
       </w:rPr>
     </w:lvl>
   </w:abstractNum>
-  <w:abstractNum w:abstractNumId="32" w15:restartNumberingAfterBreak="0">
+  <w:abstractNum w:abstractNumId="35" w15:restartNumberingAfterBreak="0">
     <w:nsid w:val="58D76B4E"/>
     <w:multiLevelType w:val="hybridMultilevel"/>
     <w:tmpl w:val="ADB6B89C"/>
@@ -27718,7 +29858,7 @@
       </w:rPr>
     </w:lvl>
   </w:abstractNum>
-  <w:abstractNum w:abstractNumId="33" w15:restartNumberingAfterBreak="0">
+  <w:abstractNum w:abstractNumId="36" w15:restartNumberingAfterBreak="0">
     <w:nsid w:val="591A0D59"/>
     <w:multiLevelType w:val="hybridMultilevel"/>
     <w:tmpl w:val="7C54041A"/>
@@ -27831,7 +29971,7 @@
       </w:rPr>
     </w:lvl>
   </w:abstractNum>
-  <w:abstractNum w:abstractNumId="34" w15:restartNumberingAfterBreak="0">
+  <w:abstractNum w:abstractNumId="37" w15:restartNumberingAfterBreak="0">
     <w:nsid w:val="5C903C6E"/>
     <w:multiLevelType w:val="multilevel"/>
     <w:tmpl w:val="5C903C6E"/>
@@ -27944,120 +30084,7 @@
       </w:rPr>
     </w:lvl>
   </w:abstractNum>
-  <w:abstractNum w:abstractNumId="35" w15:restartNumberingAfterBreak="0">
-    <w:nsid w:val="5EA76D72"/>
-    <w:multiLevelType w:val="multilevel"/>
-    <w:tmpl w:val="5EA76D72"/>
-    <w:lvl w:ilvl="0">
-      <w:start w:val="1"/>
-      <w:numFmt w:val="bullet"/>
-      <w:lvlText w:val=""/>
-      <w:lvlJc w:val="left"/>
-      <w:pPr>
-        <w:ind w:left="1440" w:hanging="360"/>
-      </w:pPr>
-      <w:rPr>
-        <w:rFonts w:ascii="Symbol" w:hAnsi="Symbol" w:hint="default"/>
-      </w:rPr>
-    </w:lvl>
-    <w:lvl w:ilvl="1">
-      <w:start w:val="1"/>
-      <w:numFmt w:val="bullet"/>
-      <w:lvlText w:val="o"/>
-      <w:lvlJc w:val="left"/>
-      <w:pPr>
-        <w:ind w:left="2160" w:hanging="360"/>
-      </w:pPr>
-      <w:rPr>
-        <w:rFonts w:ascii="Courier New" w:hAnsi="Courier New" w:cs="Courier New" w:hint="default"/>
-      </w:rPr>
-    </w:lvl>
-    <w:lvl w:ilvl="2">
-      <w:start w:val="1"/>
-      <w:numFmt w:val="bullet"/>
-      <w:lvlText w:val=""/>
-      <w:lvlJc w:val="left"/>
-      <w:pPr>
-        <w:ind w:left="2880" w:hanging="360"/>
-      </w:pPr>
-      <w:rPr>
-        <w:rFonts w:ascii="Wingdings" w:hAnsi="Wingdings" w:hint="default"/>
-      </w:rPr>
-    </w:lvl>
-    <w:lvl w:ilvl="3">
-      <w:start w:val="1"/>
-      <w:numFmt w:val="bullet"/>
-      <w:lvlText w:val=""/>
-      <w:lvlJc w:val="left"/>
-      <w:pPr>
-        <w:ind w:left="3600" w:hanging="360"/>
-      </w:pPr>
-      <w:rPr>
-        <w:rFonts w:ascii="Symbol" w:hAnsi="Symbol" w:hint="default"/>
-      </w:rPr>
-    </w:lvl>
-    <w:lvl w:ilvl="4">
-      <w:start w:val="1"/>
-      <w:numFmt w:val="bullet"/>
-      <w:lvlText w:val="o"/>
-      <w:lvlJc w:val="left"/>
-      <w:pPr>
-        <w:ind w:left="4320" w:hanging="360"/>
-      </w:pPr>
-      <w:rPr>
-        <w:rFonts w:ascii="Courier New" w:hAnsi="Courier New" w:cs="Courier New" w:hint="default"/>
-      </w:rPr>
-    </w:lvl>
-    <w:lvl w:ilvl="5">
-      <w:start w:val="1"/>
-      <w:numFmt w:val="bullet"/>
-      <w:lvlText w:val=""/>
-      <w:lvlJc w:val="left"/>
-      <w:pPr>
-        <w:ind w:left="5040" w:hanging="360"/>
-      </w:pPr>
-      <w:rPr>
-        <w:rFonts w:ascii="Wingdings" w:hAnsi="Wingdings" w:hint="default"/>
-      </w:rPr>
-    </w:lvl>
-    <w:lvl w:ilvl="6">
-      <w:start w:val="1"/>
-      <w:numFmt w:val="bullet"/>
-      <w:lvlText w:val=""/>
-      <w:lvlJc w:val="left"/>
-      <w:pPr>
-        <w:ind w:left="5760" w:hanging="360"/>
-      </w:pPr>
-      <w:rPr>
-        <w:rFonts w:ascii="Symbol" w:hAnsi="Symbol" w:hint="default"/>
-      </w:rPr>
-    </w:lvl>
-    <w:lvl w:ilvl="7">
-      <w:start w:val="1"/>
-      <w:numFmt w:val="bullet"/>
-      <w:lvlText w:val="o"/>
-      <w:lvlJc w:val="left"/>
-      <w:pPr>
-        <w:ind w:left="6480" w:hanging="360"/>
-      </w:pPr>
-      <w:rPr>
-        <w:rFonts w:ascii="Courier New" w:hAnsi="Courier New" w:cs="Courier New" w:hint="default"/>
-      </w:rPr>
-    </w:lvl>
-    <w:lvl w:ilvl="8">
-      <w:start w:val="1"/>
-      <w:numFmt w:val="bullet"/>
-      <w:lvlText w:val=""/>
-      <w:lvlJc w:val="left"/>
-      <w:pPr>
-        <w:ind w:left="7200" w:hanging="360"/>
-      </w:pPr>
-      <w:rPr>
-        <w:rFonts w:ascii="Wingdings" w:hAnsi="Wingdings" w:hint="default"/>
-      </w:rPr>
-    </w:lvl>
-  </w:abstractNum>
-  <w:abstractNum w:abstractNumId="36" w15:restartNumberingAfterBreak="0">
+  <w:abstractNum w:abstractNumId="38" w15:restartNumberingAfterBreak="0">
     <w:nsid w:val="60A1524B"/>
     <w:multiLevelType w:val="multilevel"/>
     <w:tmpl w:val="60A1524B"/>
@@ -28170,7 +30197,7 @@
       </w:rPr>
     </w:lvl>
   </w:abstractNum>
-  <w:abstractNum w:abstractNumId="37" w15:restartNumberingAfterBreak="0">
+  <w:abstractNum w:abstractNumId="39" w15:restartNumberingAfterBreak="0">
     <w:nsid w:val="66A34DCD"/>
     <w:multiLevelType w:val="hybridMultilevel"/>
     <w:tmpl w:val="EDD24C22"/>
@@ -28283,120 +30310,7 @@
       </w:rPr>
     </w:lvl>
   </w:abstractNum>
-  <w:abstractNum w:abstractNumId="38" w15:restartNumberingAfterBreak="0">
-    <w:nsid w:val="674B0638"/>
-    <w:multiLevelType w:val="hybridMultilevel"/>
-    <w:tmpl w:val="7C52E0CA"/>
-    <w:lvl w:ilvl="0" w:tplc="40090001">
-      <w:start w:val="1"/>
-      <w:numFmt w:val="bullet"/>
-      <w:lvlText w:val=""/>
-      <w:lvlJc w:val="left"/>
-      <w:pPr>
-        <w:ind w:left="720" w:hanging="360"/>
-      </w:pPr>
-      <w:rPr>
-        <w:rFonts w:ascii="Symbol" w:hAnsi="Symbol" w:hint="default"/>
-      </w:rPr>
-    </w:lvl>
-    <w:lvl w:ilvl="1" w:tplc="40090003" w:tentative="1">
-      <w:start w:val="1"/>
-      <w:numFmt w:val="bullet"/>
-      <w:lvlText w:val="o"/>
-      <w:lvlJc w:val="left"/>
-      <w:pPr>
-        <w:ind w:left="1440" w:hanging="360"/>
-      </w:pPr>
-      <w:rPr>
-        <w:rFonts w:ascii="Courier New" w:hAnsi="Courier New" w:cs="Courier New" w:hint="default"/>
-      </w:rPr>
-    </w:lvl>
-    <w:lvl w:ilvl="2" w:tplc="40090005" w:tentative="1">
-      <w:start w:val="1"/>
-      <w:numFmt w:val="bullet"/>
-      <w:lvlText w:val=""/>
-      <w:lvlJc w:val="left"/>
-      <w:pPr>
-        <w:ind w:left="2160" w:hanging="360"/>
-      </w:pPr>
-      <w:rPr>
-        <w:rFonts w:ascii="Wingdings" w:hAnsi="Wingdings" w:hint="default"/>
-      </w:rPr>
-    </w:lvl>
-    <w:lvl w:ilvl="3" w:tplc="40090001" w:tentative="1">
-      <w:start w:val="1"/>
-      <w:numFmt w:val="bullet"/>
-      <w:lvlText w:val=""/>
-      <w:lvlJc w:val="left"/>
-      <w:pPr>
-        <w:ind w:left="2880" w:hanging="360"/>
-      </w:pPr>
-      <w:rPr>
-        <w:rFonts w:ascii="Symbol" w:hAnsi="Symbol" w:hint="default"/>
-      </w:rPr>
-    </w:lvl>
-    <w:lvl w:ilvl="4" w:tplc="40090003" w:tentative="1">
-      <w:start w:val="1"/>
-      <w:numFmt w:val="bullet"/>
-      <w:lvlText w:val="o"/>
-      <w:lvlJc w:val="left"/>
-      <w:pPr>
-        <w:ind w:left="3600" w:hanging="360"/>
-      </w:pPr>
-      <w:rPr>
-        <w:rFonts w:ascii="Courier New" w:hAnsi="Courier New" w:cs="Courier New" w:hint="default"/>
-      </w:rPr>
-    </w:lvl>
-    <w:lvl w:ilvl="5" w:tplc="40090005" w:tentative="1">
-      <w:start w:val="1"/>
-      <w:numFmt w:val="bullet"/>
-      <w:lvlText w:val=""/>
-      <w:lvlJc w:val="left"/>
-      <w:pPr>
-        <w:ind w:left="4320" w:hanging="360"/>
-      </w:pPr>
-      <w:rPr>
-        <w:rFonts w:ascii="Wingdings" w:hAnsi="Wingdings" w:hint="default"/>
-      </w:rPr>
-    </w:lvl>
-    <w:lvl w:ilvl="6" w:tplc="40090001" w:tentative="1">
-      <w:start w:val="1"/>
-      <w:numFmt w:val="bullet"/>
-      <w:lvlText w:val=""/>
-      <w:lvlJc w:val="left"/>
-      <w:pPr>
-        <w:ind w:left="5040" w:hanging="360"/>
-      </w:pPr>
-      <w:rPr>
-        <w:rFonts w:ascii="Symbol" w:hAnsi="Symbol" w:hint="default"/>
-      </w:rPr>
-    </w:lvl>
-    <w:lvl w:ilvl="7" w:tplc="40090003" w:tentative="1">
-      <w:start w:val="1"/>
-      <w:numFmt w:val="bullet"/>
-      <w:lvlText w:val="o"/>
-      <w:lvlJc w:val="left"/>
-      <w:pPr>
-        <w:ind w:left="5760" w:hanging="360"/>
-      </w:pPr>
-      <w:rPr>
-        <w:rFonts w:ascii="Courier New" w:hAnsi="Courier New" w:cs="Courier New" w:hint="default"/>
-      </w:rPr>
-    </w:lvl>
-    <w:lvl w:ilvl="8" w:tplc="40090005" w:tentative="1">
-      <w:start w:val="1"/>
-      <w:numFmt w:val="bullet"/>
-      <w:lvlText w:val=""/>
-      <w:lvlJc w:val="left"/>
-      <w:pPr>
-        <w:ind w:left="6480" w:hanging="360"/>
-      </w:pPr>
-      <w:rPr>
-        <w:rFonts w:ascii="Wingdings" w:hAnsi="Wingdings" w:hint="default"/>
-      </w:rPr>
-    </w:lvl>
-  </w:abstractNum>
-  <w:abstractNum w:abstractNumId="39" w15:restartNumberingAfterBreak="0">
+  <w:abstractNum w:abstractNumId="40" w15:restartNumberingAfterBreak="0">
     <w:nsid w:val="6C944064"/>
     <w:multiLevelType w:val="hybridMultilevel"/>
     <w:tmpl w:val="FAB6D476"/>
@@ -28509,7 +30423,7 @@
       </w:rPr>
     </w:lvl>
   </w:abstractNum>
-  <w:abstractNum w:abstractNumId="40" w15:restartNumberingAfterBreak="0">
+  <w:abstractNum w:abstractNumId="41" w15:restartNumberingAfterBreak="0">
     <w:nsid w:val="6E561A95"/>
     <w:multiLevelType w:val="hybridMultilevel"/>
     <w:tmpl w:val="8632CEB8"/>
@@ -28622,339 +30536,202 @@
       </w:rPr>
     </w:lvl>
   </w:abstractNum>
-  <w:abstractNum w:abstractNumId="41" w15:restartNumberingAfterBreak="0">
-    <w:nsid w:val="6FDB6198"/>
+  <w:abstractNum w:abstractNumId="42" w15:restartNumberingAfterBreak="0">
+    <w:nsid w:val="70147CE2"/>
     <w:multiLevelType w:val="hybridMultilevel"/>
-    <w:tmpl w:val="901C0480"/>
-    <w:lvl w:ilvl="0" w:tplc="40090001">
-      <w:start w:val="1"/>
-      <w:numFmt w:val="bullet"/>
-      <w:lvlText w:val=""/>
+    <w:tmpl w:val="18C81FA4"/>
+    <w:lvl w:ilvl="0" w:tplc="40090011">
+      <w:start w:val="1"/>
+      <w:numFmt w:val="decimal"/>
+      <w:lvlText w:val="%1)"/>
       <w:lvlJc w:val="left"/>
       <w:pPr>
         <w:ind w:left="720" w:hanging="360"/>
       </w:pPr>
       <w:rPr>
-        <w:rFonts w:ascii="Symbol" w:hAnsi="Symbol" w:hint="default"/>
-      </w:rPr>
-    </w:lvl>
-    <w:lvl w:ilvl="1" w:tplc="40090003" w:tentative="1">
-      <w:start w:val="1"/>
-      <w:numFmt w:val="bullet"/>
-      <w:lvlText w:val="o"/>
+        <w:rFonts w:hint="default"/>
+      </w:rPr>
+    </w:lvl>
+    <w:lvl w:ilvl="1" w:tplc="40090019" w:tentative="1">
+      <w:start w:val="1"/>
+      <w:numFmt w:val="lowerLetter"/>
+      <w:lvlText w:val="%2."/>
       <w:lvlJc w:val="left"/>
       <w:pPr>
         <w:ind w:left="1440" w:hanging="360"/>
       </w:pPr>
-      <w:rPr>
-        <w:rFonts w:ascii="Courier New" w:hAnsi="Courier New" w:cs="Courier New" w:hint="default"/>
-      </w:rPr>
-    </w:lvl>
-    <w:lvl w:ilvl="2" w:tplc="40090005" w:tentative="1">
-      <w:start w:val="1"/>
-      <w:numFmt w:val="bullet"/>
-      <w:lvlText w:val=""/>
-      <w:lvlJc w:val="left"/>
-      <w:pPr>
-        <w:ind w:left="2160" w:hanging="360"/>
-      </w:pPr>
-      <w:rPr>
-        <w:rFonts w:ascii="Wingdings" w:hAnsi="Wingdings" w:hint="default"/>
-      </w:rPr>
-    </w:lvl>
-    <w:lvl w:ilvl="3" w:tplc="40090001" w:tentative="1">
-      <w:start w:val="1"/>
-      <w:numFmt w:val="bullet"/>
-      <w:lvlText w:val=""/>
+    </w:lvl>
+    <w:lvl w:ilvl="2" w:tplc="4009001B" w:tentative="1">
+      <w:start w:val="1"/>
+      <w:numFmt w:val="lowerRoman"/>
+      <w:lvlText w:val="%3."/>
+      <w:lvlJc w:val="right"/>
+      <w:pPr>
+        <w:ind w:left="2160" w:hanging="180"/>
+      </w:pPr>
+    </w:lvl>
+    <w:lvl w:ilvl="3" w:tplc="4009000F" w:tentative="1">
+      <w:start w:val="1"/>
+      <w:numFmt w:val="decimal"/>
+      <w:lvlText w:val="%4."/>
       <w:lvlJc w:val="left"/>
       <w:pPr>
         <w:ind w:left="2880" w:hanging="360"/>
       </w:pPr>
-      <w:rPr>
-        <w:rFonts w:ascii="Symbol" w:hAnsi="Symbol" w:hint="default"/>
-      </w:rPr>
-    </w:lvl>
-    <w:lvl w:ilvl="4" w:tplc="40090003" w:tentative="1">
-      <w:start w:val="1"/>
-      <w:numFmt w:val="bullet"/>
-      <w:lvlText w:val="o"/>
+    </w:lvl>
+    <w:lvl w:ilvl="4" w:tplc="40090019" w:tentative="1">
+      <w:start w:val="1"/>
+      <w:numFmt w:val="lowerLetter"/>
+      <w:lvlText w:val="%5."/>
       <w:lvlJc w:val="left"/>
       <w:pPr>
         <w:ind w:left="3600" w:hanging="360"/>
       </w:pPr>
-      <w:rPr>
-        <w:rFonts w:ascii="Courier New" w:hAnsi="Courier New" w:cs="Courier New" w:hint="default"/>
-      </w:rPr>
-    </w:lvl>
-    <w:lvl w:ilvl="5" w:tplc="40090005" w:tentative="1">
-      <w:start w:val="1"/>
-      <w:numFmt w:val="bullet"/>
-      <w:lvlText w:val=""/>
-      <w:lvlJc w:val="left"/>
-      <w:pPr>
-        <w:ind w:left="4320" w:hanging="360"/>
-      </w:pPr>
-      <w:rPr>
-        <w:rFonts w:ascii="Wingdings" w:hAnsi="Wingdings" w:hint="default"/>
-      </w:rPr>
-    </w:lvl>
-    <w:lvl w:ilvl="6" w:tplc="40090001" w:tentative="1">
-      <w:start w:val="1"/>
-      <w:numFmt w:val="bullet"/>
-      <w:lvlText w:val=""/>
+    </w:lvl>
+    <w:lvl w:ilvl="5" w:tplc="4009001B" w:tentative="1">
+      <w:start w:val="1"/>
+      <w:numFmt w:val="lowerRoman"/>
+      <w:lvlText w:val="%6."/>
+      <w:lvlJc w:val="right"/>
+      <w:pPr>
+        <w:ind w:left="4320" w:hanging="180"/>
+      </w:pPr>
+    </w:lvl>
+    <w:lvl w:ilvl="6" w:tplc="4009000F" w:tentative="1">
+      <w:start w:val="1"/>
+      <w:numFmt w:val="decimal"/>
+      <w:lvlText w:val="%7."/>
       <w:lvlJc w:val="left"/>
       <w:pPr>
         <w:ind w:left="5040" w:hanging="360"/>
       </w:pPr>
-      <w:rPr>
-        <w:rFonts w:ascii="Symbol" w:hAnsi="Symbol" w:hint="default"/>
-      </w:rPr>
-    </w:lvl>
-    <w:lvl w:ilvl="7" w:tplc="40090003" w:tentative="1">
-      <w:start w:val="1"/>
-      <w:numFmt w:val="bullet"/>
-      <w:lvlText w:val="o"/>
+    </w:lvl>
+    <w:lvl w:ilvl="7" w:tplc="40090019" w:tentative="1">
+      <w:start w:val="1"/>
+      <w:numFmt w:val="lowerLetter"/>
+      <w:lvlText w:val="%8."/>
       <w:lvlJc w:val="left"/>
       <w:pPr>
         <w:ind w:left="5760" w:hanging="360"/>
       </w:pPr>
-      <w:rPr>
-        <w:rFonts w:ascii="Courier New" w:hAnsi="Courier New" w:cs="Courier New" w:hint="default"/>
-      </w:rPr>
-    </w:lvl>
-    <w:lvl w:ilvl="8" w:tplc="40090005" w:tentative="1">
-      <w:start w:val="1"/>
-      <w:numFmt w:val="bullet"/>
-      <w:lvlText w:val=""/>
-      <w:lvlJc w:val="left"/>
-      <w:pPr>
-        <w:ind w:left="6480" w:hanging="360"/>
-      </w:pPr>
-      <w:rPr>
-        <w:rFonts w:ascii="Wingdings" w:hAnsi="Wingdings" w:hint="default"/>
-      </w:rPr>
-    </w:lvl>
-  </w:abstractNum>
-  <w:abstractNum w:abstractNumId="42" w15:restartNumberingAfterBreak="0">
-    <w:nsid w:val="72EB7538"/>
-    <w:multiLevelType w:val="hybridMultilevel"/>
-    <w:tmpl w:val="7AC2F29A"/>
-    <w:lvl w:ilvl="0" w:tplc="40090001">
-      <w:start w:val="1"/>
-      <w:numFmt w:val="bullet"/>
-      <w:lvlText w:val=""/>
-      <w:lvlJc w:val="left"/>
-      <w:pPr>
-        <w:ind w:left="1440" w:hanging="360"/>
-      </w:pPr>
-      <w:rPr>
-        <w:rFonts w:ascii="Symbol" w:hAnsi="Symbol" w:hint="default"/>
-      </w:rPr>
-    </w:lvl>
-    <w:lvl w:ilvl="1" w:tplc="40090003" w:tentative="1">
-      <w:start w:val="1"/>
-      <w:numFmt w:val="bullet"/>
-      <w:lvlText w:val="o"/>
-      <w:lvlJc w:val="left"/>
-      <w:pPr>
-        <w:ind w:left="2160" w:hanging="360"/>
-      </w:pPr>
-      <w:rPr>
-        <w:rFonts w:ascii="Courier New" w:hAnsi="Courier New" w:cs="Courier New" w:hint="default"/>
-      </w:rPr>
-    </w:lvl>
-    <w:lvl w:ilvl="2" w:tplc="40090005" w:tentative="1">
-      <w:start w:val="1"/>
-      <w:numFmt w:val="bullet"/>
-      <w:lvlText w:val=""/>
-      <w:lvlJc w:val="left"/>
-      <w:pPr>
-        <w:ind w:left="2880" w:hanging="360"/>
-      </w:pPr>
-      <w:rPr>
-        <w:rFonts w:ascii="Wingdings" w:hAnsi="Wingdings" w:hint="default"/>
-      </w:rPr>
-    </w:lvl>
-    <w:lvl w:ilvl="3" w:tplc="40090001" w:tentative="1">
-      <w:start w:val="1"/>
-      <w:numFmt w:val="bullet"/>
-      <w:lvlText w:val=""/>
-      <w:lvlJc w:val="left"/>
-      <w:pPr>
-        <w:ind w:left="3600" w:hanging="360"/>
-      </w:pPr>
-      <w:rPr>
-        <w:rFonts w:ascii="Symbol" w:hAnsi="Symbol" w:hint="default"/>
-      </w:rPr>
-    </w:lvl>
-    <w:lvl w:ilvl="4" w:tplc="40090003" w:tentative="1">
-      <w:start w:val="1"/>
-      <w:numFmt w:val="bullet"/>
-      <w:lvlText w:val="o"/>
-      <w:lvlJc w:val="left"/>
-      <w:pPr>
-        <w:ind w:left="4320" w:hanging="360"/>
-      </w:pPr>
-      <w:rPr>
-        <w:rFonts w:ascii="Courier New" w:hAnsi="Courier New" w:cs="Courier New" w:hint="default"/>
-      </w:rPr>
-    </w:lvl>
-    <w:lvl w:ilvl="5" w:tplc="40090005" w:tentative="1">
-      <w:start w:val="1"/>
-      <w:numFmt w:val="bullet"/>
-      <w:lvlText w:val=""/>
-      <w:lvlJc w:val="left"/>
-      <w:pPr>
-        <w:ind w:left="5040" w:hanging="360"/>
-      </w:pPr>
-      <w:rPr>
-        <w:rFonts w:ascii="Wingdings" w:hAnsi="Wingdings" w:hint="default"/>
-      </w:rPr>
-    </w:lvl>
-    <w:lvl w:ilvl="6" w:tplc="40090001" w:tentative="1">
-      <w:start w:val="1"/>
-      <w:numFmt w:val="bullet"/>
-      <w:lvlText w:val=""/>
-      <w:lvlJc w:val="left"/>
-      <w:pPr>
-        <w:ind w:left="5760" w:hanging="360"/>
-      </w:pPr>
-      <w:rPr>
-        <w:rFonts w:ascii="Symbol" w:hAnsi="Symbol" w:hint="default"/>
-      </w:rPr>
-    </w:lvl>
-    <w:lvl w:ilvl="7" w:tplc="40090003" w:tentative="1">
-      <w:start w:val="1"/>
-      <w:numFmt w:val="bullet"/>
-      <w:lvlText w:val="o"/>
-      <w:lvlJc w:val="left"/>
-      <w:pPr>
-        <w:ind w:left="6480" w:hanging="360"/>
-      </w:pPr>
-      <w:rPr>
-        <w:rFonts w:ascii="Courier New" w:hAnsi="Courier New" w:cs="Courier New" w:hint="default"/>
-      </w:rPr>
-    </w:lvl>
-    <w:lvl w:ilvl="8" w:tplc="40090005" w:tentative="1">
-      <w:start w:val="1"/>
-      <w:numFmt w:val="bullet"/>
-      <w:lvlText w:val=""/>
-      <w:lvlJc w:val="left"/>
-      <w:pPr>
-        <w:ind w:left="7200" w:hanging="360"/>
-      </w:pPr>
-      <w:rPr>
-        <w:rFonts w:ascii="Wingdings" w:hAnsi="Wingdings" w:hint="default"/>
-      </w:rPr>
+    </w:lvl>
+    <w:lvl w:ilvl="8" w:tplc="4009001B" w:tentative="1">
+      <w:start w:val="1"/>
+      <w:numFmt w:val="lowerRoman"/>
+      <w:lvlText w:val="%9."/>
+      <w:lvlJc w:val="right"/>
+      <w:pPr>
+        <w:ind w:left="6480" w:hanging="180"/>
+      </w:pPr>
     </w:lvl>
   </w:abstractNum>
   <w:abstractNum w:abstractNumId="43" w15:restartNumberingAfterBreak="0">
-    <w:nsid w:val="7374735C"/>
+    <w:nsid w:val="71F46E4A"/>
     <w:multiLevelType w:val="hybridMultilevel"/>
-    <w:tmpl w:val="9D3CB0FA"/>
+    <w:tmpl w:val="D36084E4"/>
     <w:lvl w:ilvl="0" w:tplc="40090001">
       <w:start w:val="1"/>
       <w:numFmt w:val="bullet"/>
       <w:lvlText w:val=""/>
       <w:lvlJc w:val="left"/>
       <w:pPr>
+        <w:ind w:left="720" w:hanging="360"/>
+      </w:pPr>
+      <w:rPr>
+        <w:rFonts w:ascii="Symbol" w:hAnsi="Symbol" w:hint="default"/>
+      </w:rPr>
+    </w:lvl>
+    <w:lvl w:ilvl="1" w:tplc="40090003" w:tentative="1">
+      <w:start w:val="1"/>
+      <w:numFmt w:val="bullet"/>
+      <w:lvlText w:val="o"/>
+      <w:lvlJc w:val="left"/>
+      <w:pPr>
         <w:ind w:left="1440" w:hanging="360"/>
       </w:pPr>
       <w:rPr>
+        <w:rFonts w:ascii="Courier New" w:hAnsi="Courier New" w:cs="Courier New" w:hint="default"/>
+      </w:rPr>
+    </w:lvl>
+    <w:lvl w:ilvl="2" w:tplc="40090005" w:tentative="1">
+      <w:start w:val="1"/>
+      <w:numFmt w:val="bullet"/>
+      <w:lvlText w:val=""/>
+      <w:lvlJc w:val="left"/>
+      <w:pPr>
+        <w:ind w:left="2160" w:hanging="360"/>
+      </w:pPr>
+      <w:rPr>
+        <w:rFonts w:ascii="Wingdings" w:hAnsi="Wingdings" w:hint="default"/>
+      </w:rPr>
+    </w:lvl>
+    <w:lvl w:ilvl="3" w:tplc="40090001" w:tentative="1">
+      <w:start w:val="1"/>
+      <w:numFmt w:val="bullet"/>
+      <w:lvlText w:val=""/>
+      <w:lvlJc w:val="left"/>
+      <w:pPr>
+        <w:ind w:left="2880" w:hanging="360"/>
+      </w:pPr>
+      <w:rPr>
         <w:rFonts w:ascii="Symbol" w:hAnsi="Symbol" w:hint="default"/>
       </w:rPr>
     </w:lvl>
-    <w:lvl w:ilvl="1" w:tplc="40090003" w:tentative="1">
+    <w:lvl w:ilvl="4" w:tplc="40090003" w:tentative="1">
       <w:start w:val="1"/>
       <w:numFmt w:val="bullet"/>
       <w:lvlText w:val="o"/>
       <w:lvlJc w:val="left"/>
       <w:pPr>
-        <w:ind w:left="2160" w:hanging="360"/>
+        <w:ind w:left="3600" w:hanging="360"/>
       </w:pPr>
       <w:rPr>
         <w:rFonts w:ascii="Courier New" w:hAnsi="Courier New" w:cs="Courier New" w:hint="default"/>
       </w:rPr>
     </w:lvl>
-    <w:lvl w:ilvl="2" w:tplc="40090005" w:tentative="1">
+    <w:lvl w:ilvl="5" w:tplc="40090005" w:tentative="1">
       <w:start w:val="1"/>
       <w:numFmt w:val="bullet"/>
       <w:lvlText w:val=""/>
       <w:lvlJc w:val="left"/>
       <w:pPr>
-        <w:ind w:left="2880" w:hanging="360"/>
+        <w:ind w:left="4320" w:hanging="360"/>
       </w:pPr>
       <w:rPr>
         <w:rFonts w:ascii="Wingdings" w:hAnsi="Wingdings" w:hint="default"/>
       </w:rPr>
     </w:lvl>
-    <w:lvl w:ilvl="3" w:tplc="40090001" w:tentative="1">
+    <w:lvl w:ilvl="6" w:tplc="40090001" w:tentative="1">
       <w:start w:val="1"/>
       <w:numFmt w:val="bullet"/>
       <w:lvlText w:val=""/>
       <w:lvlJc w:val="left"/>
       <w:pPr>
-        <w:ind w:left="3600" w:hanging="360"/>
+        <w:ind w:left="5040" w:hanging="360"/>
       </w:pPr>
       <w:rPr>
         <w:rFonts w:ascii="Symbol" w:hAnsi="Symbol" w:hint="default"/>
       </w:rPr>
     </w:lvl>
-    <w:lvl w:ilvl="4" w:tplc="40090003" w:tentative="1">
+    <w:lvl w:ilvl="7" w:tplc="40090003" w:tentative="1">
       <w:start w:val="1"/>
       <w:numFmt w:val="bullet"/>
       <w:lvlText w:val="o"/>
       <w:lvlJc w:val="left"/>
       <w:pPr>
-        <w:ind w:left="4320" w:hanging="360"/>
+        <w:ind w:left="5760" w:hanging="360"/>
       </w:pPr>
       <w:rPr>
         <w:rFonts w:ascii="Courier New" w:hAnsi="Courier New" w:cs="Courier New" w:hint="default"/>
       </w:rPr>
     </w:lvl>
-    <w:lvl w:ilvl="5" w:tplc="40090005" w:tentative="1">
+    <w:lvl w:ilvl="8" w:tplc="40090005" w:tentative="1">
       <w:start w:val="1"/>
       <w:numFmt w:val="bullet"/>
       <w:lvlText w:val=""/>
       <w:lvlJc w:val="left"/>
       <w:pPr>
-        <w:ind w:left="5040" w:hanging="360"/>
-      </w:pPr>
-      <w:rPr>
-        <w:rFonts w:ascii="Wingdings" w:hAnsi="Wingdings" w:hint="default"/>
-      </w:rPr>
-    </w:lvl>
-    <w:lvl w:ilvl="6" w:tplc="40090001" w:tentative="1">
-      <w:start w:val="1"/>
-      <w:numFmt w:val="bullet"/>
-      <w:lvlText w:val=""/>
-      <w:lvlJc w:val="left"/>
-      <w:pPr>
-        <w:ind w:left="5760" w:hanging="360"/>
-      </w:pPr>
-      <w:rPr>
-        <w:rFonts w:ascii="Symbol" w:hAnsi="Symbol" w:hint="default"/>
-      </w:rPr>
-    </w:lvl>
-    <w:lvl w:ilvl="7" w:tplc="40090003" w:tentative="1">
-      <w:start w:val="1"/>
-      <w:numFmt w:val="bullet"/>
-      <w:lvlText w:val="o"/>
-      <w:lvlJc w:val="left"/>
-      <w:pPr>
         <w:ind w:left="6480" w:hanging="360"/>
-      </w:pPr>
-      <w:rPr>
-        <w:rFonts w:ascii="Courier New" w:hAnsi="Courier New" w:cs="Courier New" w:hint="default"/>
-      </w:rPr>
-    </w:lvl>
-    <w:lvl w:ilvl="8" w:tplc="40090005" w:tentative="1">
-      <w:start w:val="1"/>
-      <w:numFmt w:val="bullet"/>
-      <w:lvlText w:val=""/>
-      <w:lvlJc w:val="left"/>
-      <w:pPr>
-        <w:ind w:left="7200" w:hanging="360"/>
       </w:pPr>
       <w:rPr>
         <w:rFonts w:ascii="Wingdings" w:hAnsi="Wingdings" w:hint="default"/>
@@ -29111,232 +30888,6 @@
     </w:lvl>
   </w:abstractNum>
   <w:abstractNum w:abstractNumId="45" w15:restartNumberingAfterBreak="0">
-    <w:nsid w:val="74EE2C89"/>
-    <w:multiLevelType w:val="hybridMultilevel"/>
-    <w:tmpl w:val="6FDE1900"/>
-    <w:lvl w:ilvl="0" w:tplc="4009000B">
-      <w:start w:val="1"/>
-      <w:numFmt w:val="bullet"/>
-      <w:lvlText w:val=""/>
-      <w:lvlJc w:val="left"/>
-      <w:pPr>
-        <w:ind w:left="720" w:hanging="360"/>
-      </w:pPr>
-      <w:rPr>
-        <w:rFonts w:ascii="Wingdings" w:hAnsi="Wingdings" w:hint="default"/>
-      </w:rPr>
-    </w:lvl>
-    <w:lvl w:ilvl="1" w:tplc="40090003" w:tentative="1">
-      <w:start w:val="1"/>
-      <w:numFmt w:val="bullet"/>
-      <w:lvlText w:val="o"/>
-      <w:lvlJc w:val="left"/>
-      <w:pPr>
-        <w:ind w:left="1440" w:hanging="360"/>
-      </w:pPr>
-      <w:rPr>
-        <w:rFonts w:ascii="Courier New" w:hAnsi="Courier New" w:cs="Courier New" w:hint="default"/>
-      </w:rPr>
-    </w:lvl>
-    <w:lvl w:ilvl="2" w:tplc="40090005" w:tentative="1">
-      <w:start w:val="1"/>
-      <w:numFmt w:val="bullet"/>
-      <w:lvlText w:val=""/>
-      <w:lvlJc w:val="left"/>
-      <w:pPr>
-        <w:ind w:left="2160" w:hanging="360"/>
-      </w:pPr>
-      <w:rPr>
-        <w:rFonts w:ascii="Wingdings" w:hAnsi="Wingdings" w:hint="default"/>
-      </w:rPr>
-    </w:lvl>
-    <w:lvl w:ilvl="3" w:tplc="40090001" w:tentative="1">
-      <w:start w:val="1"/>
-      <w:numFmt w:val="bullet"/>
-      <w:lvlText w:val=""/>
-      <w:lvlJc w:val="left"/>
-      <w:pPr>
-        <w:ind w:left="2880" w:hanging="360"/>
-      </w:pPr>
-      <w:rPr>
-        <w:rFonts w:ascii="Symbol" w:hAnsi="Symbol" w:hint="default"/>
-      </w:rPr>
-    </w:lvl>
-    <w:lvl w:ilvl="4" w:tplc="40090003" w:tentative="1">
-      <w:start w:val="1"/>
-      <w:numFmt w:val="bullet"/>
-      <w:lvlText w:val="o"/>
-      <w:lvlJc w:val="left"/>
-      <w:pPr>
-        <w:ind w:left="3600" w:hanging="360"/>
-      </w:pPr>
-      <w:rPr>
-        <w:rFonts w:ascii="Courier New" w:hAnsi="Courier New" w:cs="Courier New" w:hint="default"/>
-      </w:rPr>
-    </w:lvl>
-    <w:lvl w:ilvl="5" w:tplc="40090005" w:tentative="1">
-      <w:start w:val="1"/>
-      <w:numFmt w:val="bullet"/>
-      <w:lvlText w:val=""/>
-      <w:lvlJc w:val="left"/>
-      <w:pPr>
-        <w:ind w:left="4320" w:hanging="360"/>
-      </w:pPr>
-      <w:rPr>
-        <w:rFonts w:ascii="Wingdings" w:hAnsi="Wingdings" w:hint="default"/>
-      </w:rPr>
-    </w:lvl>
-    <w:lvl w:ilvl="6" w:tplc="40090001" w:tentative="1">
-      <w:start w:val="1"/>
-      <w:numFmt w:val="bullet"/>
-      <w:lvlText w:val=""/>
-      <w:lvlJc w:val="left"/>
-      <w:pPr>
-        <w:ind w:left="5040" w:hanging="360"/>
-      </w:pPr>
-      <w:rPr>
-        <w:rFonts w:ascii="Symbol" w:hAnsi="Symbol" w:hint="default"/>
-      </w:rPr>
-    </w:lvl>
-    <w:lvl w:ilvl="7" w:tplc="40090003" w:tentative="1">
-      <w:start w:val="1"/>
-      <w:numFmt w:val="bullet"/>
-      <w:lvlText w:val="o"/>
-      <w:lvlJc w:val="left"/>
-      <w:pPr>
-        <w:ind w:left="5760" w:hanging="360"/>
-      </w:pPr>
-      <w:rPr>
-        <w:rFonts w:ascii="Courier New" w:hAnsi="Courier New" w:cs="Courier New" w:hint="default"/>
-      </w:rPr>
-    </w:lvl>
-    <w:lvl w:ilvl="8" w:tplc="40090005" w:tentative="1">
-      <w:start w:val="1"/>
-      <w:numFmt w:val="bullet"/>
-      <w:lvlText w:val=""/>
-      <w:lvlJc w:val="left"/>
-      <w:pPr>
-        <w:ind w:left="6480" w:hanging="360"/>
-      </w:pPr>
-      <w:rPr>
-        <w:rFonts w:ascii="Wingdings" w:hAnsi="Wingdings" w:hint="default"/>
-      </w:rPr>
-    </w:lvl>
-  </w:abstractNum>
-  <w:abstractNum w:abstractNumId="46" w15:restartNumberingAfterBreak="0">
-    <w:nsid w:val="7B4024F6"/>
-    <w:multiLevelType w:val="hybridMultilevel"/>
-    <w:tmpl w:val="49CA2A72"/>
-    <w:lvl w:ilvl="0" w:tplc="40090001">
-      <w:start w:val="1"/>
-      <w:numFmt w:val="bullet"/>
-      <w:lvlText w:val=""/>
-      <w:lvlJc w:val="left"/>
-      <w:pPr>
-        <w:ind w:left="1200" w:hanging="360"/>
-      </w:pPr>
-      <w:rPr>
-        <w:rFonts w:ascii="Symbol" w:hAnsi="Symbol" w:hint="default"/>
-      </w:rPr>
-    </w:lvl>
-    <w:lvl w:ilvl="1" w:tplc="40090003" w:tentative="1">
-      <w:start w:val="1"/>
-      <w:numFmt w:val="bullet"/>
-      <w:lvlText w:val="o"/>
-      <w:lvlJc w:val="left"/>
-      <w:pPr>
-        <w:ind w:left="1920" w:hanging="360"/>
-      </w:pPr>
-      <w:rPr>
-        <w:rFonts w:ascii="Courier New" w:hAnsi="Courier New" w:cs="Courier New" w:hint="default"/>
-      </w:rPr>
-    </w:lvl>
-    <w:lvl w:ilvl="2" w:tplc="40090005" w:tentative="1">
-      <w:start w:val="1"/>
-      <w:numFmt w:val="bullet"/>
-      <w:lvlText w:val=""/>
-      <w:lvlJc w:val="left"/>
-      <w:pPr>
-        <w:ind w:left="2640" w:hanging="360"/>
-      </w:pPr>
-      <w:rPr>
-        <w:rFonts w:ascii="Wingdings" w:hAnsi="Wingdings" w:hint="default"/>
-      </w:rPr>
-    </w:lvl>
-    <w:lvl w:ilvl="3" w:tplc="40090001" w:tentative="1">
-      <w:start w:val="1"/>
-      <w:numFmt w:val="bullet"/>
-      <w:lvlText w:val=""/>
-      <w:lvlJc w:val="left"/>
-      <w:pPr>
-        <w:ind w:left="3360" w:hanging="360"/>
-      </w:pPr>
-      <w:rPr>
-        <w:rFonts w:ascii="Symbol" w:hAnsi="Symbol" w:hint="default"/>
-      </w:rPr>
-    </w:lvl>
-    <w:lvl w:ilvl="4" w:tplc="40090003" w:tentative="1">
-      <w:start w:val="1"/>
-      <w:numFmt w:val="bullet"/>
-      <w:lvlText w:val="o"/>
-      <w:lvlJc w:val="left"/>
-      <w:pPr>
-        <w:ind w:left="4080" w:hanging="360"/>
-      </w:pPr>
-      <w:rPr>
-        <w:rFonts w:ascii="Courier New" w:hAnsi="Courier New" w:cs="Courier New" w:hint="default"/>
-      </w:rPr>
-    </w:lvl>
-    <w:lvl w:ilvl="5" w:tplc="40090005" w:tentative="1">
-      <w:start w:val="1"/>
-      <w:numFmt w:val="bullet"/>
-      <w:lvlText w:val=""/>
-      <w:lvlJc w:val="left"/>
-      <w:pPr>
-        <w:ind w:left="4800" w:hanging="360"/>
-      </w:pPr>
-      <w:rPr>
-        <w:rFonts w:ascii="Wingdings" w:hAnsi="Wingdings" w:hint="default"/>
-      </w:rPr>
-    </w:lvl>
-    <w:lvl w:ilvl="6" w:tplc="40090001" w:tentative="1">
-      <w:start w:val="1"/>
-      <w:numFmt w:val="bullet"/>
-      <w:lvlText w:val=""/>
-      <w:lvlJc w:val="left"/>
-      <w:pPr>
-        <w:ind w:left="5520" w:hanging="360"/>
-      </w:pPr>
-      <w:rPr>
-        <w:rFonts w:ascii="Symbol" w:hAnsi="Symbol" w:hint="default"/>
-      </w:rPr>
-    </w:lvl>
-    <w:lvl w:ilvl="7" w:tplc="40090003" w:tentative="1">
-      <w:start w:val="1"/>
-      <w:numFmt w:val="bullet"/>
-      <w:lvlText w:val="o"/>
-      <w:lvlJc w:val="left"/>
-      <w:pPr>
-        <w:ind w:left="6240" w:hanging="360"/>
-      </w:pPr>
-      <w:rPr>
-        <w:rFonts w:ascii="Courier New" w:hAnsi="Courier New" w:cs="Courier New" w:hint="default"/>
-      </w:rPr>
-    </w:lvl>
-    <w:lvl w:ilvl="8" w:tplc="40090005" w:tentative="1">
-      <w:start w:val="1"/>
-      <w:numFmt w:val="bullet"/>
-      <w:lvlText w:val=""/>
-      <w:lvlJc w:val="left"/>
-      <w:pPr>
-        <w:ind w:left="6960" w:hanging="360"/>
-      </w:pPr>
-      <w:rPr>
-        <w:rFonts w:ascii="Wingdings" w:hAnsi="Wingdings" w:hint="default"/>
-      </w:rPr>
-    </w:lvl>
-  </w:abstractNum>
-  <w:abstractNum w:abstractNumId="47" w15:restartNumberingAfterBreak="0">
     <w:nsid w:val="7C010743"/>
     <w:multiLevelType w:val="hybridMultilevel"/>
     <w:tmpl w:val="9C946672"/>
@@ -29450,7 +31001,7 @@
     </w:lvl>
   </w:abstractNum>
   <w:num w:numId="1" w16cid:durableId="14962949">
-    <w:abstractNumId w:val="19"/>
+    <w:abstractNumId w:val="21"/>
   </w:num>
   <w:num w:numId="2" w16cid:durableId="149181851">
     <w:abstractNumId w:val="3"/>
@@ -29459,140 +31010,135 @@
     <w:abstractNumId w:val="7"/>
   </w:num>
   <w:num w:numId="4" w16cid:durableId="1885749709">
-    <w:abstractNumId w:val="24"/>
+    <w:abstractNumId w:val="27"/>
   </w:num>
   <w:num w:numId="5" w16cid:durableId="28266372">
-    <w:abstractNumId w:val="34"/>
+    <w:abstractNumId w:val="37"/>
   </w:num>
   <w:num w:numId="6" w16cid:durableId="1134787481">
-    <w:abstractNumId w:val="28"/>
+    <w:abstractNumId w:val="31"/>
   </w:num>
   <w:num w:numId="7" w16cid:durableId="1474827512">
     <w:abstractNumId w:val="14"/>
   </w:num>
   <w:num w:numId="8" w16cid:durableId="1609775300">
-    <w:abstractNumId w:val="36"/>
+    <w:abstractNumId w:val="38"/>
   </w:num>
   <w:num w:numId="9" w16cid:durableId="1170219889">
-    <w:abstractNumId w:val="16"/>
+    <w:abstractNumId w:val="17"/>
   </w:num>
   <w:num w:numId="10" w16cid:durableId="2116975670">
     <w:abstractNumId w:val="6"/>
   </w:num>
-  <w:num w:numId="11" w16cid:durableId="1547182082">
+  <w:num w:numId="11" w16cid:durableId="2112625029">
+    <w:abstractNumId w:val="9"/>
+  </w:num>
+  <w:num w:numId="12" w16cid:durableId="1338729746">
+    <w:abstractNumId w:val="2"/>
+  </w:num>
+  <w:num w:numId="13" w16cid:durableId="309483384">
+    <w:abstractNumId w:val="1"/>
+  </w:num>
+  <w:num w:numId="14" w16cid:durableId="593244562">
+    <w:abstractNumId w:val="23"/>
+  </w:num>
+  <w:num w:numId="15" w16cid:durableId="1926842614">
+    <w:abstractNumId w:val="30"/>
+  </w:num>
+  <w:num w:numId="16" w16cid:durableId="146560154">
+    <w:abstractNumId w:val="36"/>
+  </w:num>
+  <w:num w:numId="17" w16cid:durableId="840042541">
+    <w:abstractNumId w:val="34"/>
+  </w:num>
+  <w:num w:numId="18" w16cid:durableId="1380780856">
+    <w:abstractNumId w:val="10"/>
+  </w:num>
+  <w:num w:numId="19" w16cid:durableId="335425835">
+    <w:abstractNumId w:val="40"/>
+  </w:num>
+  <w:num w:numId="20" w16cid:durableId="584337632">
+    <w:abstractNumId w:val="5"/>
+  </w:num>
+  <w:num w:numId="21" w16cid:durableId="1574394578">
+    <w:abstractNumId w:val="39"/>
+  </w:num>
+  <w:num w:numId="22" w16cid:durableId="1353720916">
+    <w:abstractNumId w:val="32"/>
+  </w:num>
+  <w:num w:numId="23" w16cid:durableId="1888103129">
+    <w:abstractNumId w:val="45"/>
+  </w:num>
+  <w:num w:numId="24" w16cid:durableId="1271470716">
+    <w:abstractNumId w:val="26"/>
+  </w:num>
+  <w:num w:numId="25" w16cid:durableId="35857835">
+    <w:abstractNumId w:val="29"/>
+  </w:num>
+  <w:num w:numId="26" w16cid:durableId="1423263815">
+    <w:abstractNumId w:val="4"/>
+  </w:num>
+  <w:num w:numId="27" w16cid:durableId="44447536">
+    <w:abstractNumId w:val="41"/>
+  </w:num>
+  <w:num w:numId="28" w16cid:durableId="14769884">
+    <w:abstractNumId w:val="33"/>
+  </w:num>
+  <w:num w:numId="29" w16cid:durableId="134567161">
+    <w:abstractNumId w:val="15"/>
+  </w:num>
+  <w:num w:numId="30" w16cid:durableId="1576665132">
+    <w:abstractNumId w:val="19"/>
+  </w:num>
+  <w:num w:numId="31" w16cid:durableId="939029641">
+    <w:abstractNumId w:val="0"/>
+  </w:num>
+  <w:num w:numId="32" w16cid:durableId="78259486">
+    <w:abstractNumId w:val="12"/>
+  </w:num>
+  <w:num w:numId="33" w16cid:durableId="2024937938">
+    <w:abstractNumId w:val="22"/>
+  </w:num>
+  <w:num w:numId="34" w16cid:durableId="1959674756">
     <w:abstractNumId w:val="35"/>
   </w:num>
-  <w:num w:numId="12" w16cid:durableId="2112625029">
-    <w:abstractNumId w:val="9"/>
+  <w:num w:numId="35" w16cid:durableId="25369738">
+    <w:abstractNumId w:val="11"/>
   </w:num>
-  <w:num w:numId="13" w16cid:durableId="1338729746">
-    <w:abstractNumId w:val="2"/>
+  <w:num w:numId="36" w16cid:durableId="2047683064">
+    <w:abstractNumId w:val="28"/>
   </w:num>
-  <w:num w:numId="14" w16cid:durableId="309483384">
-    <w:abstractNumId w:val="1"/>
-  </w:num>
-  <w:num w:numId="15" w16cid:durableId="593244562">
-    <w:abstractNumId w:val="21"/>
-  </w:num>
-  <w:num w:numId="16" w16cid:durableId="1926842614">
-    <w:abstractNumId w:val="27"/>
-  </w:num>
-  <w:num w:numId="17" w16cid:durableId="146560154">
-    <w:abstractNumId w:val="33"/>
-  </w:num>
-  <w:num w:numId="18" w16cid:durableId="840042541">
-    <w:abstractNumId w:val="31"/>
-  </w:num>
-  <w:num w:numId="19" w16cid:durableId="1380780856">
-    <w:abstractNumId w:val="10"/>
-  </w:num>
-  <w:num w:numId="20" w16cid:durableId="335425835">
-    <w:abstractNumId w:val="39"/>
-  </w:num>
-  <w:num w:numId="21" w16cid:durableId="584337632">
-    <w:abstractNumId w:val="5"/>
-  </w:num>
-  <w:num w:numId="22" w16cid:durableId="1574394578">
-    <w:abstractNumId w:val="37"/>
-  </w:num>
-  <w:num w:numId="23" w16cid:durableId="1353720916">
-    <w:abstractNumId w:val="29"/>
-  </w:num>
-  <w:num w:numId="24" w16cid:durableId="1888103129">
-    <w:abstractNumId w:val="47"/>
-  </w:num>
-  <w:num w:numId="25" w16cid:durableId="1271470716">
-    <w:abstractNumId w:val="23"/>
-  </w:num>
-  <w:num w:numId="26" w16cid:durableId="35857835">
-    <w:abstractNumId w:val="26"/>
-  </w:num>
-  <w:num w:numId="27" w16cid:durableId="1423263815">
-    <w:abstractNumId w:val="4"/>
-  </w:num>
-  <w:num w:numId="28" w16cid:durableId="1942638293">
-    <w:abstractNumId w:val="45"/>
-  </w:num>
-  <w:num w:numId="29" w16cid:durableId="44447536">
-    <w:abstractNumId w:val="40"/>
-  </w:num>
-  <w:num w:numId="30" w16cid:durableId="14769884">
-    <w:abstractNumId w:val="30"/>
-  </w:num>
-  <w:num w:numId="31" w16cid:durableId="134567161">
-    <w:abstractNumId w:val="15"/>
-  </w:num>
-  <w:num w:numId="32" w16cid:durableId="1576665132">
-    <w:abstractNumId w:val="17"/>
-  </w:num>
-  <w:num w:numId="33" w16cid:durableId="939029641">
-    <w:abstractNumId w:val="0"/>
-  </w:num>
-  <w:num w:numId="34" w16cid:durableId="78259486">
-    <w:abstractNumId w:val="12"/>
-  </w:num>
-  <w:num w:numId="35" w16cid:durableId="2024937938">
+  <w:num w:numId="37" w16cid:durableId="785999299">
     <w:abstractNumId w:val="20"/>
   </w:num>
-  <w:num w:numId="36" w16cid:durableId="1214585172">
-    <w:abstractNumId w:val="41"/>
+  <w:num w:numId="38" w16cid:durableId="206918505">
+    <w:abstractNumId w:val="13"/>
   </w:num>
-  <w:num w:numId="37" w16cid:durableId="1248076424">
-    <w:abstractNumId w:val="38"/>
+  <w:num w:numId="39" w16cid:durableId="202523524">
+    <w:abstractNumId w:val="25"/>
   </w:num>
-  <w:num w:numId="38" w16cid:durableId="2070882182">
+  <w:num w:numId="40" w16cid:durableId="1490828592">
+    <w:abstractNumId w:val="44"/>
+  </w:num>
+  <w:num w:numId="41" w16cid:durableId="1311061409">
+    <w:abstractNumId w:val="8"/>
+  </w:num>
+  <w:num w:numId="42" w16cid:durableId="2090348604">
+    <w:abstractNumId w:val="16"/>
+  </w:num>
+  <w:num w:numId="43" w16cid:durableId="635716551">
+    <w:abstractNumId w:val="18"/>
+  </w:num>
+  <w:num w:numId="44" w16cid:durableId="2008363514">
     <w:abstractNumId w:val="43"/>
   </w:num>
-  <w:num w:numId="39" w16cid:durableId="95057230">
+  <w:num w:numId="45" w16cid:durableId="189029512">
     <w:abstractNumId w:val="42"/>
   </w:num>
-  <w:num w:numId="40" w16cid:durableId="403140608">
-    <w:abstractNumId w:val="46"/>
+  <w:num w:numId="46" w16cid:durableId="1196386806">
+    <w:abstractNumId w:val="24"/>
   </w:num>
-  <w:num w:numId="41" w16cid:durableId="1959674756">
-    <w:abstractNumId w:val="32"/>
-  </w:num>
-  <w:num w:numId="42" w16cid:durableId="25369738">
-    <w:abstractNumId w:val="11"/>
-  </w:num>
-  <w:num w:numId="43" w16cid:durableId="2047683064">
-    <w:abstractNumId w:val="25"/>
-  </w:num>
-  <w:num w:numId="44" w16cid:durableId="785999299">
-    <w:abstractNumId w:val="18"/>
-  </w:num>
-  <w:num w:numId="45" w16cid:durableId="206918505">
-    <w:abstractNumId w:val="13"/>
-  </w:num>
-  <w:num w:numId="46" w16cid:durableId="202523524">
-    <w:abstractNumId w:val="22"/>
-  </w:num>
-  <w:num w:numId="47" w16cid:durableId="1490828592">
-    <w:abstractNumId w:val="44"/>
-  </w:num>
-  <w:num w:numId="48" w16cid:durableId="1311061409">
-    <w:abstractNumId w:val="8"/>
-  </w:num>
+  <w:numIdMacAtCleanup w:val="45"/>
 </w:numbering>
 </file>
 
@@ -30200,6 +31746,7 @@
   <w:style w:type="character" w:default="1" w:styleId="DefaultParagraphFont">
     <w:name w:val="Default Paragraph Font"/>
     <w:uiPriority w:val="1"/>
+    <w:semiHidden/>
     <w:unhideWhenUsed/>
   </w:style>
   <w:style w:type="table" w:default="1" w:styleId="TableNormal">
